--- a/klagomål/A 27768-2026 FSC-klagomål.docx
+++ b/klagomål/A 27768-2026 FSC-klagomål.docx
@@ -731,7 +731,7 @@
     <w:r>
       <w:tab/>
       <w:tab/>
-      <w:t>2026-06-19</w:t>
+      <w:t>2026-06-20</w:t>
       <w:br/>
       <w:br/>
     </w:r>

--- a/klagomål/A 27768-2026 FSC-klagomål.docx
+++ b/klagomål/A 27768-2026 FSC-klagomål.docx
@@ -168,38 +168,7 @@
     </w:p>
     <w:p>
       <w:r>
-        <w:t>Detta dokument behandlar höga naturvärden i avverkningsanmälan A 27768-2026 i Sorsele kommun som inkom 2026-06-18 och omfattar 29,7 ha.</w:t>
-      </w:r>
-    </w:p>
-    <w:p>
-      <w:r>
-        <w:t>Nedan presenteras fynd av naturvårdsarter som gjorts i det avverkningsanmälda området, samt relevanta utdrag ur standarderna för FSC, Chain of Custody, Controlled Wood och PEFC.</w:t>
-      </w:r>
-    </w:p>
-    <w:p>
-      <w:r>
-        <w:t>Vi förväntar oss att ni återkommer med ett skriftligt svar på vårt klagomål och även beskriver vilka korrigerande åtgärder ni satt in för att rätta till identifierade brister i er efterlevnad av den svenska FSC standarden.</w:t>
-      </w:r>
-    </w:p>
-    <w:p>
-      <w:pPr>
-        <w:pStyle w:val="Heading1"/>
-      </w:pPr>
-      <w:r>
-        <w:t>Naturvårdsarter</w:t>
-      </w:r>
-    </w:p>
-    <w:p>
-      <w:r>
-        <w:t>I avverkningsanmälan har följande 2 naturvårdsarter hittats: bårdlav (S, T) och skinnlav (S, T). Arter som är signalarter enligt Skogsstyrelsen har markerats med (S). Typiska arter inom Natura 2000 som är kopplade till skogsekosystem har markerats med (T).</w:t>
-      </w:r>
-    </w:p>
-    <w:p>
-      <w:r>
-        <w:t>De påträffade naturvårdsarterna är ett tydligt kvitto på att det rör sig om en skog med höga naturvärden.</w:t>
-      </w:r>
-      <w:r>
-        <w:t xml:space="preserve"> I Figur 1 visas fyndplatser för naturvårdsarter i området, som finns registrerade på Artportalen.</w:t>
+        <w:t>Detta klagomål behandlar höga naturvärden i avverkningsanmälan A 27768-2026 i Sorsele kommun som inkom 2026-06-18 och omfattar 29,7 ha.</w:t>
       </w:r>
     </w:p>
     <w:p>
@@ -247,7 +216,35 @@
         <w:spacing w:after="240"/>
       </w:pPr>
       <w:r>
-        <w:t>Figur 1. Fyndplatser för naturvårdsarter i avverkningsanmälan (röd linje). Markörer utan svart kant är placerade på fyndplatsen. Markörer med svart kant är placerade vid sidan av fyndplatsen och har ett svart streck som visar fyndplatsens exakta position. Kartans mittpunktskoordinat är N 7259185, E 629927 i SWEREF 99 TM.</w:t>
+        <w:t>Figur 1. Fyndplatser för naturvårdsarter i avverkningsanmälan. Markörer utan svart kant är placerade på fyndplatsen. Markörer med svart kant är placerade vid sidan av fyndplatsen har ett svart streck som visar fyndplatsens exakta position. Kartans mittpunktskoordinat är N 7259185, E 629927 i SWEREF 99 TM.</w:t>
+      </w:r>
+    </w:p>
+    <w:p>
+      <w:r>
+        <w:t>I avverkningsanmälan finns fynd av 2 naturvårdsarter, varav 2 är typiska (T) och 2 är signalarter (S): bårdlav (S, T) och skinnlav (S, T). Se Figur 1.</w:t>
+      </w:r>
+    </w:p>
+    <w:p>
+      <w:r>
+        <w:t>Nedan presenteras relevanta utdrag ur standarderna för FSC, Chain of Custody, Controlled Wood och PEFC.</w:t>
+      </w:r>
+    </w:p>
+    <w:p>
+      <w:r>
+        <w:t>Vi förväntar oss att ni återkommer med ett skriftligt svar på vårt klagomål och även beskriver vilka korrigerande åtgärder ni satt in för att rätta till identifierade brister i er efterlevnad av den svenska FSC standarden.</w:t>
+      </w:r>
+    </w:p>
+    <w:p>
+      <w:pPr>
+        <w:pStyle w:val="Heading1"/>
+      </w:pPr>
+      <w:r>
+        <w:t>Naturvårdsarter och fridlysta arter</w:t>
+      </w:r>
+    </w:p>
+    <w:p>
+      <w:r>
+        <w:t>Nedan följer beskrivningar av de naturvårdsarter och fridlysta arter som har sina livsmiljöer och växtplatser i den avverkningsanmälda skogen. De påträffade naturvårdsarterna är ett tydligt kvitto på att det rör sig om en skog med höga naturvärden.</w:t>
       </w:r>
     </w:p>
     <w:p>
@@ -731,7 +728,7 @@
     <w:r>
       <w:tab/>
       <w:tab/>
-      <w:t>2026-06-20</w:t>
+      <w:t>2026-06-21</w:t>
       <w:br/>
       <w:br/>
     </w:r>

--- a/klagomål/A 27768-2026 FSC-klagomål.docx
+++ b/klagomål/A 27768-2026 FSC-klagomål.docx
@@ -728,7 +728,7 @@
     <w:r>
       <w:tab/>
       <w:tab/>
-      <w:t>2026-06-21</w:t>
+      <w:t>2026-06-22</w:t>
       <w:br/>
       <w:br/>
     </w:r>

--- a/klagomål/A 27768-2026 FSC-klagomål.docx
+++ b/klagomål/A 27768-2026 FSC-klagomål.docx
@@ -728,7 +728,7 @@
     <w:r>
       <w:tab/>
       <w:tab/>
-      <w:t>2026-06-22</w:t>
+      <w:t>2026-06-23</w:t>
       <w:br/>
       <w:br/>
     </w:r>

--- a/klagomål/A 27768-2026 FSC-klagomål.docx
+++ b/klagomål/A 27768-2026 FSC-klagomål.docx
@@ -728,7 +728,7 @@
     <w:r>
       <w:tab/>
       <w:tab/>
-      <w:t>2026-06-23</w:t>
+      <w:t>2026-06-24</w:t>
       <w:br/>
       <w:br/>
     </w:r>

--- a/klagomål/A 27768-2026 FSC-klagomål.docx
+++ b/klagomål/A 27768-2026 FSC-klagomål.docx
@@ -728,7 +728,7 @@
     <w:r>
       <w:tab/>
       <w:tab/>
-      <w:t>2026-06-24</w:t>
+      <w:t>2026-06-25</w:t>
       <w:br/>
       <w:br/>
     </w:r>

--- a/klagomål/A 27768-2026 FSC-klagomål.docx
+++ b/klagomål/A 27768-2026 FSC-klagomål.docx
@@ -728,7 +728,7 @@
     <w:r>
       <w:tab/>
       <w:tab/>
-      <w:t>2026-06-25</w:t>
+      <w:t>2026-06-26</w:t>
       <w:br/>
       <w:br/>
     </w:r>

--- a/klagomål/A 27768-2026 FSC-klagomål.docx
+++ b/klagomål/A 27768-2026 FSC-klagomål.docx
@@ -728,7 +728,7 @@
     <w:r>
       <w:tab/>
       <w:tab/>
-      <w:t>2026-06-26</w:t>
+      <w:t>2026-06-27</w:t>
       <w:br/>
       <w:br/>
     </w:r>

--- a/klagomål/A 27768-2026 FSC-klagomål.docx
+++ b/klagomål/A 27768-2026 FSC-klagomål.docx
@@ -728,7 +728,7 @@
     <w:r>
       <w:tab/>
       <w:tab/>
-      <w:t>2026-06-27</w:t>
+      <w:t>2026-06-28</w:t>
       <w:br/>
       <w:br/>
     </w:r>

--- a/klagomål/A 27768-2026 FSC-klagomål.docx
+++ b/klagomål/A 27768-2026 FSC-klagomål.docx
@@ -728,7 +728,7 @@
     <w:r>
       <w:tab/>
       <w:tab/>
-      <w:t>2026-06-28</w:t>
+      <w:t>2026-06-29</w:t>
       <w:br/>
       <w:br/>
     </w:r>

--- a/klagomål/A 27768-2026 FSC-klagomål.docx
+++ b/klagomål/A 27768-2026 FSC-klagomål.docx
@@ -728,7 +728,7 @@
     <w:r>
       <w:tab/>
       <w:tab/>
-      <w:t>2026-06-29</w:t>
+      <w:t>2026-06-30</w:t>
       <w:br/>
       <w:br/>
     </w:r>

--- a/klagomål/A 27768-2026 FSC-klagomål.docx
+++ b/klagomål/A 27768-2026 FSC-klagomål.docx
@@ -728,7 +728,7 @@
     <w:r>
       <w:tab/>
       <w:tab/>
-      <w:t>2026-06-30</w:t>
+      <w:t>2026-07-01</w:t>
       <w:br/>
       <w:br/>
     </w:r>

--- a/klagomål/A 27768-2026 FSC-klagomål.docx
+++ b/klagomål/A 27768-2026 FSC-klagomål.docx
@@ -728,7 +728,7 @@
     <w:r>
       <w:tab/>
       <w:tab/>
-      <w:t>2026-07-13</w:t>
+      <w:t>2026-07-14</w:t>
       <w:br/>
       <w:br/>
     </w:r>

--- a/klagomål/A 27768-2026 FSC-klagomål.docx
+++ b/klagomål/A 27768-2026 FSC-klagomål.docx
@@ -728,7 +728,7 @@
     <w:r>
       <w:tab/>
       <w:tab/>
-      <w:t>2026-07-14</w:t>
+      <w:t>2026-07-15</w:t>
       <w:br/>
       <w:br/>
     </w:r>

--- a/klagomål/A 27768-2026 FSC-klagomål.docx
+++ b/klagomål/A 27768-2026 FSC-klagomål.docx
@@ -728,7 +728,7 @@
     <w:r>
       <w:tab/>
       <w:tab/>
-      <w:t>2026-07-15</w:t>
+      <w:t>2026-07-16</w:t>
       <w:br/>
       <w:br/>
     </w:r>

--- a/klagomål/A 27768-2026 FSC-klagomål.docx
+++ b/klagomål/A 27768-2026 FSC-klagomål.docx
@@ -728,7 +728,7 @@
     <w:r>
       <w:tab/>
       <w:tab/>
-      <w:t>2026-07-16</w:t>
+      <w:t>2026-07-17</w:t>
       <w:br/>
       <w:br/>
     </w:r>

--- a/klagomål/A 27768-2026 FSC-klagomål.docx
+++ b/klagomål/A 27768-2026 FSC-klagomål.docx
@@ -728,7 +728,7 @@
     <w:r>
       <w:tab/>
       <w:tab/>
-      <w:t>2026-07-17</w:t>
+      <w:t>2026-07-18</w:t>
       <w:br/>
       <w:br/>
     </w:r>

--- a/klagomål/A 27768-2026 FSC-klagomål.docx
+++ b/klagomål/A 27768-2026 FSC-klagomål.docx
@@ -728,7 +728,7 @@
     <w:r>
       <w:tab/>
       <w:tab/>
-      <w:t>2026-07-18</w:t>
+      <w:t>2026-07-19</w:t>
       <w:br/>
       <w:br/>
     </w:r>

--- a/klagomål/A 27768-2026 FSC-klagomål.docx
+++ b/klagomål/A 27768-2026 FSC-klagomål.docx
@@ -728,7 +728,7 @@
     <w:r>
       <w:tab/>
       <w:tab/>
-      <w:t>2026-07-19</w:t>
+      <w:t>2026-07-20</w:t>
       <w:br/>
       <w:br/>
     </w:r>

--- a/klagomål/A 27768-2026 FSC-klagomål.docx
+++ b/klagomål/A 27768-2026 FSC-klagomål.docx
@@ -728,7 +728,7 @@
     <w:r>
       <w:tab/>
       <w:tab/>
-      <w:t>2026-07-20</w:t>
+      <w:t>2026-07-21</w:t>
       <w:br/>
       <w:br/>
     </w:r>

--- a/klagomål/A 27768-2026 FSC-klagomål.docx
+++ b/klagomål/A 27768-2026 FSC-klagomål.docx
@@ -728,7 +728,7 @@
     <w:r>
       <w:tab/>
       <w:tab/>
-      <w:t>2026-07-21</w:t>
+      <w:t>2026-07-22</w:t>
       <w:br/>
       <w:br/>
     </w:r>

--- a/klagomål/A 27768-2026 FSC-klagomål.docx
+++ b/klagomål/A 27768-2026 FSC-klagomål.docx
@@ -728,7 +728,7 @@
     <w:r>
       <w:tab/>
       <w:tab/>
-      <w:t>2026-07-22</w:t>
+      <w:t>2026-07-23</w:t>
       <w:br/>
       <w:br/>
     </w:r>

--- a/klagomål/A 27768-2026 FSC-klagomål.docx
+++ b/klagomål/A 27768-2026 FSC-klagomål.docx
@@ -728,7 +728,7 @@
     <w:r>
       <w:tab/>
       <w:tab/>
-      <w:t>2026-07-23</w:t>
+      <w:t>2026-07-24</w:t>
       <w:br/>
       <w:br/>
     </w:r>

--- a/klagomål/A 27768-2026 FSC-klagomål.docx
+++ b/klagomål/A 27768-2026 FSC-klagomål.docx
@@ -728,7 +728,7 @@
     <w:r>
       <w:tab/>
       <w:tab/>
-      <w:t>2026-07-24</w:t>
+      <w:t>2026-07-25</w:t>
       <w:br/>
       <w:br/>
     </w:r>

--- a/klagomål/A 27768-2026 FSC-klagomål.docx
+++ b/klagomål/A 27768-2026 FSC-klagomål.docx
@@ -728,7 +728,7 @@
     <w:r>
       <w:tab/>
       <w:tab/>
-      <w:t>2026-07-25</w:t>
+      <w:t>2026-07-26</w:t>
       <w:br/>
       <w:br/>
     </w:r>

--- a/klagomål/A 27768-2026 FSC-klagomål.docx
+++ b/klagomål/A 27768-2026 FSC-klagomål.docx
@@ -728,7 +728,7 @@
     <w:r>
       <w:tab/>
       <w:tab/>
-      <w:t>2026-07-26</w:t>
+      <w:t>2026-07-27</w:t>
       <w:br/>
       <w:br/>
     </w:r>

--- a/klagomål/A 27768-2026 FSC-klagomål.docx
+++ b/klagomål/A 27768-2026 FSC-klagomål.docx
@@ -728,7 +728,7 @@
     <w:r>
       <w:tab/>
       <w:tab/>
-      <w:t>2026-07-27</w:t>
+      <w:t>2026-07-28</w:t>
       <w:br/>
       <w:br/>
     </w:r>

--- a/klagomål/A 27768-2026 FSC-klagomål.docx
+++ b/klagomål/A 27768-2026 FSC-klagomål.docx
@@ -163,7 +163,7 @@
         <w:pStyle w:val="Title"/>
       </w:pPr>
       <w:r>
-        <w:t>Inledande FSC- /PEFC-klagomål – information om höga naturvärden i avverkningsanmälan A 27768-2026 i Sorsele kommun</w:t>
+        <w:t>Inledande FSC- /PEFC-klagomål – information om höga naturvärden och fridlysta arter i avverkningsanmälan A 27768-2026 i Sorsele kommun</w:t>
       </w:r>
     </w:p>
     <w:p>
@@ -178,7 +178,7 @@
       <w:r>
         <w:drawing>
           <wp:inline xmlns:a="http://schemas.openxmlformats.org/drawingml/2006/main" xmlns:pic="http://schemas.openxmlformats.org/drawingml/2006/picture">
-            <wp:extent cx="5486400" cy="5260157"/>
+            <wp:extent cx="5486400" cy="5624031"/>
             <wp:docPr id="1" name="Picture 1"/>
             <wp:cNvGraphicFramePr>
               <a:graphicFrameLocks noChangeAspect="1"/>
@@ -199,7 +199,7 @@
                   <pic:spPr>
                     <a:xfrm>
                       <a:off x="0" y="0"/>
-                      <a:ext cx="5486400" cy="5260157"/>
+                      <a:ext cx="5486400" cy="5624031"/>
                     </a:xfrm>
                     <a:prstGeom prst="rect"/>
                   </pic:spPr>
@@ -216,12 +216,12 @@
         <w:spacing w:after="240"/>
       </w:pPr>
       <w:r>
-        <w:t>Figur 1. Fyndplatser för naturvårdsarter i avverkningsanmälan. Markörer utan svart kant är placerade på fyndplatsen. Markörer med svart kant är placerade vid sidan av fyndplatsen har ett svart streck som visar fyndplatsens exakta position. Kartans mittpunktskoordinat är N 7259185, E 629927 i SWEREF 99 TM.</w:t>
+        <w:t>Figur 1. Fyndplatser för naturvårdsarter i och inom 8 meter från avverkningsanmälan. Markörer utan svart kant är placerade på fyndplatsen. Markörer med svart kant är placerade vid sidan av fyndplatsen har ett svart streck som visar fyndplatsens exakta position. Kartans mittpunktskoordinat är N 7259185, E 629927 i SWEREF 99 TM.</w:t>
       </w:r>
     </w:p>
     <w:p>
       <w:r>
-        <w:t>I avverkningsanmälan finns fynd av 2 naturvårdsarter, varav 2 är typiska (T) och 2 är signalarter (S): bårdlav (S, T) och skinnlav (S, T). Se Figur 1.</w:t>
+        <w:t>I och inom 8 meter från avverkningsanmälan finns fynd av 22 naturvårdsarter, varav 14 är rödlistade, 5 är fridlysta, 17 är typiska (T) och 6 är signalarter (S): fläckporing (VU, T), garnlav (VU, T), knärot (VU, T, §8), dvärgbägarlav (NT, T), gammelgransskål (NT, T), kolflarnlav (NT, T), mörk kolflarnlav (NT), nordtagging (NT), tallticka (NT, T), talltita (NT, §4), tretåig hackspett (NT, T, §4), ullticka (NT, T), vaddporing (NT), vedskivlav (NT, T), bårdlav (S, T), luddlav (S, T), skinnlav (S, T), spindelblomster (S, T, §8), stuplav (S, T), vedticka (S, T), kötticka (T) och orre (§4). Se Figur 1.</w:t>
       </w:r>
     </w:p>
     <w:p>
@@ -244,7 +244,394 @@
     </w:p>
     <w:p>
       <w:r>
-        <w:t>Nedan följer beskrivningar av de naturvårdsarter och fridlysta arter som har sina livsmiljöer och växtplatser i den avverkningsanmälda skogen. De påträffade naturvårdsarterna är ett tydligt kvitto på att det rör sig om en skog med höga naturvärden.</w:t>
+        <w:t>Nedan följer beskrivningar av de naturvårdsarter och fridlysta arter som har sina livsmiljöer och växtplatser i den avverkningsanmälda skogen. Se även ytterligare artfakta i BILAGA 1. De påträffade naturvårdsarterna är ett tydligt kvitto på att det rör sig om en skog med höga naturvärden.</w:t>
+      </w:r>
+    </w:p>
+    <w:p>
+      <w:r>
+        <w:rPr>
+          <w:b/>
+        </w:rPr>
+        <w:t>Fläckporing (VU)</w:t>
+      </w:r>
+      <w:r>
+        <w:t xml:space="preserve"> är en mycket bra signalart som visar på tallnaturskogar med höga naturvärden. Den är placerad högst upp i Skogsstyrelsens värdepyramid för bedömning av skog med höga naturvärden och indikerar områden som är mer eller mindre opåverkade av skogsbruk och där det funnits en kontinuitet av tallågor i olika nedbrytningsstadier. För att på lång sikt bibehålla livskraftiga populationer i ett område behövs troligen större skyddade områden som tillåter att man upprätthåller en naturlig branddynamik. Fläckporing är typisk art för </w:t>
+      </w:r>
+      <w:r>
+        <w:rPr>
+          <w:i/>
+        </w:rPr>
+        <w:t>9010 Taiga</w:t>
+      </w:r>
+      <w:r>
+        <w:t xml:space="preserve"> (SLU Artdatabanken, 2024; Nitare &amp; Skogsstyrelsen, 2019).</w:t>
+      </w:r>
+    </w:p>
+    <w:p>
+      <w:r>
+        <w:rPr>
+          <w:b/>
+        </w:rPr>
+        <w:t>Garnlav (VU)</w:t>
+      </w:r>
+      <w:r>
+        <w:t xml:space="preserve"> är en utpräglad barrskogsart som ibland kan drapera träden i norrländska grannaturskogar med hög luftfuktighet. Den förekommer även i talldominerade bestånd där den, förutom i trädens grenverk, påträffas hängande över ojämnheter i tallbarken. Arten har minskat starkt i södra och mellersta Sverige och den minskar även i sitt nordliga utbredningsområde. Minskningstakten uppgår till 30 (20–50) % inom 50 år och överstiger gränsvärdet för Sårbar (VU). Orsaken till tillbakagången beror främst på slutavverkningar av naturskogsartade skogar. Bestånd med riklig förekomst bör regelmässigt sparas, vilket även gynnar flera andra sällsynta och rödlistade arter. Garnlav är värdväxt för den mycket sällsynta och akut hotade fjärilen barrskogslavfly (CR) som hör hemma i boreala barrskogar med riklig förekomst av värdväxten. Tidigare kunde arten konstateras årligen på flera platser vid Dala-Floda i Dalarna innan lokalerna kalavverkades. Senaste fyndet i landet av barrskogslavfly är från år 2000 då den påträffades vid Högberget i Sollefteå kommun. Garnlav är typisk art för </w:t>
+      </w:r>
+      <w:r>
+        <w:rPr>
+          <w:i/>
+        </w:rPr>
+        <w:t xml:space="preserve">9010 Taiga </w:t>
+      </w:r>
+      <w:r>
+        <w:t>och</w:t>
+      </w:r>
+      <w:r>
+        <w:rPr>
+          <w:i/>
+        </w:rPr>
+        <w:t xml:space="preserve"> 9070 Trädklädd betesmark</w:t>
+      </w:r>
+      <w:r>
+        <w:t xml:space="preserve"> (SLU Artdatabanken, 2026).</w:t>
+      </w:r>
+    </w:p>
+    <w:p>
+      <w:r>
+        <w:rPr>
+          <w:b/>
+        </w:rPr>
+        <w:t>Knärot (VU, §8)</w:t>
+      </w:r>
+      <w:r>
+        <w:t xml:space="preserve"> är typisk art för </w:t>
+      </w:r>
+      <w:r>
+        <w:rPr>
+          <w:i/>
+        </w:rPr>
+        <w:t xml:space="preserve">9010 Taiga </w:t>
+      </w:r>
+      <w:r>
+        <w:t>och</w:t>
+      </w:r>
+      <w:r>
+        <w:rPr>
+          <w:i/>
+        </w:rPr>
+        <w:t xml:space="preserve"> 9050 Näringsrik granskog</w:t>
+      </w:r>
+      <w:r>
+        <w:t xml:space="preserve">, rödlistad som sårbar och fridlyst enligt 8§ artskyddsförordningen. En nyligen genomförd analys av 79 floraväktarlokaler indikerar att det behövs någonstans mellan 100 och 150 meters skyddszon för att en knärotspopulation inte ska dö ut på lång sikt (Sebestyén &amp; Sundberg, 2025). Detta ligger väl i linje med tidigare genomförda studier som visar att det krävs väl tilltagna buffertzoner för att knäroten inte ska ta skada av skogsbruksåtgärder i intilliggande skog (Johnson, 2014; Koelmeijer m.fl., 2022; Skogsstyrelsen, 2022). Arten är även känslig för gallring vilket framgår av Skogsstyrelsens egen vägledning för hänsyn till knärot (Skogsstyrelsen, 2022). Ytterligare en studie visar på den starka korrelationen mellan minskande arealer kontinuitetsskog och lokal utdöenderisk. Knäroten uppvisade en mycket låg koloniseringsgrad (0,7 % över 10 år) i kombination med hög lokal utrotningsrisk (75,2 %), där utrotningssannolikheten ökade kraftigt när arealen kontinuitetsskog minskade mellan undersökningar, t.ex. på grund av kalhyggesbruk (Johansson et al., 2026). För rika förekomster av knärot är reservatsbildning eller biotopskydd lämpliga åtgärder för att skydda den. På knärot kan den sällsynta rostsvampen </w:t>
+      </w:r>
+      <w:r>
+        <w:rPr>
+          <w:i/>
+        </w:rPr>
+        <w:t>Pucciniastrum goodyerae</w:t>
+      </w:r>
+      <w:r>
+        <w:t xml:space="preserve"> påträffas. </w:t>
+      </w:r>
+      <w:r>
+        <w:rPr>
+          <w:i/>
+        </w:rPr>
+        <w:t>Pucciniastrum goodyerae</w:t>
+      </w:r>
+      <w:r>
+        <w:t xml:space="preserve"> är klassad som NE (ej bedömd) i rödlistan (SLU Artdatabanken, 2024).</w:t>
+      </w:r>
+    </w:p>
+    <w:p>
+      <w:r>
+        <w:t>I det avverkningsanmälda området finns 13 fyndplatser för knärot registrerade på Artportalen. Figur 2 visar gränserna för buffertzoner på 50 m, som behöver lämnas kring fyndplatserna för att knärotslokalerna inte ska försvinna vid en avverkning. Av det avverkningsanmälda området överlappar 2.97 ha med buffertzonerna och får av detta skäl inte avverkas.</w:t>
+      </w:r>
+    </w:p>
+    <w:p>
+      <w:pPr>
+        <w:pStyle w:val="Caption"/>
+      </w:pPr>
+      <w:r>
+        <w:drawing>
+          <wp:inline xmlns:a="http://schemas.openxmlformats.org/drawingml/2006/main" xmlns:pic="http://schemas.openxmlformats.org/drawingml/2006/picture">
+            <wp:extent cx="5486400" cy="5258271"/>
+            <wp:docPr id="2" name="Picture 2"/>
+            <wp:cNvGraphicFramePr>
+              <a:graphicFrameLocks noChangeAspect="1"/>
+            </wp:cNvGraphicFramePr>
+            <a:graphic>
+              <a:graphicData uri="http://schemas.openxmlformats.org/drawingml/2006/picture">
+                <pic:pic>
+                  <pic:nvPicPr>
+                    <pic:cNvPr id="0" name="A 27768-2026 karta knärot.png"/>
+                    <pic:cNvPicPr/>
+                  </pic:nvPicPr>
+                  <pic:blipFill>
+                    <a:blip r:embed="rId17"/>
+                    <a:stretch>
+                      <a:fillRect/>
+                    </a:stretch>
+                  </pic:blipFill>
+                  <pic:spPr>
+                    <a:xfrm>
+                      <a:off x="0" y="0"/>
+                      <a:ext cx="5486400" cy="5258271"/>
+                    </a:xfrm>
+                    <a:prstGeom prst="rect"/>
+                  </pic:spPr>
+                </pic:pic>
+              </a:graphicData>
+            </a:graphic>
+          </wp:inline>
+        </w:drawing>
+      </w:r>
+    </w:p>
+    <w:p>
+      <w:pPr>
+        <w:pStyle w:val="Caption"/>
+        <w:spacing w:after="240"/>
+      </w:pPr>
+      <w:r>
+        <w:t>Figur 2. Fyndplatser och buffertzoner för knärot i det avverkningsanmälda området. Endast fyndplatser vars buffertzoner överlappar med det avverkningsanmälda området har tagits med i visualiseringen. Kartans mittpunktskoordinat är N 7259185, E 629927 i SWEREF 99 TM.</w:t>
+      </w:r>
+    </w:p>
+    <w:p>
+      <w:r>
+        <w:rPr>
+          <w:b/>
+        </w:rPr>
+        <w:t>Dvärgbägarlav (NT)</w:t>
+      </w:r>
+      <w:r>
+        <w:t xml:space="preserve"> förekommer över hela Sverige på gammal hård ved, huvudsakligen på tall men i södra Sverige även på ek. Veden utgörs framförallt av grova stubbar, lågor och grenar. Substratet har blivit sällsyntare och nybildning av substrat sker bara i begränsad omfattning. Arten hotas av att grova lågor blir allt sällsyntare i dagens kulturskogar samt att nybildningen av lämpliga substrat går mycket långsamt. En riklig tillgång på gamla tall- eller eklågor måste säkerställas på artens lokaler. Dvärgbägarlav är typisk art för </w:t>
+      </w:r>
+      <w:r>
+        <w:rPr>
+          <w:i/>
+        </w:rPr>
+        <w:t>9010 Taiga</w:t>
+      </w:r>
+      <w:r>
+        <w:t xml:space="preserve"> (SLU Artdatabanken, 2024; Nitare &amp; Skogsstyrelsen, 2019).</w:t>
+      </w:r>
+    </w:p>
+    <w:p>
+      <w:r>
+        <w:rPr>
+          <w:b/>
+        </w:rPr>
+        <w:t>Gammelgransskål (NT)</w:t>
+      </w:r>
+      <w:r>
+        <w:t xml:space="preserve"> är en liten skålsvamp som växer på gamla granar med skrovlig bark. Typiska växtplatser är gransumpskog i myrkanter, bäckdråg, bäckraviner och skuggiga bergssluttningar, men också skog på torrare mark kan hysa arten om beståndet har stark naturskogskaraktär. Bestånd med arten bör behandlas som nyckelbiotoper och sparas vid en slutavverkning. Även gallring bör undvikas. Gammelgransskål är typisk art för </w:t>
+      </w:r>
+      <w:r>
+        <w:rPr>
+          <w:i/>
+        </w:rPr>
+        <w:t>9010 Taiga</w:t>
+      </w:r>
+      <w:r>
+        <w:t xml:space="preserve"> (SLU Artdatabanken, 2024; Nitare &amp; Skogsstyrelsen, 2019).</w:t>
+      </w:r>
+    </w:p>
+    <w:p>
+      <w:r>
+        <w:rPr>
+          <w:b/>
+        </w:rPr>
+        <w:t>Kolflarnlav (NT)</w:t>
+      </w:r>
+      <w:r>
+        <w:t xml:space="preserve"> är brandberoende och växer nästan uteslutande på kolad hård kärnved av tall. Etableringen verkar ske först 100–300 år efter brand och nytt substrat nybildas i mycket begränsad omfattning. Avverkning av tallskog av naturskogskaraktär med spår av återkommande bränder är ett hot och mängden lämplig ved att växa på för arten minskar dels på grund av naturlig nedbrytning men framförallt på grund av att det förstörs i samband med slutavverkningar, gallringar och markberedning. Såväl kolflarnlav som mörk kolflarnlav har glänsande bålfjäll och förekommer främst i tall- och blandbarrskogar av naturskogskaraktär med spår av återkommande bränder. Skogar som dessa hyser höga biologiska värden och bör skyddas. Kolflarnlav är typisk art för </w:t>
+      </w:r>
+      <w:r>
+        <w:rPr>
+          <w:i/>
+        </w:rPr>
+        <w:t>9010 Taiga</w:t>
+      </w:r>
+      <w:r>
+        <w:t xml:space="preserve"> (SLU Artdatabanken, 2024).</w:t>
+      </w:r>
+    </w:p>
+    <w:p>
+      <w:r>
+        <w:rPr>
+          <w:b/>
+        </w:rPr>
+        <w:t>Mörk kolflarnlav (NT)</w:t>
+      </w:r>
+      <w:r>
+        <w:t xml:space="preserve"> är brandberoende och växer nästan uteslutande på kolad hård kärnved av tall. Arten förekommer främst i glesa, öppna tall- och blandbarrskogar av naturskogskaraktär och etableringen verkar ske sent efter brand, kanske först efter 100–300 år. Mörk kolflarnlav indikerar skog med höga naturvärden och vanligast är att den påträffas på rester av nedbrunna torrakor och högstubbar och lågstubbar som är så grova att hela innandömet är urbränt. Tall- och blandbarrskogar av naturskogskaraktär med spår av återkommande bränder hyser höga biologiska värden och bör skyddas (SLU Artdatabanken, 2024).</w:t>
+      </w:r>
+    </w:p>
+    <w:p>
+      <w:r>
+        <w:rPr>
+          <w:b/>
+        </w:rPr>
+        <w:t>Nordtagging (NT)</w:t>
+      </w:r>
+      <w:r>
+        <w:t xml:space="preserve"> växer främst på tallågor av grövre dimensioner och påträffas huvudsakligen i äldre skog som inte kalavverkats. Nordtaggingen missgynnas av att områden med äldre tallskog har minskat starkt. Bekämpning av skogsbränder, samtidigt som skogsbruket omvandlar naturligt glesa tallbestånd till likartade och betydligt tätare bestånd, har missgynnat arten. Bristen på gamla tallågor utgör på sikt ett allvarligt hot och återskapandet av lämpliga biotoper tar mycket lång tid. Områden med olikåldriga bestånd av tall och med stort inslag av äldre träd bör undantas från skoglig produktion (SLU Artdatabanken, 2024).</w:t>
+      </w:r>
+    </w:p>
+    <w:p>
+      <w:r>
+        <w:rPr>
+          <w:b/>
+        </w:rPr>
+        <w:t xml:space="preserve">Tallticka (NT) </w:t>
+      </w:r>
+      <w:r>
+        <w:t xml:space="preserve">uppträder först på tallar som är 100–150 år gamla men är vanligast på träd som är runt 150–200 år eller äldre. I skogslandskapet är den främst knuten till tallnaturskogar och restbiotoper med biologiskt gamla träd och signalerar vanligtvis skyddsvärda tallbestånd med höga naturvärden. Tallticka är typisk art för </w:t>
+      </w:r>
+      <w:r>
+        <w:rPr>
+          <w:i/>
+        </w:rPr>
+        <w:t xml:space="preserve">9010 Taiga </w:t>
+      </w:r>
+      <w:r>
+        <w:t xml:space="preserve">och </w:t>
+      </w:r>
+      <w:r>
+        <w:rPr>
+          <w:i/>
+        </w:rPr>
+        <w:t>9060 Åsbarrskog</w:t>
+      </w:r>
+      <w:r>
+        <w:t xml:space="preserve"> (SLU Artdatabanken, 2023; Nitare &amp; Skogsstyrelsen, 2019).</w:t>
+      </w:r>
+    </w:p>
+    <w:p>
+      <w:r>
+        <w:rPr>
+          <w:b/>
+        </w:rPr>
+        <w:t>Talltita (NT, §4)</w:t>
+      </w:r>
+      <w:r>
+        <w:t>, rödlistad som nära hotad och prioriterad art i Skogsvårdslagen, har häckningsrevir i anmälan. Arten har minskat kraftigt de senaste 30 åren och minskningstakten innevarande 10-årsperiod beräknas till 20 (10–30) %. Talltitan är synnerligen trogen sitt cirka 15 hektar stora revir och är beroende av flerskiktade olikåldriga skogar för att kunna föda upp sina ungar. Talltitan försvinner om dess livsmiljö kalavverkas (Eggers &amp; Low, 2014; Ekman, 1979; Griesser et al, 2007; Klein, 2020; Siffczyk et al, 2003; SLU Artdatabanken, 2021).</w:t>
+      </w:r>
+    </w:p>
+    <w:p>
+      <w:r>
+        <w:rPr>
+          <w:b/>
+        </w:rPr>
+        <w:t>Tretåig hackspett (NT, §4)</w:t>
+      </w:r>
+      <w:r>
+        <w:t xml:space="preserve"> är rödlistad som nära hotad och ingår i bilaga 1 i EU:s fågeldirektiv. Tretåig hackspett är för sin överlevnad beroende av kontinuerlig tillförsel av äldre döende och död ved, som sker genom naturliga självgallringsprocesser i äldre grannaturskogar och barrblandade naturskogar. Om en skog genom skogsbruk gallras eller glesas ur så upphör och uteblir i stort sett den naturliga självgallringsprocessen för mycket lång tid framöver vilket omöjliggör upprätthållandet av den kontinuerliga ekologiska funktionen i ett område. Det finns studier som visar att naturskogens självgallringsprocess som den tretåiga hackspetten är beroende av, inte kan ersättas med efterlämnad hänsyn i skogsbruket (Imbeau &amp; Desrochers, 2002). Storleken på häckningsreviret varierar med skogstypen, förekomsten av död ved och graden av fragmentering, men är i allmänhet i storleksordningen 25–100 hektar. Vintertid krävs ofta betydligt större områden och det finns studier som antyder att arten behöver minst 100 hektar äldre skog. I områden med låg bonitet kan det behövas över 200 hektar lämpligt habitat för att ett par ska kunna reproducera sig. Områden med dokumenterad permanent förekomst i naturskogsmiljöer har vanligen så stora naturvärden att skogsbruk är olämpligt. Tretåig hackspett är typisk art för </w:t>
+      </w:r>
+      <w:r>
+        <w:rPr>
+          <w:i/>
+        </w:rPr>
+        <w:t xml:space="preserve">9010 Taiga, 9740 Skogsbevuxen myr, 9030 Landhöjningsskog </w:t>
+      </w:r>
+      <w:r>
+        <w:t xml:space="preserve">och </w:t>
+      </w:r>
+      <w:r>
+        <w:rPr>
+          <w:i/>
+        </w:rPr>
+        <w:t>9040 Fjällbjörkskog</w:t>
+      </w:r>
+      <w:r>
+        <w:t xml:space="preserve"> (Skogsstyrelsen, 2016; SLU Artdatabanken, 2024).</w:t>
+      </w:r>
+    </w:p>
+    <w:p>
+      <w:r>
+        <w:rPr>
+          <w:b/>
+        </w:rPr>
+        <w:t>Ullticka (NT)</w:t>
+      </w:r>
+      <w:r>
+        <w:t xml:space="preserve"> är knuten till restbestånd av barrnaturskog och förekommer med ett tydligt optimum i orörda eller måttligt påverkade gamla granskogar där det föreligger viss kontinuitet av grov död ved. Ullticka är en bra signalart inom hela sitt utbredningsområde och i södra Sverige är den sällsynt och en god signalart för skyddsvärda granskogsmiljöer. Den hotas av avverkning och fragmentering av naturskog och äldre granskog med lång trädkontinuitet. På ullticka kan ibland ulltickeporing (VU) påträffas - det är en sällsynt ticka som nyligen delats upp i de tre olika arterna ulltickeporing </w:t>
+      </w:r>
+      <w:r>
+        <w:rPr>
+          <w:i/>
+        </w:rPr>
+        <w:t xml:space="preserve">Skeletocutis brevispora </w:t>
+      </w:r>
+      <w:r>
+        <w:t>(VU)</w:t>
+      </w:r>
+      <w:r>
+        <w:rPr>
+          <w:i/>
+        </w:rPr>
+        <w:t>, Skeletocutis delicata</w:t>
+      </w:r>
+      <w:r>
+        <w:t xml:space="preserve"> (VU)</w:t>
+      </w:r>
+      <w:r>
+        <w:rPr>
+          <w:i/>
+        </w:rPr>
+        <w:t xml:space="preserve"> och Skeletocutis exilis</w:t>
+      </w:r>
+      <w:r>
+        <w:t xml:space="preserve"> (NT). Ullticka är typisk art för </w:t>
+      </w:r>
+      <w:r>
+        <w:rPr>
+          <w:i/>
+        </w:rPr>
+        <w:t xml:space="preserve">9010 Taiga, 9050 Näringsrik granskog </w:t>
+      </w:r>
+      <w:r>
+        <w:t xml:space="preserve">och </w:t>
+      </w:r>
+      <w:r>
+        <w:rPr>
+          <w:i/>
+        </w:rPr>
+        <w:t>9030 Landhöjningsskog</w:t>
+      </w:r>
+      <w:r>
+        <w:t xml:space="preserve"> (SLU Artdatabanken, 2026; Nitare &amp; Skogsstyrelsen, 2019; Miettinen &amp; Niemelä, 2018).</w:t>
+      </w:r>
+    </w:p>
+    <w:p>
+      <w:r>
+        <w:rPr>
+          <w:b/>
+        </w:rPr>
+        <w:t xml:space="preserve">Vaddporing (NT) </w:t>
+      </w:r>
+      <w:r>
+        <w:t>är en brunrötande vednedbrytare som hittas på undersidan av liggande murken tallved i olika former. Substratet utgörs framför allt av den typ av hård, kådimpregnerad och ofta kolad tallved som skapas i brandpräglad skog. Vedtypen nybildas i mycket liten omfattning och det är sannolikt att arten upplever en utdöendeskuld. För att garantera artens fortlevnad bör man både säkra att artens växtplatser hålls intakta samt att långsiktigt säkerställa att ny ved tillkommer, allra helst i omedelbar anslutning till artens växtplatser. Skoglig gallring och annat uttag av virke innebär ett hot mot arten (SLU Artdatabanken, 2024).</w:t>
+      </w:r>
+    </w:p>
+    <w:p>
+      <w:r>
+        <w:rPr>
+          <w:b/>
+        </w:rPr>
+        <w:t>Vedskivlav (NT)</w:t>
+      </w:r>
+      <w:r>
+        <w:t xml:space="preserve"> växer på gammal, torr, exponerad, hård kärnved av framförallt tall i naturskogsartade bestånd. Avverkning av tallskog av naturskogskaraktär med spår av återkommande bränder är ett hot. Mängden lämplig ved att växa på för vedskivlav minskar, dels på grund av naturlig nedbrytning men framförallt på grund av att de förstörs i samband med slutavverkningar, gallringar och markberedning. Tall- och blandbarrskogar av naturskogskaraktär med spår av återkommande bränder bör skyddas. Vedskivlav är typisk art för </w:t>
+      </w:r>
+      <w:r>
+        <w:rPr>
+          <w:i/>
+        </w:rPr>
+        <w:t>9010 Taiga</w:t>
+      </w:r>
+      <w:r>
+        <w:t xml:space="preserve"> (SLU Artdatabanken, 2024).</w:t>
       </w:r>
     </w:p>
     <w:p>
@@ -299,6 +686,44 @@
         <w:rPr>
           <w:b/>
         </w:rPr>
+        <w:t>Luddlav</w:t>
+      </w:r>
+      <w:r>
+        <w:t xml:space="preserve"> signalerar lång skoglig kontinuitet med ett stabilt lokal- och mikroklimat med hög och jämn fuktighet. Luddlav är typisk art för </w:t>
+      </w:r>
+      <w:r>
+        <w:rPr>
+          <w:i/>
+        </w:rPr>
+        <w:t>9010 Taiga,</w:t>
+      </w:r>
+      <w:r>
+        <w:t xml:space="preserve"> </w:t>
+      </w:r>
+      <w:r>
+        <w:rPr>
+          <w:i/>
+        </w:rPr>
+        <w:t xml:space="preserve">9020 Nordlig ädellövskog, 9070 Trädklädd betesmark, 9110 Näringsfattig bokskog, 9180 Ädellövskog i branter </w:t>
+      </w:r>
+      <w:r>
+        <w:t>och</w:t>
+      </w:r>
+      <w:r>
+        <w:rPr>
+          <w:i/>
+        </w:rPr>
+        <w:t xml:space="preserve"> 9190 Näringsfattig ekskog </w:t>
+      </w:r>
+      <w:r>
+        <w:t>(Nitare &amp; Skogsstyrelsen, 2019; SLU Artdatabanken, 2025).</w:t>
+      </w:r>
+    </w:p>
+    <w:p>
+      <w:r>
+        <w:rPr>
+          <w:b/>
+        </w:rPr>
         <w:t xml:space="preserve">Skinnlav </w:t>
       </w:r>
       <w:r>
@@ -321,6 +746,131 @@
       </w:r>
       <w:r>
         <w:t>(Nitare &amp; Skogsstyrelsen, 2019; SLU Artdatabanken, 2025).</w:t>
+      </w:r>
+    </w:p>
+    <w:p>
+      <w:r>
+        <w:rPr>
+          <w:b/>
+        </w:rPr>
+        <w:t>Spindelblomster (§8)</w:t>
+      </w:r>
+      <w:r>
+        <w:t xml:space="preserve"> växer i äldre mossrik granskog eller barrblandskog, men även i fjällbjörkskog. Arten indikerar långvarig trädkontinuitet och hög luftfuktighet och är mycket känslig för uttorkning och markskador. Spindelblomster har i många trakter minskat starkt under senare tid på grund av slutavverkningar och skogsmarksdikning. Spindelblomster är typisk art för </w:t>
+      </w:r>
+      <w:r>
+        <w:rPr>
+          <w:i/>
+        </w:rPr>
+        <w:t xml:space="preserve">9010 Taiga, 9050 Näringsrik granskog </w:t>
+      </w:r>
+      <w:r>
+        <w:t>och</w:t>
+      </w:r>
+      <w:r>
+        <w:rPr>
+          <w:i/>
+        </w:rPr>
+        <w:t xml:space="preserve"> 9040 Fjällbjörkskog</w:t>
+      </w:r>
+      <w:r>
+        <w:t xml:space="preserve"> (Nitare &amp; Skogsstyrelsen, 2019; SLU Artdatabanken, 2025).</w:t>
+      </w:r>
+    </w:p>
+    <w:p>
+      <w:r>
+        <w:rPr>
+          <w:b/>
+        </w:rPr>
+        <w:t>Stuplav</w:t>
+      </w:r>
+      <w:r>
+        <w:t xml:space="preserve"> är en mycket bra signalart i hela sitt utbredningsområde och förekommer nästan enbart i skogsmiljöer med höga naturvärden. Den indikerar långvarig förekomst av gamla lövträd och miljöer med konstant hög luftfuktighet. I skogar med suboceaniskt klimat finns det en mycket sällsynt parasit, njurlavsknapp </w:t>
+      </w:r>
+      <w:r>
+        <w:rPr>
+          <w:i/>
+        </w:rPr>
+        <w:t>Pletocarpon nephromeum</w:t>
+      </w:r>
+      <w:r>
+        <w:t xml:space="preserve"> (EN), som växer på stuplav. Ytterligare tre sällsynta lavparasiter, </w:t>
+      </w:r>
+      <w:r>
+        <w:rPr>
+          <w:i/>
+        </w:rPr>
+        <w:t>Protounguicularia nephromatis</w:t>
+      </w:r>
+      <w:r>
+        <w:t xml:space="preserve"> (VU), </w:t>
+      </w:r>
+      <w:r>
+        <w:rPr>
+          <w:i/>
+        </w:rPr>
+        <w:t>Refractohilum galligenum</w:t>
+      </w:r>
+      <w:r>
+        <w:t xml:space="preserve"> (NT) och </w:t>
+      </w:r>
+      <w:r>
+        <w:rPr>
+          <w:i/>
+        </w:rPr>
+        <w:t>Roselliniella nephromatis</w:t>
+      </w:r>
+      <w:r>
+        <w:t xml:space="preserve"> (DD), kan också påträffas på stuplav. Stuplav är typisk art för </w:t>
+      </w:r>
+      <w:r>
+        <w:rPr>
+          <w:i/>
+        </w:rPr>
+        <w:t>9010 Taiga</w:t>
+      </w:r>
+      <w:r>
+        <w:t xml:space="preserve"> (SLU Artdatabanken, 2026; Nitare &amp; Skogsstyrelsen, 2019).</w:t>
+      </w:r>
+    </w:p>
+    <w:p>
+      <w:r>
+        <w:rPr>
+          <w:b/>
+        </w:rPr>
+        <w:t xml:space="preserve">Vedticka </w:t>
+      </w:r>
+      <w:r>
+        <w:t xml:space="preserve">är en bra signalart söder om den naturliga norrlandsgränsen. Den är huvudsakligen knuten till äldre barrskogar där det föreligger långvarig kontinuitet av död barrved. Vedticka är typisk art för </w:t>
+      </w:r>
+      <w:r>
+        <w:rPr>
+          <w:i/>
+        </w:rPr>
+        <w:t xml:space="preserve">9010 Taiga </w:t>
+      </w:r>
+      <w:r>
+        <w:t>(Nitare &amp; Skogsstyrelsen, 2019; SLU Artdatabanken, 2025).</w:t>
+      </w:r>
+    </w:p>
+    <w:p>
+      <w:r>
+        <w:rPr>
+          <w:b/>
+        </w:rPr>
+        <w:t>Kötticka (NT)</w:t>
+      </w:r>
+      <w:r>
+        <w:t xml:space="preserve"> är granens kötticka och har klassificerats som ”gammelskogsindikator”, då den förekommer med ett tydligt optimum i äldre barrskogar, främst fuktiga granskogar. Den har högst signalvärde söder om den naturliga norrlandsgränsen </w:t>
+      </w:r>
+      <w:r>
+        <w:rPr>
+          <w:i/>
+        </w:rPr>
+        <w:t>limes norrlandicus</w:t>
+      </w:r>
+      <w:r>
+        <w:t>, men signalerar vanligtvis höga naturvärden även i Norrland. Arten är knuten till miljöer med konstant luftfuktighet och känslig för uttorkning som en avverkning kan medföra. Den totala populationen bedöms därför ha minskat under de senaste 30 åren och fortsätter att minska i takt med att grankontinuitetsskogar (skogar som inte kalavverkats) minskar i areal, samtidigt som att lämpliga miljöer inte återskapas i samma takt (SLU Artdatabanken, 2024; Nitare &amp; Skogsstyrelsen, 2019).</w:t>
       </w:r>
     </w:p>
     <w:p>
@@ -375,6 +925,22 @@
       <w:r>
         <w:t>I den avverkningsanmälda skogen har fridlysta arter sina livsmiljöer och växtplatser. Att skada de fridlysta arternas livsmiljöer, växtplatser eller ekologiska funktion är inte tillåtet enligt artskyddsförordningen.</w:t>
       </w:r>
+      <w:r>
+        <w:rPr>
+          <w:i/>
+        </w:rPr>
+        <w:t xml:space="preserve"> EU:s medlemsländer och skogsbolag är skyldiga att agera i enlighet med EU:s fågeldirektiv där det uttryckligen står att direktivet gäller för fåglar samt för deras ägg, bon och </w:t>
+      </w:r>
+      <w:r>
+        <w:rPr>
+          <w:b/>
+          <w:i/>
+        </w:rPr>
+        <w:t xml:space="preserve">livsmiljöer </w:t>
+      </w:r>
+      <w:r>
+        <w:t>(artikel 1). Vidare att de åtgärder som vidtas inte får leda till en försämring av den nuvarande situationen beträffande bevarandet av de fågelarter som avses i artikel 1 (artikel 13).</w:t>
+      </w:r>
     </w:p>
     <w:p>
       <w:r>
@@ -392,10 +958,18 @@
         <w:rPr>
           <w:b/>
         </w:rPr>
-        <w:t xml:space="preserve">6.4.3 </w:t>
-      </w:r>
-      <w:r>
-        <w:t>Bevarandeåtgärder genomförs för de kända förekomster av rödlistade arter som påverkas av skogsbruk.</w:t>
+        <w:t xml:space="preserve">6.4.1 </w:t>
+      </w:r>
+      <w:r>
+        <w:t>Följande biotoper undantas från alla skogsbruksåtgärder, förutom åtgärder påkallade för att bevara eller främja biotopens naturliga eller hävdbetingade biologiska mångfald:</w:t>
+      </w:r>
+    </w:p>
+    <w:p>
+      <w:pPr>
+        <w:ind w:left="357"/>
+      </w:pPr>
+      <w:r>
+        <w:t>b) nyckelbiotoper enligt Skogsstyrelsens definition och metod (1995)</w:t>
       </w:r>
     </w:p>
     <w:p>
@@ -413,7 +987,36 @@
         <w:rPr>
           <w:i/>
         </w:rPr>
-        <w:t>I det avverkningsanmälda skogsområdet har 2 naturvårdsarter varav 0 rödlistade arter sina livsmiljöer och växtplatser.</w:t>
+        <w:t>I det avverkningsanmälda skogsområdet har 20 rödlistade arter och signalarter påträffats. Detta ska jämföras med Skogsstyrelsens uppföljning 2017 av nyckelbiotoper som visade att man i genomsnitt hittar 20,6 olika rödlistade arter och signalarter i en nyckelbiotop (Wijk, S. 2017. Biologisk mångfald i nyckelbiotoper – Resultat från inventeringen “Uppföljning biologisk mångfald” 2009–2015. Rapport 4/2017 Skogsstyrelsen, Jönköping).</w:t>
+      </w:r>
+    </w:p>
+    <w:p>
+      <w:r>
+        <w:rPr>
+          <w:b/>
+        </w:rPr>
+        <w:t xml:space="preserve">6.4.3 </w:t>
+      </w:r>
+      <w:r>
+        <w:t>Bevarandeåtgärder genomförs för de kända förekomster av rödlistade arter som påverkas av skogsbruk.</w:t>
+      </w:r>
+    </w:p>
+    <w:p>
+      <w:pPr>
+        <w:pStyle w:val="ListBullet"/>
+      </w:pPr>
+      <w:r>
+        <w:rPr>
+          <w:b/>
+          <w:i/>
+        </w:rPr>
+        <w:t xml:space="preserve">Kommentar: </w:t>
+      </w:r>
+      <w:r>
+        <w:rPr>
+          <w:i/>
+        </w:rPr>
+        <w:t>I det avverkningsanmälda skogsområdet har 22 naturvårdsarter varav 14 rödlistade arter sina livsmiljöer och växtplatser.</w:t>
       </w:r>
     </w:p>
     <w:p>
@@ -598,6 +1201,574 @@
           <w:i/>
         </w:rPr>
         <w:t>I den avverkningsanmälda skogen har fridlysta arter sina livsmiljöer och växtplatser. Att skada de fridlysta arternas livsmiljöer, växtplatser eller ekologiska funktion är inte tillåtet enligt artskyddsförordningen</w:t>
+      </w:r>
+    </w:p>
+    <w:p>
+      <w:r>
+        <w:br w:type="page"/>
+      </w:r>
+    </w:p>
+    <w:p>
+      <w:pPr>
+        <w:pStyle w:val="Title"/>
+      </w:pPr>
+      <w:r>
+        <w:t>BILAGA 1 – Fridlysta arter</w:t>
+      </w:r>
+    </w:p>
+    <w:p>
+      <w:pPr>
+        <w:pStyle w:val="Heading1"/>
+      </w:pPr>
+      <w:r>
+        <w:t>Knärot – ekologi samt krav på livsmiljön</w:t>
+      </w:r>
+    </w:p>
+    <w:p>
+      <w:r>
+        <w:t xml:space="preserve">Knärot är typisk art för </w:t>
+      </w:r>
+      <w:r>
+        <w:rPr>
+          <w:i/>
+        </w:rPr>
+        <w:t xml:space="preserve">9010 Taiga </w:t>
+      </w:r>
+      <w:r>
+        <w:t>och</w:t>
+      </w:r>
+      <w:r>
+        <w:rPr>
+          <w:i/>
+        </w:rPr>
+        <w:t xml:space="preserve"> 9050 Näringsrik granskog</w:t>
+      </w:r>
+      <w:r>
+        <w:t>, fridlyst enligt 8 och 15 §§ artskyddsförordningen och klassad som sårbar (VU) enligt rödlistan 2020. Knärot är beroende av hög och jämn luftfuktighet i gamla, ostörda skogsmiljöer och är känslig för snabba förändringar av ljus-/vindförhållanden eller uttorkning. På grund av ett alltför intensivt skogsbruk har den minskat med 40 (25–50) % under de senaste 60 åren och i framtiden bedöms minskningstakten uppgå till 30 (20–40) %. Till följd av att arten har en dokumenterat högre minskningstakt i förhållande till sin generationstid än vad som tidigare varit känt (data från Riksskogstaxeringen) höjdes den till hotkategori sårbar (VU) i rödlistan 2020 (SLU Artdatabanken, 2024).</w:t>
+      </w:r>
+    </w:p>
+    <w:p>
+      <w:r>
+        <w:t>En analys av 79 floraväktarlokaler åren 1990–2015 vilka återbesökts under 2020–2024 visade på en tydlig negativ påverkan på knärotsförekomster från större hyggen i närområdet (inom 150–200 m) vilket indikerar att kanteffekter har en stor påverkan på populationerna. Resultaten bekräftar knärotens känslighet för kanteffekter och visar vikten av att skydda större skogsbestånd för att bevara arten. Om det blir höga andelar (&gt;30%) hyggen inom 200 meter från en knärotsförekomst så ökar risken för att en knärotspopulation dör ut och det verkar det behövas någonstans mellan 100 och 150 meters skyddszon för att bevara arten på lång sikt (Sebestyén &amp; Sundberg, 2025). Detta stöds även av en studie (Johansson et al, 2026) baserad på data från Riksskogstaxeringen som visar att knäroten minskat med 66 % under perioden 1993–2022 samt att det finns en stark korrelation mellan minskande arealer kontinuitetsskog och lokal utdöenderisk. Knäroten uppvisade en mycket låg koloniseringsgrad (0,7 % över 10 år) i kombination med hög lokal utrotningsrisk (75,2 %), där utrotningssannolikheten ökade kraftigt när arealen kontinuitetsskog minskade mellan undersökningar, t.ex. på grund av kalhyggesbruk (Johansson et al., 2026).</w:t>
+      </w:r>
+    </w:p>
+    <w:p>
+      <w:r>
+        <w:t xml:space="preserve">Samuel Johnsons doktorsavhandling </w:t>
+      </w:r>
+      <w:r>
+        <w:rPr>
+          <w:i/>
+        </w:rPr>
+        <w:t>“Retention Forestry as a Conservation Measure for Boreal Forest Ground Vegetation”</w:t>
+      </w:r>
+      <w:r>
+        <w:t xml:space="preserve"> (SLU, Uppsala 2014) visar att det krävs väl tilltagna skyddszoner för att knärotens växtplatser inte ska ta skada av skogsbruksåtgärder i intilliggande områden: </w:t>
+      </w:r>
+      <w:r>
+        <w:rPr>
+          <w:i/>
+        </w:rPr>
+        <w:t xml:space="preserve">“Study III shows that retention patches smaller than 0.5 ha do not lifeboat the sensitive forest herb G. repens, a species that depend on stable microclimatic conditions typical for intact forest stands.” </w:t>
+      </w:r>
+      <w:r>
+        <w:t xml:space="preserve">Vidare </w:t>
+      </w:r>
+      <w:r>
+        <w:rPr>
+          <w:i/>
+        </w:rPr>
+        <w:t>“More sensitive forest species are not lifeboated in retention patches ranging from 0.05 to 0.5 ha (Papers II &amp; III).”</w:t>
+      </w:r>
+    </w:p>
+    <w:p>
+      <w:r>
+        <w:t xml:space="preserve">Johnsons (2014) rekommendation på minst 50 meters breda skyddszoner runt knärotens växtplatser motsvarar en areal på 0,78 hektar, vilket ligger i linje med andra studier som gjorts på känsliga skogsarter: </w:t>
+      </w:r>
+      <w:r>
+        <w:rPr>
+          <w:i/>
+        </w:rPr>
+        <w:t>“In study III I also show that translocated specimens of G. repens survives well in mature forests at least 50 m from the nearest edge to an open area. Moreover, measures of temperature and humidity show that such distances from an open area is far enough to offer a microclimate that is more stable compared to what present in retention patches of around 0.1 ha. This means that the very centre of a circular patch with radius 50 m (equals a size of 0.78 ha) should offer conditions similar to interior forest and would perhaps be a suitable habitat for G. repens and similar species. Previous studies from both North America and Sweden have also concluded that patches between 0.5 and one ha are sufficient for preserving interior forest vegetation as well as sensitive lichens and bryophytes (de Graaf &amp; Roberts 2009; Halpern et al. 2012; Rudolphi et al. 2014).”</w:t>
+      </w:r>
+    </w:p>
+    <w:p>
+      <w:r>
+        <w:t>Ytterligare en studie (Koelmeijer m.fl., 2022) inkluderar knärotens skyddsbehov. I uppsatsen berörs problemet med uttorkning för växter, bl.a. för knärot, ett problem som blivit accentuerat på grund av den pågående klimatförändringen och torra somrar, t.ex. den exceptionellt torra sommaren 2018. I uppsatsen undersöks områden med tre olika avstånd från kalhyggeskant med avseende på skydd bl.a. för knärot. Det första området har avstånd upp till 20 m från hyggeskant (Strong edge effect), det andra 20–40 m från hyggeskant (Weak edge effect) och det tredje avser större avstånd från hyggeskant, där kanteffekten anses vara försumbar (Interior). Ett resultat var att man fann stor eller mycket stor uttorkningseffekt på känsliga och rödlistade skogsarter vid de kortare avstånden till hyggeskant, medan effekt av uttorkning inte konstaterades på större avstånd (Interior). För orkidén knärot fann man en rik förekomst (upp till 0,06 dm2/m2) på stort avstånd från hyggeskant (Interior), medan förekomsten var liten eller närmast försumbar i de områden som klassificerades som Weak edge effect respektive Strong edge effect. Arbetet påpekar att de allt oftare förekommande torra somrarna ger ytterligare skäl att utöka skyddsavståndet från hyggen till den fuktkrävande arten knärot (Koelmeijer m.fl., 2022).</w:t>
+      </w:r>
+    </w:p>
+    <w:p>
+      <w:r>
+        <w:t>Även Skogsstyrelsens egen vägledning för hänsyn till knärot ligger i linje med ovanstående forskningsstudier. Av vägledningen framgår det att för med hög sannolikhet kunna bevara befintliga förekomster krävs relativt stora avsättningar av uppvuxen skog med slutet och relativt tätt kronskikt. Som riktlinje kan krävas ett avstånd på 50 meter in från brynet för att vidmakthålla ett fungerande mikroklimat. Detta innebär att fristående hänsynsytor för många arter (kärlväxter, lavar och mossor) kan behöva ha en area överstigande 0,8 hektar (cirkelyta med radien 50 meter = 0,78 hektar) för att bibehålla lokalklimatet. Även ganska små förändringar i form av förändrade ljus- och fuktighetsförhållanden, till exempel till följd av gallring, kan leda till att arten försvinner till följd av konkurrens med mera ljuskrävande och snabbväxande arter (Skogsstyrelsen, 2022).</w:t>
+      </w:r>
+    </w:p>
+    <w:p>
+      <w:r>
+        <w:t>Vid tillämpning av försiktighetsprincipen enligt 2 kap. 3 § miljöbalken bör sålunda 100–150 meters skyddszon lämnas runt knärotens växtplatser.</w:t>
+      </w:r>
+    </w:p>
+    <w:p>
+      <w:pPr>
+        <w:pStyle w:val="Heading2"/>
+      </w:pPr>
+      <w:r>
+        <w:t>Referenser – knärot</w:t>
+      </w:r>
+    </w:p>
+    <w:p>
+      <w:r>
+        <w:t xml:space="preserve">de Graaf M &amp; Roberts M.R., 2009. </w:t>
+      </w:r>
+      <w:r>
+        <w:rPr>
+          <w:i/>
+        </w:rPr>
+        <w:t xml:space="preserve">Short-term response of the herbaceous layer within leave patches after harvest. </w:t>
+      </w:r>
+      <w:r>
+        <w:t>Forest Ecology and Management 257, 1014–1025.</w:t>
+      </w:r>
+    </w:p>
+    <w:p>
+      <w:r>
+        <w:t xml:space="preserve">Halpern, C. B., Halaj, J., Evans, S. A., &amp; Dovciak, M., 2012. </w:t>
+      </w:r>
+      <w:r>
+        <w:rPr>
+          <w:i/>
+        </w:rPr>
+        <w:t xml:space="preserve">Level and pattern of overstory retention interact to shape long-term responses of understories to timber harvest. </w:t>
+      </w:r>
+      <w:r>
+        <w:t>Ecological Applications, 22, 2049–2064.</w:t>
+      </w:r>
+    </w:p>
+    <w:p>
+      <w:r>
+        <w:t>Johansson, V., Jansson, M. och Bergman, K-O</w:t>
+      </w:r>
+      <w:r>
+        <w:rPr>
+          <w:i/>
+        </w:rPr>
+        <w:t>.</w:t>
+      </w:r>
+      <w:r>
+        <w:t>, 2026.</w:t>
+      </w:r>
+      <w:r>
+        <w:rPr>
+          <w:i/>
+        </w:rPr>
+        <w:t xml:space="preserve"> A 30-year population decline of a threatened forest orchid associated with old growth forests</w:t>
+      </w:r>
+      <w:r>
+        <w:t>. Department of Physics, Chemistry and Biology (IFM), Linköping University.</w:t>
+      </w:r>
+    </w:p>
+    <w:p>
+      <w:r>
+        <w:t xml:space="preserve">Johnson, S., 2014. </w:t>
+      </w:r>
+      <w:r>
+        <w:rPr>
+          <w:i/>
+        </w:rPr>
+        <w:t>Retention Forestry as a Conservation Measure for Boreal Forest Ground Vegetation</w:t>
+      </w:r>
+      <w:r>
+        <w:t>. Doktorsavhandling, SLU, Uppsala.</w:t>
+      </w:r>
+    </w:p>
+    <w:p>
+      <w:r>
+        <w:t xml:space="preserve">Koelmeijer, I. A., Ehrlén, J., Jönsson, M., De Frenne, P., Berg, P., Andersson, J., Weibull, H. &amp; Hylander, N. 2022. </w:t>
+      </w:r>
+      <w:r>
+        <w:rPr>
+          <w:i/>
+        </w:rPr>
+        <w:t xml:space="preserve">Interactive effects of drought and edge exposure on old-growth forest understory species. </w:t>
+      </w:r>
+      <w:r>
+        <w:t>Landscape Ecology, 37, sid 1839–1853.</w:t>
+      </w:r>
+    </w:p>
+    <w:p>
+      <w:r>
+        <w:t xml:space="preserve">Rudolphi, J., Jönsson, M. T., &amp; Gustafsson, L., 2014. </w:t>
+      </w:r>
+      <w:r>
+        <w:rPr>
+          <w:i/>
+        </w:rPr>
+        <w:t xml:space="preserve">Biological legacies buffer local species extinction after logging. </w:t>
+      </w:r>
+      <w:r>
+        <w:t>Journal of Applied Ecology. 51, 53–62.</w:t>
+      </w:r>
+    </w:p>
+    <w:p>
+      <w:r>
+        <w:t xml:space="preserve">Sebestyén, L. och Sundberg, S. 2025.  </w:t>
+      </w:r>
+      <w:r>
+        <w:rPr>
+          <w:i/>
+        </w:rPr>
+        <w:t>Påverkan på knärotslokaler från hyggen i närheten.</w:t>
+      </w:r>
+      <w:r>
+        <w:t xml:space="preserve"> DAPHNE 36:1 2025. Botaniska Sällskapet i Stockholm.</w:t>
+      </w:r>
+    </w:p>
+    <w:p>
+      <w:r>
+        <w:t xml:space="preserve">Skogsstyrelsen, 2022. </w:t>
+      </w:r>
+      <w:r>
+        <w:rPr>
+          <w:i/>
+        </w:rPr>
+        <w:t xml:space="preserve">Vägledning för hänsyn till knärot. </w:t>
+      </w:r>
+      <w:r>
+        <w:t>https://www.skogsstyrelsen.se/lag-och-tillsyn/artskydd/vagledningar-och-kunskapsstod-artskydd/vagledning-for-hansyn-till-knarot/.</w:t>
+      </w:r>
+    </w:p>
+    <w:p>
+      <w:r>
+        <w:t xml:space="preserve">SLU Artdatabanken, 2024. </w:t>
+      </w:r>
+      <w:r>
+        <w:rPr>
+          <w:i/>
+        </w:rPr>
+        <w:t xml:space="preserve">Artfaktablad. Naturvård – artfakta. </w:t>
+      </w:r>
+      <w:r>
+        <w:t>SLU Artdatabanken, Uppsala.</w:t>
+      </w:r>
+    </w:p>
+    <w:p>
+      <w:pPr>
+        <w:pStyle w:val="Heading1"/>
+      </w:pPr>
+      <w:r>
+        <w:t>Talltita – ekologi samt krav på livsmiljön</w:t>
+      </w:r>
+    </w:p>
+    <w:p>
+      <w:r>
+        <w:t>Talltita är rödlistad som NT, fridlyst och prioriterad art i Skogsvårdslagen. Den omfattas av EU:s fågeldirektiv. Arten har minskat kraftigt de senaste 30 åren och minskningstakten innevarande 10-årsperiod beräknas till 20 (10–30) % (SLU Artdatabanken, 2022).</w:t>
+      </w:r>
+    </w:p>
+    <w:p>
+      <w:r>
+        <w:t>Talltita föredrar större sammanhängande barrskogar, och finns såväl i tallskog som granskog och i lövblandad barrskog. Skogens struktur är viktig och ska helst vara flerskiktad med riklig underväxt av mindre granar, björk och andra lövträd och buskar. Tillgång på murknande högstubbar är särskilt viktig, eftersom talltitan helst själv hackar ut sitt bohål (SLU Artdatabanken, 2022).</w:t>
+      </w:r>
+    </w:p>
+    <w:p>
+      <w:r>
+        <w:t>Det finns flera studier som visar att talltita är känslig för gallring och inte överlever när dess livsmiljö kalavverkas (Eggers and Low, 2014; Griesser et al., 2007; Klein, 2020). Talltitans revir är förhållandevis stora, 10–20 hektar och arten missgynnas när skogen fragmenteras. Kalavverkning av större delar av reviret innebär att det överges (Artdatabanken, 2021).</w:t>
+      </w:r>
+    </w:p>
+    <w:p>
+      <w:r>
+        <w:t>Talltitan är synnerligen trogen sitt revir så länge paret lever och biotopen förblir intakt. Paret stannar i sitt revir året om. En förlust av ett revir har därför en stor inverkan på den lokala populationen och trakthyggesbruket anses vara orsak till den svenska populationens kraftiga minskning. Talltiteparets revirtrohet innebär att närhelst under året man observerar en adult talltita så ingår denna plats i reviret (Siffczyk et al., 2003; Ekman, 1979).</w:t>
+      </w:r>
+    </w:p>
+    <w:p>
+      <w:pPr>
+        <w:pStyle w:val="Heading2"/>
+      </w:pPr>
+      <w:r>
+        <w:t>Referenser – talltita</w:t>
+      </w:r>
+    </w:p>
+    <w:p>
+      <w:r>
+        <w:t xml:space="preserve">Eggers, S., Low, M., 2014. </w:t>
+      </w:r>
+      <w:r>
+        <w:rPr>
+          <w:i/>
+        </w:rPr>
+        <w:t xml:space="preserve">Differential demographic responses of sympatric Parids to vegetation management in boreal forest. </w:t>
+      </w:r>
+      <w:r>
+        <w:t>For. Ecol. Manage. 319, 169–175.</w:t>
+      </w:r>
+    </w:p>
+    <w:p>
+      <w:r>
+        <w:t xml:space="preserve">Ekman, J., 1979. </w:t>
+      </w:r>
+      <w:r>
+        <w:rPr>
+          <w:i/>
+        </w:rPr>
+        <w:t xml:space="preserve">Coherence, composition and territories of winter social groups of the Willow Tit Parus montanus and the Crested Tit P. cristatus. </w:t>
+      </w:r>
+      <w:r>
+        <w:t>Ornis Scandinavica, 10, pp 56–68</w:t>
+      </w:r>
+    </w:p>
+    <w:p>
+      <w:r>
+        <w:t xml:space="preserve">Griesser, M., Nystrand, M., Eggers, S., Ekman, J., 2007. </w:t>
+      </w:r>
+      <w:r>
+        <w:rPr>
+          <w:i/>
+        </w:rPr>
+        <w:t xml:space="preserve">Impact of forestry practices on fitness correlates and population productivity in an open-nesting bird species. </w:t>
+      </w:r>
+      <w:r>
+        <w:t>Conserv. Biol. 21, 767–774. https://doi.org/10.1111/j.1523- 1739.2007.00675.x</w:t>
+      </w:r>
+    </w:p>
+    <w:p>
+      <w:r>
+        <w:t xml:space="preserve">Klein, J., 2020. </w:t>
+      </w:r>
+      <w:r>
+        <w:rPr>
+          <w:i/>
+        </w:rPr>
+        <w:t xml:space="preserve">The forgotten forest – On thinning, retention, and biodiversity in the boreal forest. </w:t>
+      </w:r>
+      <w:r>
+        <w:t>Doctoral Thesis No. 2020:50</w:t>
+      </w:r>
+    </w:p>
+    <w:p>
+      <w:r>
+        <w:t xml:space="preserve">Siffczyk, C., Brotons, L., Kangas, K., Orell, M., 2003. </w:t>
+      </w:r>
+      <w:r>
+        <w:rPr>
+          <w:i/>
+        </w:rPr>
+        <w:t xml:space="preserve">Home range size of willow tits. </w:t>
+      </w:r>
+      <w:r>
+        <w:t>Oecologica, 136, 635–642 (2003)</w:t>
+      </w:r>
+    </w:p>
+    <w:p>
+      <w:r>
+        <w:t xml:space="preserve">SLU Artdatabanken, 2021. </w:t>
+      </w:r>
+      <w:r>
+        <w:rPr>
+          <w:i/>
+        </w:rPr>
+        <w:t xml:space="preserve">Artfaktablad. Naturvård – artfakta. </w:t>
+      </w:r>
+      <w:r>
+        <w:t>SLU Artdatabanken, Uppsala</w:t>
+      </w:r>
+    </w:p>
+    <w:p>
+      <w:pPr>
+        <w:pStyle w:val="Heading1"/>
+      </w:pPr>
+      <w:r>
+        <w:t>Tretåig hackspett – ekologi samt krav på livsmiljön</w:t>
+      </w:r>
+    </w:p>
+    <w:p>
+      <w:r>
+        <w:t xml:space="preserve">Tretåig hackspett (NT) är fridlyst enligt §4 Artskyddsförordningen och finns med som prioriterad art i Skogsstyrelsen vägledning för skogsbruket (bilaga 4 till SVL). I vägledningen står bland annat att: </w:t>
+      </w:r>
+      <w:r>
+        <w:rPr>
+          <w:i/>
+        </w:rPr>
+        <w:t xml:space="preserve">“Tretåig hackspett har stora arealkrav och höga krav på sin livsmiljö. Omdaningen av naturskogar till kulturskogar medför en förlust av viktiga miljöer, något som förstärks av ökad fragmentering till följd av avverkningar.” </w:t>
+      </w:r>
+      <w:r>
+        <w:t xml:space="preserve">Vidare att: </w:t>
+      </w:r>
+      <w:r>
+        <w:rPr>
+          <w:i/>
+        </w:rPr>
+        <w:t>“Områden med dokumenterad permanent förekomst i naturskogsmiljöer har vanligen så stora naturvärden att skogsbruk är olämpligt”</w:t>
+      </w:r>
+      <w:r>
+        <w:t xml:space="preserve"> (SLU Artdatabanken, 2024; Skogsstyrelsen, 2016)</w:t>
+      </w:r>
+      <w:r>
+        <w:rPr>
+          <w:i/>
+        </w:rPr>
+        <w:t>.</w:t>
+      </w:r>
+    </w:p>
+    <w:p>
+      <w:r>
+        <w:t>Tretåig hackspett är beroende av större sammanhängande naturskogar med kontinuerlig tillgång och nybildning av död ved och fragmentering av livsmiljöerna utgör ett stort hot mot arten (se exempelvis Stachura-Skierczynska et al., 2009; Wesolowski et al., 2005; Butler et al., 2004; Pakkala et al., 2002; Amcoff et al., 1996; Virkkala, 1991). Det finns studier som visar att naturskogens självgallringsprocess som den tretåiga hackspetten är beroende av, inte kan ersättas med efterlämnad hänsyn i skogsbruket (Imbeau &amp; Desrochers, 2002).</w:t>
+      </w:r>
+    </w:p>
+    <w:p>
+      <w:r>
+        <w:t>Permanenta revir av tretåig hackspett karaktäriseras ofta av artens typiska ringformigt ordnade hackmärken på framför allt gamla granar. För att säkerställa att inte revir av tretåig hackspett drabbas av avverkningsplanerna bör en inventering göras i området både under häckningstid och under vintern, då arten utnyttjar betydligt större områden än under sommarens häckningsrevir. Storleken på häckningsreviret varierar med skogstypen, förekomsten av död ved och graden av fragmentering, men är i allmänhet i storleksordningen 25–100 hektar (SLU Artdatabanken, 2024; Skogsstyrelsen, 2016).</w:t>
+      </w:r>
+    </w:p>
+    <w:p>
+      <w:r>
+        <w:t xml:space="preserve">Förutom fridlysning enligt §4 Artskyddsförordningen är tretåig hackspett även förtecknad i EU:s fågeldirektiv bilaga 1. Den är typisk art för </w:t>
+      </w:r>
+      <w:r>
+        <w:rPr>
+          <w:i/>
+        </w:rPr>
+        <w:t xml:space="preserve">9010 Taiga, 9740 Skogsbevuxen myr, 9030 Landhöjningsskog </w:t>
+      </w:r>
+      <w:r>
+        <w:t xml:space="preserve">och </w:t>
+      </w:r>
+      <w:r>
+        <w:rPr>
+          <w:i/>
+        </w:rPr>
+        <w:t>9040 Fjällbjörkskog</w:t>
+      </w:r>
+      <w:r>
+        <w:t xml:space="preserve"> samt ingår i Natura 2000 och är förtecknad i Bernkonventionen bilaga II (strikt skyddade djurarter) (SLU Artdatabanken, 2024; Skogsstyrelsen, 2016).</w:t>
+      </w:r>
+    </w:p>
+    <w:p>
+      <w:pPr>
+        <w:pStyle w:val="Heading2"/>
+      </w:pPr>
+      <w:r>
+        <w:t>Referenser – tretåig hackspett</w:t>
+      </w:r>
+    </w:p>
+    <w:p>
+      <w:r>
+        <w:t xml:space="preserve">Amcoff, M. &amp; Eriksson, P. 1996. </w:t>
+      </w:r>
+      <w:r>
+        <w:rPr>
+          <w:i/>
+        </w:rPr>
+        <w:t xml:space="preserve">Förekomst av tretåig hackspett Picoides tridactylus på bestånds- och landskapsnivå. </w:t>
+      </w:r>
+      <w:r>
+        <w:t>Ornis Svecica 6: 107–119.</w:t>
+      </w:r>
+    </w:p>
+    <w:p>
+      <w:r>
+        <w:t xml:space="preserve">Butler, R., Angelstam, P., Ekelund, P. &amp; Schlaeffer, R. 2004. </w:t>
+      </w:r>
+      <w:r>
+        <w:rPr>
+          <w:i/>
+        </w:rPr>
+        <w:t xml:space="preserve">Dead wood threshold values for the three-toed woodpecker presence in boreal and sub-Alpine forest. </w:t>
+      </w:r>
+      <w:r>
+        <w:t>Biological conservation 119(3): 305–318.</w:t>
+      </w:r>
+    </w:p>
+    <w:p>
+      <w:r>
+        <w:t xml:space="preserve">Imbeau, L. &amp; Desrochers, A. 2002. </w:t>
+      </w:r>
+      <w:r>
+        <w:rPr>
+          <w:i/>
+        </w:rPr>
+        <w:t xml:space="preserve">Foraging Ecology and Use of Drumming Trees by Three-Toed Woodpeckers. </w:t>
+      </w:r>
+      <w:r>
+        <w:t>The Journal of Wildlife Management. Vol. 66, No. 1 (Jan., 2002), pp. 222–231.</w:t>
+      </w:r>
+    </w:p>
+    <w:p>
+      <w:r>
+        <w:t xml:space="preserve">Pakkala, T., Hanski, I. &amp; Tomppo, E. 2002. </w:t>
+      </w:r>
+      <w:r>
+        <w:rPr>
+          <w:i/>
+        </w:rPr>
+        <w:t xml:space="preserve">Spatial ecology of the three-toed woodpecker in managed forest landscapes. </w:t>
+      </w:r>
+      <w:r>
+        <w:t>Silva Fennica 36(1): 279–288.</w:t>
+      </w:r>
+    </w:p>
+    <w:p>
+      <w:r>
+        <w:t xml:space="preserve">Skogsstyrelsen, 2016. </w:t>
+      </w:r>
+      <w:r>
+        <w:rPr>
+          <w:i/>
+        </w:rPr>
+        <w:t>Vägledning för hänsyn till fåglar – Tretåig hackspett.</w:t>
+      </w:r>
+    </w:p>
+    <w:p>
+      <w:r>
+        <w:t xml:space="preserve">SLU Artdatabanken, 2024. </w:t>
+      </w:r>
+      <w:r>
+        <w:rPr>
+          <w:i/>
+        </w:rPr>
+        <w:t xml:space="preserve">Artfaktablad. Naturvård – artfakta. </w:t>
+      </w:r>
+      <w:r>
+        <w:t>SLU Artdatabanken, Uppsala.</w:t>
+      </w:r>
+    </w:p>
+    <w:p>
+      <w:r>
+        <w:t xml:space="preserve">Stachura-Skierczynska, K., Tumiel, T. &amp; Skierczynski, M. 2009. </w:t>
+      </w:r>
+      <w:r>
+        <w:rPr>
+          <w:i/>
+        </w:rPr>
+        <w:t xml:space="preserve">Habitat prediction model for three-toed woodpecker and its implications for the conservation of biologically valuable forests. </w:t>
+      </w:r>
+      <w:r>
+        <w:t>Forest Ecology and Management 258(5): 697–703.</w:t>
+      </w:r>
+    </w:p>
+    <w:p>
+      <w:r>
+        <w:t xml:space="preserve">Virkkala, R. 1991. </w:t>
+      </w:r>
+      <w:r>
+        <w:rPr>
+          <w:i/>
+        </w:rPr>
+        <w:t xml:space="preserve">Population trends of forest birds in a Finnish Lapland landscape of large habitat blocks – Consequences of stochastic environmental variation or regional habitat alteration. </w:t>
+      </w:r>
+      <w:r>
+        <w:t>Biological conservation 56(2): 223–240.</w:t>
+      </w:r>
+    </w:p>
+    <w:p>
+      <w:r>
+        <w:t xml:space="preserve">Wesolowski, T., Czeszczewik, D. &amp; Rowinski, P. 2005. </w:t>
+      </w:r>
+      <w:r>
+        <w:rPr>
+          <w:i/>
+        </w:rPr>
+        <w:t xml:space="preserve">Effects of forest management on Three-toed Woodpecker Picoides tridactylus distribution in the Bialowieza Forest (NE Poland): conservation implications. </w:t>
+      </w:r>
+      <w:r>
+        <w:t>Acta Ornithologica 40(1): 53–60.</w:t>
       </w:r>
     </w:p>
     <w:sectPr>
@@ -728,7 +1899,7 @@
     <w:r>
       <w:tab/>
       <w:tab/>
-      <w:t>2026-07-28</w:t>
+      <w:t>2026-07-29</w:t>
       <w:br/>
       <w:br/>
     </w:r>

--- a/klagomål/A 27768-2026 FSC-klagomål.docx
+++ b/klagomål/A 27768-2026 FSC-klagomål.docx
@@ -178,7 +178,7 @@
       <w:r>
         <w:drawing>
           <wp:inline xmlns:a="http://schemas.openxmlformats.org/drawingml/2006/main" xmlns:pic="http://schemas.openxmlformats.org/drawingml/2006/picture">
-            <wp:extent cx="5486400" cy="5624031"/>
+            <wp:extent cx="5349017" cy="5724000"/>
             <wp:docPr id="1" name="Picture 1"/>
             <wp:cNvGraphicFramePr>
               <a:graphicFrameLocks noChangeAspect="1"/>
@@ -199,7 +199,7 @@
                   <pic:spPr>
                     <a:xfrm>
                       <a:off x="0" y="0"/>
-                      <a:ext cx="5486400" cy="5624031"/>
+                      <a:ext cx="5349017" cy="5724000"/>
                     </a:xfrm>
                     <a:prstGeom prst="rect"/>
                   </pic:spPr>
@@ -221,7 +221,7 @@
     </w:p>
     <w:p>
       <w:r>
-        <w:t>I och inom 8 meter från avverkningsanmälan finns fynd av 22 naturvårdsarter, varav 14 är rödlistade, 5 är fridlysta, 17 är typiska (T) och 6 är signalarter (S): fläckporing (VU, T), garnlav (VU, T), knärot (VU, T, §8), dvärgbägarlav (NT, T), gammelgransskål (NT, T), kolflarnlav (NT, T), mörk kolflarnlav (NT), nordtagging (NT), tallticka (NT, T), talltita (NT, §4), tretåig hackspett (NT, T, §4), ullticka (NT, T), vaddporing (NT), vedskivlav (NT, T), bårdlav (S, T), luddlav (S, T), skinnlav (S, T), spindelblomster (S, T, §8), stuplav (S, T), vedticka (S, T), kötticka (T) och orre (§4). Se Figur 1.</w:t>
+        <w:t>I och inom 8 meter från avverkningsanmälan finns fynd av 30 naturvårdsarter, varav 20 är rödlistade, 8 är fridlysta, 22 är typiska (T) och 6 är signalarter (S): doftticka (VU, T, §8), fläckporing (VU, T), garnlav (VU, T), gräddporing (VU, T), knärot (VU, T, §8), blå taggsvamp (NT, T), dvärgbägarlav (NT, T), gammelgransskål (NT, T), kolflarnlav (NT, T), kortskaftad ärgspik (NT), mörk kolflarnlav (NT), nordtagging (NT), skrovellav (NT, T), stjärntagging (NT, T), tallticka (NT, T), talltita (NT, §4), tretåig hackspett (NT, T, §4), ullticka (NT, T), vaddporing (NT), vedskivlav (NT, T), bårdlav (S, T), luddlav (S, T), skinnlav (S, T), spindelblomster (S, T, §8), stuplav (S, T), vedticka (S, T), kötticka (T), orre (§4), vanlig padda (§6) och fläcknycklar (§8). Se Figur 1.</w:t>
       </w:r>
     </w:p>
     <w:p>
@@ -252,10 +252,10 @@
         <w:rPr>
           <w:b/>
         </w:rPr>
-        <w:t>Fläckporing (VU)</w:t>
-      </w:r>
-      <w:r>
-        <w:t xml:space="preserve"> är en mycket bra signalart som visar på tallnaturskogar med höga naturvärden. Den är placerad högst upp i Skogsstyrelsens värdepyramid för bedömning av skog med höga naturvärden och indikerar områden som är mer eller mindre opåverkade av skogsbruk och där det funnits en kontinuitet av tallågor i olika nedbrytningsstadier. För att på lång sikt bibehålla livskraftiga populationer i ett område behövs troligen större skyddade områden som tillåter att man upprätthåller en naturlig branddynamik. Fläckporing är typisk art för </w:t>
+        <w:t>Doftticka (VU, §8)</w:t>
+      </w:r>
+      <w:r>
+        <w:t xml:space="preserve"> är rödlistad som sårbar (VU) och fridlyst enligt 8§ artskyddsförordningen. Den är även globalt rödlistad som Nära hotad (NT) vilket innebär att Sverige har ett internationellt ansvar för arten. Doftticka är beroende av hög och jämn luftfuktighet i gamla, ostörda skogsmiljöer och är känslig för snabba förändringar av ljus-/vindförhållanden eller uttorkning. Dofttickan är placerad i toppen av Skogsstyrelsens värdepyramid för bedömning av skog med höga naturvärden och signalerar alltid gamla sälgar och skogsområden med höga naturvärden. Avverkning av värdträd (främst sälg) utgör det största hotet och när gamla och olikåldriga skogar med sälg avverkas försvinner oftast sälgen. Dofttickan har minskat med ca 30 % under de senaste 30 åren och är typisk art för </w:t>
       </w:r>
       <w:r>
         <w:rPr>
@@ -264,7 +264,16 @@
         <w:t>9010 Taiga</w:t>
       </w:r>
       <w:r>
-        <w:t xml:space="preserve"> (SLU Artdatabanken, 2024; Nitare &amp; Skogsstyrelsen, 2019).</w:t>
+        <w:t xml:space="preserve"> och</w:t>
+      </w:r>
+      <w:r>
+        <w:rPr>
+          <w:i/>
+        </w:rPr>
+        <w:t xml:space="preserve"> 9050 Näringsrik granskog </w:t>
+      </w:r>
+      <w:r>
+        <w:t>(IUCN Redlist, 2024; Nitare &amp; Skogsstyrelsen, 2019; SLU Artdatabanken, 2024).</w:t>
       </w:r>
     </w:p>
     <w:p>
@@ -272,6 +281,26 @@
         <w:rPr>
           <w:b/>
         </w:rPr>
+        <w:t>Fläckporing (VU)</w:t>
+      </w:r>
+      <w:r>
+        <w:t xml:space="preserve"> är en mycket bra signalart som visar på tallnaturskogar med höga naturvärden. Den är placerad högst upp i Skogsstyrelsens värdepyramid för bedömning av skog med höga naturvärden och indikerar områden som är mer eller mindre opåverkade av skogsbruk och där det funnits en kontinuitet av tallågor i olika nedbrytningsstadier. För att på lång sikt bibehålla livskraftiga populationer i ett område behövs troligen större skyddade områden som tillåter att man upprätthåller en naturlig branddynamik. Fläckporing är typisk art för </w:t>
+      </w:r>
+      <w:r>
+        <w:rPr>
+          <w:i/>
+        </w:rPr>
+        <w:t>9010 Taiga</w:t>
+      </w:r>
+      <w:r>
+        <w:t xml:space="preserve"> (SLU Artdatabanken, 2024; Nitare &amp; Skogsstyrelsen, 2019).</w:t>
+      </w:r>
+    </w:p>
+    <w:p>
+      <w:r>
+        <w:rPr>
+          <w:b/>
+        </w:rPr>
         <w:t>Garnlav (VU)</w:t>
       </w:r>
       <w:r>
@@ -294,6 +323,26 @@
       </w:r>
       <w:r>
         <w:t xml:space="preserve"> (SLU Artdatabanken, 2026).</w:t>
+      </w:r>
+    </w:p>
+    <w:p>
+      <w:r>
+        <w:rPr>
+          <w:b/>
+        </w:rPr>
+        <w:t>Gräddporing (VU)</w:t>
+      </w:r>
+      <w:r>
+        <w:t xml:space="preserve"> växer nästan enbart i urskogsartad barrskog på gamla, kraftigt murkna, grova och mossbelupna tallågor i något fuktiga och skuggiga lägen. Arten är placerad högst upp i Skogsstyrelsens värdepyramid för bedömning av skog med höga naturvärden och indikerar gamla och relativt orörda tallnaturskogar med höga naturvärden där det under låg tid kontinuerligt funnits inslag av grova tallågor. För att på sikt hejda artens vikande trend behöver merparten av gräddporingens nu kända växtplatser undantas från skogsbruk. Gräddporing är typisk art för </w:t>
+      </w:r>
+      <w:r>
+        <w:rPr>
+          <w:i/>
+        </w:rPr>
+        <w:t>9010 Taiga</w:t>
+      </w:r>
+      <w:r>
+        <w:t xml:space="preserve"> (SLU Artdatabanken, 2024; Nitare &amp; Skogsstyrelsen, 2019).</w:t>
       </w:r>
     </w:p>
     <w:p>
@@ -401,10 +450,10 @@
         <w:rPr>
           <w:b/>
         </w:rPr>
-        <w:t>Dvärgbägarlav (NT)</w:t>
-      </w:r>
-      <w:r>
-        <w:t xml:space="preserve"> förekommer över hela Sverige på gammal hård ved, huvudsakligen på tall men i södra Sverige även på ek. Veden utgörs framförallt av grova stubbar, lågor och grenar. Substratet har blivit sällsyntare och nybildning av substrat sker bara i begränsad omfattning. Arten hotas av att grova lågor blir allt sällsyntare i dagens kulturskogar samt att nybildningen av lämpliga substrat går mycket långsamt. En riklig tillgång på gamla tall- eller eklågor måste säkerställas på artens lokaler. Dvärgbägarlav är typisk art för </w:t>
+        <w:t xml:space="preserve">Blå taggsvamp (NT) </w:t>
+      </w:r>
+      <w:r>
+        <w:t xml:space="preserve">är en karaktärsart i såväl örtrika kalkbarrskogar som i torra sandtallskogar där det föreligger gammal skog med långvarig trädkontinuitet. Är sällsynt och mycket kravfull i södra och mellersta Sverige. Den hotas främst av skogsavverkning och tycks försvinna efter slutavverkning, markberedning och plantering. I kalkgranskogar verkar arten vara mycket känslig. Granskogar med arten bör formellt skydddas. Blå taggsvamp (NT) är typisk art för </w:t>
       </w:r>
       <w:r>
         <w:rPr>
@@ -421,10 +470,10 @@
         <w:rPr>
           <w:b/>
         </w:rPr>
-        <w:t>Gammelgransskål (NT)</w:t>
-      </w:r>
-      <w:r>
-        <w:t xml:space="preserve"> är en liten skålsvamp som växer på gamla granar med skrovlig bark. Typiska växtplatser är gransumpskog i myrkanter, bäckdråg, bäckraviner och skuggiga bergssluttningar, men också skog på torrare mark kan hysa arten om beståndet har stark naturskogskaraktär. Bestånd med arten bör behandlas som nyckelbiotoper och sparas vid en slutavverkning. Även gallring bör undvikas. Gammelgransskål är typisk art för </w:t>
+        <w:t>Dvärgbägarlav (NT)</w:t>
+      </w:r>
+      <w:r>
+        <w:t xml:space="preserve"> förekommer över hela Sverige på gammal hård ved, huvudsakligen på tall men i södra Sverige även på ek. Veden utgörs framförallt av grova stubbar, lågor och grenar. Substratet har blivit sällsyntare och nybildning av substrat sker bara i begränsad omfattning. Arten hotas av att grova lågor blir allt sällsyntare i dagens kulturskogar samt att nybildningen av lämpliga substrat går mycket långsamt. En riklig tillgång på gamla tall- eller eklågor måste säkerställas på artens lokaler. Dvärgbägarlav är typisk art för </w:t>
       </w:r>
       <w:r>
         <w:rPr>
@@ -441,10 +490,10 @@
         <w:rPr>
           <w:b/>
         </w:rPr>
-        <w:t>Kolflarnlav (NT)</w:t>
-      </w:r>
-      <w:r>
-        <w:t xml:space="preserve"> är brandberoende och växer nästan uteslutande på kolad hård kärnved av tall. Etableringen verkar ske först 100–300 år efter brand och nytt substrat nybildas i mycket begränsad omfattning. Avverkning av tallskog av naturskogskaraktär med spår av återkommande bränder är ett hot och mängden lämplig ved att växa på för arten minskar dels på grund av naturlig nedbrytning men framförallt på grund av att det förstörs i samband med slutavverkningar, gallringar och markberedning. Såväl kolflarnlav som mörk kolflarnlav har glänsande bålfjäll och förekommer främst i tall- och blandbarrskogar av naturskogskaraktär med spår av återkommande bränder. Skogar som dessa hyser höga biologiska värden och bör skyddas. Kolflarnlav är typisk art för </w:t>
+        <w:t>Gammelgransskål (NT)</w:t>
+      </w:r>
+      <w:r>
+        <w:t xml:space="preserve"> är en liten skålsvamp som växer på gamla granar med skrovlig bark. Typiska växtplatser är gransumpskog i myrkanter, bäckdråg, bäckraviner och skuggiga bergssluttningar, men också skog på torrare mark kan hysa arten om beståndet har stark naturskogskaraktär. Bestånd med arten bör behandlas som nyckelbiotoper och sparas vid en slutavverkning. Även gallring bör undvikas. Gammelgransskål är typisk art för </w:t>
       </w:r>
       <w:r>
         <w:rPr>
@@ -453,7 +502,7 @@
         <w:t>9010 Taiga</w:t>
       </w:r>
       <w:r>
-        <w:t xml:space="preserve"> (SLU Artdatabanken, 2024).</w:t>
+        <w:t xml:space="preserve"> (SLU Artdatabanken, 2024; Nitare &amp; Skogsstyrelsen, 2019).</w:t>
       </w:r>
     </w:p>
     <w:p>
@@ -461,10 +510,19 @@
         <w:rPr>
           <w:b/>
         </w:rPr>
-        <w:t>Mörk kolflarnlav (NT)</w:t>
-      </w:r>
-      <w:r>
-        <w:t xml:space="preserve"> är brandberoende och växer nästan uteslutande på kolad hård kärnved av tall. Arten förekommer främst i glesa, öppna tall- och blandbarrskogar av naturskogskaraktär och etableringen verkar ske sent efter brand, kanske först efter 100–300 år. Mörk kolflarnlav indikerar skog med höga naturvärden och vanligast är att den påträffas på rester av nedbrunna torrakor och högstubbar och lågstubbar som är så grova att hela innandömet är urbränt. Tall- och blandbarrskogar av naturskogskaraktär med spår av återkommande bränder hyser höga biologiska värden och bör skyddas (SLU Artdatabanken, 2024).</w:t>
+        <w:t>Kolflarnlav (NT)</w:t>
+      </w:r>
+      <w:r>
+        <w:t xml:space="preserve"> är brandberoende och växer nästan uteslutande på kolad hård kärnved av tall. Etableringen verkar ske först 100–300 år efter brand och nytt substrat nybildas i mycket begränsad omfattning. Avverkning av tallskog av naturskogskaraktär med spår av återkommande bränder är ett hot och mängden lämplig ved att växa på för arten minskar dels på grund av naturlig nedbrytning men framförallt på grund av att det förstörs i samband med slutavverkningar, gallringar och markberedning. Såväl kolflarnlav som mörk kolflarnlav har glänsande bålfjäll och förekommer främst i tall- och blandbarrskogar av naturskogskaraktär med spår av återkommande bränder. Skogar som dessa hyser höga biologiska värden och bör skyddas. Kolflarnlav är typisk art för </w:t>
+      </w:r>
+      <w:r>
+        <w:rPr>
+          <w:i/>
+        </w:rPr>
+        <w:t>9010 Taiga</w:t>
+      </w:r>
+      <w:r>
+        <w:t xml:space="preserve"> (SLU Artdatabanken, 2024).</w:t>
       </w:r>
     </w:p>
     <w:p>
@@ -472,10 +530,108 @@
         <w:rPr>
           <w:b/>
         </w:rPr>
+        <w:t>Kortskaftad ärgspik (NT)</w:t>
+      </w:r>
+      <w:r>
+        <w:t xml:space="preserve"> förekommer i barrträdsdominerade skogar och växer nästan uteslutande på tallved. Den föredrar gamla högstubbar i fuktig och halvöppen miljö, t.ex. i myrkanter, sumpskog och brandpräglad skog. Arten indikerar kontinuerlig tillgång till gamla högstubbar i kombination med hög och jämn luftfuktighet. Skogsbruk på lokaler med kortskaftad ärgspik utgör ett hot. På lång sikt bildas färre lämpliga substrat än vad som försvinner. Avverkning av barrträdsdominerade bestånd av naturskogskaraktär utgör ett långsiktigt hot. Naturskogsartade bestånd med riklig förekomst av gamla och grova tallhögstubbar bör undantas från skogsbruk (SLU Artdatabanken, 2024).</w:t>
+      </w:r>
+    </w:p>
+    <w:p>
+      <w:r>
+        <w:rPr>
+          <w:b/>
+        </w:rPr>
+        <w:t>Mörk kolflarnlav (NT)</w:t>
+      </w:r>
+      <w:r>
+        <w:t xml:space="preserve"> är brandberoende och växer nästan uteslutande på kolad hård kärnved av tall. Arten förekommer främst i glesa, öppna tall- och blandbarrskogar av naturskogskaraktär och etableringen verkar ske sent efter brand, kanske först efter 100–300 år. Mörk kolflarnlav indikerar skog med höga naturvärden och vanligast är att den påträffas på rester av nedbrunna torrakor och högstubbar och lågstubbar som är så grova att hela innandömet är urbränt. Tall- och blandbarrskogar av naturskogskaraktär med spår av återkommande bränder hyser höga biologiska värden och bör skyddas (SLU Artdatabanken, 2024).</w:t>
+      </w:r>
+    </w:p>
+    <w:p>
+      <w:r>
+        <w:rPr>
+          <w:b/>
+        </w:rPr>
         <w:t>Nordtagging (NT)</w:t>
       </w:r>
       <w:r>
         <w:t xml:space="preserve"> växer främst på tallågor av grövre dimensioner och påträffas huvudsakligen i äldre skog som inte kalavverkats. Nordtaggingen missgynnas av att områden med äldre tallskog har minskat starkt. Bekämpning av skogsbränder, samtidigt som skogsbruket omvandlar naturligt glesa tallbestånd till likartade och betydligt tätare bestånd, har missgynnat arten. Bristen på gamla tallågor utgör på sikt ett allvarligt hot och återskapandet av lämpliga biotoper tar mycket lång tid. Områden med olikåldriga bestånd av tall och med stort inslag av äldre träd bör undantas från skoglig produktion (SLU Artdatabanken, 2024).</w:t>
+      </w:r>
+    </w:p>
+    <w:p>
+      <w:r>
+        <w:rPr>
+          <w:b/>
+        </w:rPr>
+        <w:t>Skrovellav (NT)</w:t>
+      </w:r>
+      <w:r>
+        <w:t xml:space="preserve"> växer på gamla lövträd och på klippor i gamla skogar med hög och jämn luftfuktighet. Slutavverkning av kontinuitetsskog utgör det största hotet och lavens fortsatta förekomst bör säkerställas genom att lokaler med äldre skog skyddas. I områden med mycket hög luftfuktighet kan man på bålen av skrovellav finna de sällsynta parasitsvamparna skrovellavsknapp (EN), </w:t>
+      </w:r>
+      <w:r>
+        <w:rPr>
+          <w:i/>
+        </w:rPr>
+        <w:t>Catillaria lobariicola</w:t>
+      </w:r>
+      <w:r>
+        <w:t xml:space="preserve"> (VU) och </w:t>
+      </w:r>
+      <w:r>
+        <w:rPr>
+          <w:i/>
+        </w:rPr>
+        <w:t>Merismatium lobariae</w:t>
+      </w:r>
+      <w:r>
+        <w:t xml:space="preserve"> (DD). Skrovellav är typisk art för </w:t>
+      </w:r>
+      <w:r>
+        <w:rPr>
+          <w:i/>
+        </w:rPr>
+        <w:t xml:space="preserve">9010 Taiga, 9020 Nordlig ädellövskog, 9040 Fjällbjörkskog, 9070 Trädklädd betesmark, 9160 Näringsrik ekskog, 9180 Ädellövskog i branter, 9190 Näringsfattig ekskog, 8210 Kalkbranter </w:t>
+      </w:r>
+      <w:r>
+        <w:t xml:space="preserve">och </w:t>
+      </w:r>
+      <w:r>
+        <w:rPr>
+          <w:i/>
+        </w:rPr>
+        <w:t>6530 Lövängar</w:t>
+      </w:r>
+      <w:r>
+        <w:t xml:space="preserve"> (SLU Artdatabanken, 2026; Nitare &amp; Skogsstyrelsen, 2019).</w:t>
+      </w:r>
+    </w:p>
+    <w:p>
+      <w:r>
+        <w:rPr>
+          <w:b/>
+        </w:rPr>
+        <w:t>Stjärntagging (NT)</w:t>
+      </w:r>
+      <w:r>
+        <w:t xml:space="preserve"> signalerar inom hela sitt utbredningsområde höga naturvärden. Svampen är uttorkningskänslig och beroende av ett oförändrat fuktigt mikroklimat. Den är även beroende av en ständig tillgång på död ved i olika nedbrytningsstadier, dock ej nödvändigtvis grova träd. Tidigare påverkan på miljön måste dock ha varit så skonsam att det naturliga skogsekosystemet till stora delar har bevarats. Minskningstakten för den svenska populationen bedöms vara nära gränsvärdet för Sårbar (VU). Stjärntagging är typisk art för </w:t>
+      </w:r>
+      <w:r>
+        <w:rPr>
+          <w:i/>
+        </w:rPr>
+        <w:t xml:space="preserve">9010 Taiga, 9050 Näringsrik granskog </w:t>
+      </w:r>
+      <w:r>
+        <w:t xml:space="preserve">och </w:t>
+      </w:r>
+      <w:r>
+        <w:rPr>
+          <w:i/>
+        </w:rPr>
+        <w:t>9030 Landhöjningsskog</w:t>
+      </w:r>
+      <w:r>
+        <w:t xml:space="preserve"> (SLU Artdatabanken, 2024; Nitare &amp; Skogsstyrelsen, 2019).</w:t>
       </w:r>
     </w:p>
     <w:p>
@@ -987,7 +1143,7 @@
         <w:rPr>
           <w:i/>
         </w:rPr>
-        <w:t>I det avverkningsanmälda skogsområdet har 20 rödlistade arter och signalarter påträffats. Detta ska jämföras med Skogsstyrelsens uppföljning 2017 av nyckelbiotoper som visade att man i genomsnitt hittar 20,6 olika rödlistade arter och signalarter i en nyckelbiotop (Wijk, S. 2017. Biologisk mångfald i nyckelbiotoper – Resultat från inventeringen “Uppföljning biologisk mångfald” 2009–2015. Rapport 4/2017 Skogsstyrelsen, Jönköping).</w:t>
+        <w:t>I det avverkningsanmälda skogsområdet har 26 rödlistade arter och signalarter påträffats. Detta ska jämföras med Skogsstyrelsens uppföljning 2017 av nyckelbiotoper som visade att man i genomsnitt hittar 20,6 olika rödlistade arter och signalarter i en nyckelbiotop (Wijk, S. 2017. Biologisk mångfald i nyckelbiotoper – Resultat från inventeringen “Uppföljning biologisk mångfald” 2009–2015. Rapport 4/2017 Skogsstyrelsen, Jönköping).</w:t>
       </w:r>
     </w:p>
     <w:p>
@@ -1016,7 +1172,7 @@
         <w:rPr>
           <w:i/>
         </w:rPr>
-        <w:t>I det avverkningsanmälda skogsområdet har 22 naturvårdsarter varav 14 rödlistade arter sina livsmiljöer och växtplatser.</w:t>
+        <w:t>I det avverkningsanmälda skogsområdet har 30 naturvårdsarter varav 20 rödlistade arter sina livsmiljöer och växtplatser.</w:t>
       </w:r>
     </w:p>
     <w:p>
@@ -1899,7 +2055,7 @@
     <w:r>
       <w:tab/>
       <w:tab/>
-      <w:t>2026-07-29</w:t>
+      <w:t>2026-07-30</w:t>
       <w:br/>
       <w:br/>
     </w:r>

--- a/klagomål/A 27768-2026 FSC-klagomål.docx
+++ b/klagomål/A 27768-2026 FSC-klagomål.docx
@@ -2055,7 +2055,7 @@
     <w:r>
       <w:tab/>
       <w:tab/>
-      <w:t>2026-07-30</w:t>
+      <w:t>2026-07-31</w:t>
       <w:br/>
       <w:br/>
     </w:r>

--- a/klagomål/A 27768-2026 FSC-klagomål.docx
+++ b/klagomål/A 27768-2026 FSC-klagomål.docx
@@ -2055,7 +2055,7 @@
     <w:r>
       <w:tab/>
       <w:tab/>
-      <w:t>2026-07-31</w:t>
+      <w:t>2026-08-01</w:t>
       <w:br/>
       <w:br/>
     </w:r>

--- a/klagomål/A 27768-2026 FSC-klagomål.docx
+++ b/klagomål/A 27768-2026 FSC-klagomål.docx
@@ -178,7 +178,7 @@
       <w:r>
         <w:drawing>
           <wp:inline xmlns:a="http://schemas.openxmlformats.org/drawingml/2006/main" xmlns:pic="http://schemas.openxmlformats.org/drawingml/2006/picture">
-            <wp:extent cx="5349017" cy="5724000"/>
+            <wp:extent cx="5486400" cy="5624031"/>
             <wp:docPr id="1" name="Picture 1"/>
             <wp:cNvGraphicFramePr>
               <a:graphicFrameLocks noChangeAspect="1"/>
@@ -199,7 +199,7 @@
                   <pic:spPr>
                     <a:xfrm>
                       <a:off x="0" y="0"/>
-                      <a:ext cx="5349017" cy="5724000"/>
+                      <a:ext cx="5486400" cy="5624031"/>
                     </a:xfrm>
                     <a:prstGeom prst="rect"/>
                   </pic:spPr>
@@ -221,7 +221,7 @@
     </w:p>
     <w:p>
       <w:r>
-        <w:t>I och inom 8 meter från avverkningsanmälan finns fynd av 30 naturvårdsarter, varav 20 är rödlistade, 8 är fridlysta, 22 är typiska (T) och 6 är signalarter (S): doftticka (VU, T, §8), fläckporing (VU, T), garnlav (VU, T), gräddporing (VU, T), knärot (VU, T, §8), blå taggsvamp (NT, T), dvärgbägarlav (NT, T), gammelgransskål (NT, T), kolflarnlav (NT, T), kortskaftad ärgspik (NT), mörk kolflarnlav (NT), nordtagging (NT), skrovellav (NT, T), stjärntagging (NT, T), tallticka (NT, T), talltita (NT, §4), tretåig hackspett (NT, T, §4), ullticka (NT, T), vaddporing (NT), vedskivlav (NT, T), bårdlav (S, T), luddlav (S, T), skinnlav (S, T), spindelblomster (S, T, §8), stuplav (S, T), vedticka (S, T), kötticka (T), orre (§4), vanlig padda (§6) och fläcknycklar (§8). Se Figur 1.</w:t>
+        <w:t>I och inom 8 meter från avverkningsanmälan finns fynd av 22 naturvårdsarter, varav 14 är rödlistade, 5 är fridlysta, 17 är typiska (T) och 6 är signalarter (S): fläckporing (VU, T), garnlav (VU, T), knärot (VU, T, §8), dvärgbägarlav (NT, T), gammelgransskål (NT, T), kolflarnlav (NT, T), mörk kolflarnlav (NT), nordtagging (NT), tallticka (NT, T), talltita (NT, §4), tretåig hackspett (NT, T, §4), ullticka (NT, T), vaddporing (NT), vedskivlav (NT, T), bårdlav (S, T), luddlav (S, T), skinnlav (S, T), spindelblomster (S, T, §8), stuplav (S, T), vedticka (S, T), kötticka (T) och orre (§4). Se Figur 1.</w:t>
       </w:r>
     </w:p>
     <w:p>
@@ -252,10 +252,10 @@
         <w:rPr>
           <w:b/>
         </w:rPr>
-        <w:t>Doftticka (VU, §8)</w:t>
-      </w:r>
-      <w:r>
-        <w:t xml:space="preserve"> är rödlistad som sårbar (VU) och fridlyst enligt 8§ artskyddsförordningen. Den är även globalt rödlistad som Nära hotad (NT) vilket innebär att Sverige har ett internationellt ansvar för arten. Doftticka är beroende av hög och jämn luftfuktighet i gamla, ostörda skogsmiljöer och är känslig för snabba förändringar av ljus-/vindförhållanden eller uttorkning. Dofttickan är placerad i toppen av Skogsstyrelsens värdepyramid för bedömning av skog med höga naturvärden och signalerar alltid gamla sälgar och skogsområden med höga naturvärden. Avverkning av värdträd (främst sälg) utgör det största hotet och när gamla och olikåldriga skogar med sälg avverkas försvinner oftast sälgen. Dofttickan har minskat med ca 30 % under de senaste 30 åren och är typisk art för </w:t>
+        <w:t>Fläckporing (VU)</w:t>
+      </w:r>
+      <w:r>
+        <w:t xml:space="preserve"> är en mycket bra signalart som visar på tallnaturskogar med höga naturvärden. Den är placerad högst upp i Skogsstyrelsens värdepyramid för bedömning av skog med höga naturvärden och indikerar områden som är mer eller mindre opåverkade av skogsbruk och där det funnits en kontinuitet av tallågor i olika nedbrytningsstadier. För att på lång sikt bibehålla livskraftiga populationer i ett område behövs troligen större skyddade områden som tillåter att man upprätthåller en naturlig branddynamik. Fläckporing är typisk art för </w:t>
       </w:r>
       <w:r>
         <w:rPr>
@@ -264,35 +264,6 @@
         <w:t>9010 Taiga</w:t>
       </w:r>
       <w:r>
-        <w:t xml:space="preserve"> och</w:t>
-      </w:r>
-      <w:r>
-        <w:rPr>
-          <w:i/>
-        </w:rPr>
-        <w:t xml:space="preserve"> 9050 Näringsrik granskog </w:t>
-      </w:r>
-      <w:r>
-        <w:t>(IUCN Redlist, 2024; Nitare &amp; Skogsstyrelsen, 2019; SLU Artdatabanken, 2024).</w:t>
-      </w:r>
-    </w:p>
-    <w:p>
-      <w:r>
-        <w:rPr>
-          <w:b/>
-        </w:rPr>
-        <w:t>Fläckporing (VU)</w:t>
-      </w:r>
-      <w:r>
-        <w:t xml:space="preserve"> är en mycket bra signalart som visar på tallnaturskogar med höga naturvärden. Den är placerad högst upp i Skogsstyrelsens värdepyramid för bedömning av skog med höga naturvärden och indikerar områden som är mer eller mindre opåverkade av skogsbruk och där det funnits en kontinuitet av tallågor i olika nedbrytningsstadier. För att på lång sikt bibehålla livskraftiga populationer i ett område behövs troligen större skyddade områden som tillåter att man upprätthåller en naturlig branddynamik. Fläckporing är typisk art för </w:t>
-      </w:r>
-      <w:r>
-        <w:rPr>
-          <w:i/>
-        </w:rPr>
-        <w:t>9010 Taiga</w:t>
-      </w:r>
-      <w:r>
         <w:t xml:space="preserve"> (SLU Artdatabanken, 2024; Nitare &amp; Skogsstyrelsen, 2019).</w:t>
       </w:r>
     </w:p>
@@ -323,26 +294,6 @@
       </w:r>
       <w:r>
         <w:t xml:space="preserve"> (SLU Artdatabanken, 2026).</w:t>
-      </w:r>
-    </w:p>
-    <w:p>
-      <w:r>
-        <w:rPr>
-          <w:b/>
-        </w:rPr>
-        <w:t>Gräddporing (VU)</w:t>
-      </w:r>
-      <w:r>
-        <w:t xml:space="preserve"> växer nästan enbart i urskogsartad barrskog på gamla, kraftigt murkna, grova och mossbelupna tallågor i något fuktiga och skuggiga lägen. Arten är placerad högst upp i Skogsstyrelsens värdepyramid för bedömning av skog med höga naturvärden och indikerar gamla och relativt orörda tallnaturskogar med höga naturvärden där det under låg tid kontinuerligt funnits inslag av grova tallågor. För att på sikt hejda artens vikande trend behöver merparten av gräddporingens nu kända växtplatser undantas från skogsbruk. Gräddporing är typisk art för </w:t>
-      </w:r>
-      <w:r>
-        <w:rPr>
-          <w:i/>
-        </w:rPr>
-        <w:t>9010 Taiga</w:t>
-      </w:r>
-      <w:r>
-        <w:t xml:space="preserve"> (SLU Artdatabanken, 2024; Nitare &amp; Skogsstyrelsen, 2019).</w:t>
       </w:r>
     </w:p>
     <w:p>
@@ -450,10 +401,10 @@
         <w:rPr>
           <w:b/>
         </w:rPr>
-        <w:t xml:space="preserve">Blå taggsvamp (NT) </w:t>
-      </w:r>
-      <w:r>
-        <w:t xml:space="preserve">är en karaktärsart i såväl örtrika kalkbarrskogar som i torra sandtallskogar där det föreligger gammal skog med långvarig trädkontinuitet. Är sällsynt och mycket kravfull i södra och mellersta Sverige. Den hotas främst av skogsavverkning och tycks försvinna efter slutavverkning, markberedning och plantering. I kalkgranskogar verkar arten vara mycket känslig. Granskogar med arten bör formellt skydddas. Blå taggsvamp (NT) är typisk art för </w:t>
+        <w:t>Dvärgbägarlav (NT)</w:t>
+      </w:r>
+      <w:r>
+        <w:t xml:space="preserve"> förekommer över hela Sverige på gammal hård ved, huvudsakligen på tall men i södra Sverige även på ek. Veden utgörs framförallt av grova stubbar, lågor och grenar. Substratet har blivit sällsyntare och nybildning av substrat sker bara i begränsad omfattning. Arten hotas av att grova lågor blir allt sällsyntare i dagens kulturskogar samt att nybildningen av lämpliga substrat går mycket långsamt. En riklig tillgång på gamla tall- eller eklågor måste säkerställas på artens lokaler. Dvärgbägarlav är typisk art för </w:t>
       </w:r>
       <w:r>
         <w:rPr>
@@ -470,10 +421,10 @@
         <w:rPr>
           <w:b/>
         </w:rPr>
-        <w:t>Dvärgbägarlav (NT)</w:t>
-      </w:r>
-      <w:r>
-        <w:t xml:space="preserve"> förekommer över hela Sverige på gammal hård ved, huvudsakligen på tall men i södra Sverige även på ek. Veden utgörs framförallt av grova stubbar, lågor och grenar. Substratet har blivit sällsyntare och nybildning av substrat sker bara i begränsad omfattning. Arten hotas av att grova lågor blir allt sällsyntare i dagens kulturskogar samt att nybildningen av lämpliga substrat går mycket långsamt. En riklig tillgång på gamla tall- eller eklågor måste säkerställas på artens lokaler. Dvärgbägarlav är typisk art för </w:t>
+        <w:t>Gammelgransskål (NT)</w:t>
+      </w:r>
+      <w:r>
+        <w:t xml:space="preserve"> är en liten skålsvamp som växer på gamla granar med skrovlig bark. Typiska växtplatser är gransumpskog i myrkanter, bäckdråg, bäckraviner och skuggiga bergssluttningar, men också skog på torrare mark kan hysa arten om beståndet har stark naturskogskaraktär. Bestånd med arten bör behandlas som nyckelbiotoper och sparas vid en slutavverkning. Även gallring bör undvikas. Gammelgransskål är typisk art för </w:t>
       </w:r>
       <w:r>
         <w:rPr>
@@ -490,10 +441,10 @@
         <w:rPr>
           <w:b/>
         </w:rPr>
-        <w:t>Gammelgransskål (NT)</w:t>
-      </w:r>
-      <w:r>
-        <w:t xml:space="preserve"> är en liten skålsvamp som växer på gamla granar med skrovlig bark. Typiska växtplatser är gransumpskog i myrkanter, bäckdråg, bäckraviner och skuggiga bergssluttningar, men också skog på torrare mark kan hysa arten om beståndet har stark naturskogskaraktär. Bestånd med arten bör behandlas som nyckelbiotoper och sparas vid en slutavverkning. Även gallring bör undvikas. Gammelgransskål är typisk art för </w:t>
+        <w:t>Kolflarnlav (NT)</w:t>
+      </w:r>
+      <w:r>
+        <w:t xml:space="preserve"> är brandberoende och växer nästan uteslutande på kolad hård kärnved av tall. Etableringen verkar ske först 100–300 år efter brand och nytt substrat nybildas i mycket begränsad omfattning. Avverkning av tallskog av naturskogskaraktär med spår av återkommande bränder är ett hot och mängden lämplig ved att växa på för arten minskar dels på grund av naturlig nedbrytning men framförallt på grund av att det förstörs i samband med slutavverkningar, gallringar och markberedning. Såväl kolflarnlav som mörk kolflarnlav har glänsande bålfjäll och förekommer främst i tall- och blandbarrskogar av naturskogskaraktär med spår av återkommande bränder. Skogar som dessa hyser höga biologiska värden och bör skyddas. Kolflarnlav är typisk art för </w:t>
       </w:r>
       <w:r>
         <w:rPr>
@@ -502,38 +453,7 @@
         <w:t>9010 Taiga</w:t>
       </w:r>
       <w:r>
-        <w:t xml:space="preserve"> (SLU Artdatabanken, 2024; Nitare &amp; Skogsstyrelsen, 2019).</w:t>
-      </w:r>
-    </w:p>
-    <w:p>
-      <w:r>
-        <w:rPr>
-          <w:b/>
-        </w:rPr>
-        <w:t>Kolflarnlav (NT)</w:t>
-      </w:r>
-      <w:r>
-        <w:t xml:space="preserve"> är brandberoende och växer nästan uteslutande på kolad hård kärnved av tall. Etableringen verkar ske först 100–300 år efter brand och nytt substrat nybildas i mycket begränsad omfattning. Avverkning av tallskog av naturskogskaraktär med spår av återkommande bränder är ett hot och mängden lämplig ved att växa på för arten minskar dels på grund av naturlig nedbrytning men framförallt på grund av att det förstörs i samband med slutavverkningar, gallringar och markberedning. Såväl kolflarnlav som mörk kolflarnlav har glänsande bålfjäll och förekommer främst i tall- och blandbarrskogar av naturskogskaraktär med spår av återkommande bränder. Skogar som dessa hyser höga biologiska värden och bör skyddas. Kolflarnlav är typisk art för </w:t>
-      </w:r>
-      <w:r>
-        <w:rPr>
-          <w:i/>
-        </w:rPr>
-        <w:t>9010 Taiga</w:t>
-      </w:r>
-      <w:r>
         <w:t xml:space="preserve"> (SLU Artdatabanken, 2024).</w:t>
-      </w:r>
-    </w:p>
-    <w:p>
-      <w:r>
-        <w:rPr>
-          <w:b/>
-        </w:rPr>
-        <w:t>Kortskaftad ärgspik (NT)</w:t>
-      </w:r>
-      <w:r>
-        <w:t xml:space="preserve"> förekommer i barrträdsdominerade skogar och växer nästan uteslutande på tallved. Den föredrar gamla högstubbar i fuktig och halvöppen miljö, t.ex. i myrkanter, sumpskog och brandpräglad skog. Arten indikerar kontinuerlig tillgång till gamla högstubbar i kombination med hög och jämn luftfuktighet. Skogsbruk på lokaler med kortskaftad ärgspik utgör ett hot. På lång sikt bildas färre lämpliga substrat än vad som försvinner. Avverkning av barrträdsdominerade bestånd av naturskogskaraktär utgör ett långsiktigt hot. Naturskogsartade bestånd med riklig förekomst av gamla och grova tallhögstubbar bör undantas från skogsbruk (SLU Artdatabanken, 2024).</w:t>
       </w:r>
     </w:p>
     <w:p>
@@ -556,82 +476,6 @@
       </w:r>
       <w:r>
         <w:t xml:space="preserve"> växer främst på tallågor av grövre dimensioner och påträffas huvudsakligen i äldre skog som inte kalavverkats. Nordtaggingen missgynnas av att områden med äldre tallskog har minskat starkt. Bekämpning av skogsbränder, samtidigt som skogsbruket omvandlar naturligt glesa tallbestånd till likartade och betydligt tätare bestånd, har missgynnat arten. Bristen på gamla tallågor utgör på sikt ett allvarligt hot och återskapandet av lämpliga biotoper tar mycket lång tid. Områden med olikåldriga bestånd av tall och med stort inslag av äldre träd bör undantas från skoglig produktion (SLU Artdatabanken, 2024).</w:t>
-      </w:r>
-    </w:p>
-    <w:p>
-      <w:r>
-        <w:rPr>
-          <w:b/>
-        </w:rPr>
-        <w:t>Skrovellav (NT)</w:t>
-      </w:r>
-      <w:r>
-        <w:t xml:space="preserve"> växer på gamla lövträd och på klippor i gamla skogar med hög och jämn luftfuktighet. Slutavverkning av kontinuitetsskog utgör det största hotet och lavens fortsatta förekomst bör säkerställas genom att lokaler med äldre skog skyddas. I områden med mycket hög luftfuktighet kan man på bålen av skrovellav finna de sällsynta parasitsvamparna skrovellavsknapp (EN), </w:t>
-      </w:r>
-      <w:r>
-        <w:rPr>
-          <w:i/>
-        </w:rPr>
-        <w:t>Catillaria lobariicola</w:t>
-      </w:r>
-      <w:r>
-        <w:t xml:space="preserve"> (VU) och </w:t>
-      </w:r>
-      <w:r>
-        <w:rPr>
-          <w:i/>
-        </w:rPr>
-        <w:t>Merismatium lobariae</w:t>
-      </w:r>
-      <w:r>
-        <w:t xml:space="preserve"> (DD). Skrovellav är typisk art för </w:t>
-      </w:r>
-      <w:r>
-        <w:rPr>
-          <w:i/>
-        </w:rPr>
-        <w:t xml:space="preserve">9010 Taiga, 9020 Nordlig ädellövskog, 9040 Fjällbjörkskog, 9070 Trädklädd betesmark, 9160 Näringsrik ekskog, 9180 Ädellövskog i branter, 9190 Näringsfattig ekskog, 8210 Kalkbranter </w:t>
-      </w:r>
-      <w:r>
-        <w:t xml:space="preserve">och </w:t>
-      </w:r>
-      <w:r>
-        <w:rPr>
-          <w:i/>
-        </w:rPr>
-        <w:t>6530 Lövängar</w:t>
-      </w:r>
-      <w:r>
-        <w:t xml:space="preserve"> (SLU Artdatabanken, 2026; Nitare &amp; Skogsstyrelsen, 2019).</w:t>
-      </w:r>
-    </w:p>
-    <w:p>
-      <w:r>
-        <w:rPr>
-          <w:b/>
-        </w:rPr>
-        <w:t>Stjärntagging (NT)</w:t>
-      </w:r>
-      <w:r>
-        <w:t xml:space="preserve"> signalerar inom hela sitt utbredningsområde höga naturvärden. Svampen är uttorkningskänslig och beroende av ett oförändrat fuktigt mikroklimat. Den är även beroende av en ständig tillgång på död ved i olika nedbrytningsstadier, dock ej nödvändigtvis grova träd. Tidigare påverkan på miljön måste dock ha varit så skonsam att det naturliga skogsekosystemet till stora delar har bevarats. Minskningstakten för den svenska populationen bedöms vara nära gränsvärdet för Sårbar (VU). Stjärntagging är typisk art för </w:t>
-      </w:r>
-      <w:r>
-        <w:rPr>
-          <w:i/>
-        </w:rPr>
-        <w:t xml:space="preserve">9010 Taiga, 9050 Näringsrik granskog </w:t>
-      </w:r>
-      <w:r>
-        <w:t xml:space="preserve">och </w:t>
-      </w:r>
-      <w:r>
-        <w:rPr>
-          <w:i/>
-        </w:rPr>
-        <w:t>9030 Landhöjningsskog</w:t>
-      </w:r>
-      <w:r>
-        <w:t xml:space="preserve"> (SLU Artdatabanken, 2024; Nitare &amp; Skogsstyrelsen, 2019).</w:t>
       </w:r>
     </w:p>
     <w:p>
@@ -1143,7 +987,7 @@
         <w:rPr>
           <w:i/>
         </w:rPr>
-        <w:t>I det avverkningsanmälda skogsområdet har 26 rödlistade arter och signalarter påträffats. Detta ska jämföras med Skogsstyrelsens uppföljning 2017 av nyckelbiotoper som visade att man i genomsnitt hittar 20,6 olika rödlistade arter och signalarter i en nyckelbiotop (Wijk, S. 2017. Biologisk mångfald i nyckelbiotoper – Resultat från inventeringen “Uppföljning biologisk mångfald” 2009–2015. Rapport 4/2017 Skogsstyrelsen, Jönköping).</w:t>
+        <w:t>I det avverkningsanmälda skogsområdet har 20 rödlistade arter och signalarter påträffats. Detta ska jämföras med Skogsstyrelsens uppföljning 2017 av nyckelbiotoper som visade att man i genomsnitt hittar 20,6 olika rödlistade arter och signalarter i en nyckelbiotop (Wijk, S. 2017. Biologisk mångfald i nyckelbiotoper – Resultat från inventeringen “Uppföljning biologisk mångfald” 2009–2015. Rapport 4/2017 Skogsstyrelsen, Jönköping).</w:t>
       </w:r>
     </w:p>
     <w:p>
@@ -1172,7 +1016,7 @@
         <w:rPr>
           <w:i/>
         </w:rPr>
-        <w:t>I det avverkningsanmälda skogsområdet har 30 naturvårdsarter varav 20 rödlistade arter sina livsmiljöer och växtplatser.</w:t>
+        <w:t>I det avverkningsanmälda skogsområdet har 22 naturvårdsarter varav 14 rödlistade arter sina livsmiljöer och växtplatser.</w:t>
       </w:r>
     </w:p>
     <w:p>
@@ -2055,7 +1899,7 @@
     <w:r>
       <w:tab/>
       <w:tab/>
-      <w:t>2026-08-01</w:t>
+      <w:t>2026-08-02</w:t>
       <w:br/>
       <w:br/>
     </w:r>

--- a/klagomål/A 27768-2026 FSC-klagomål.docx
+++ b/klagomål/A 27768-2026 FSC-klagomål.docx
@@ -1899,7 +1899,7 @@
     <w:r>
       <w:tab/>
       <w:tab/>
-      <w:t>2026-08-02</w:t>
+      <w:t>2026-08-03</w:t>
       <w:br/>
       <w:br/>
     </w:r>

--- a/klagomål/A 27768-2026 FSC-klagomål.docx
+++ b/klagomål/A 27768-2026 FSC-klagomål.docx
@@ -178,7 +178,7 @@
       <w:r>
         <w:drawing>
           <wp:inline xmlns:a="http://schemas.openxmlformats.org/drawingml/2006/main" xmlns:pic="http://schemas.openxmlformats.org/drawingml/2006/picture">
-            <wp:extent cx="5486400" cy="5624031"/>
+            <wp:extent cx="5349017" cy="5724000"/>
             <wp:docPr id="1" name="Picture 1"/>
             <wp:cNvGraphicFramePr>
               <a:graphicFrameLocks noChangeAspect="1"/>
@@ -199,7 +199,7 @@
                   <pic:spPr>
                     <a:xfrm>
                       <a:off x="0" y="0"/>
-                      <a:ext cx="5486400" cy="5624031"/>
+                      <a:ext cx="5349017" cy="5724000"/>
                     </a:xfrm>
                     <a:prstGeom prst="rect"/>
                   </pic:spPr>
@@ -221,7 +221,7 @@
     </w:p>
     <w:p>
       <w:r>
-        <w:t>I och inom 8 meter från avverkningsanmälan finns fynd av 22 naturvårdsarter, varav 14 är rödlistade, 5 är fridlysta, 17 är typiska (T) och 6 är signalarter (S): fläckporing (VU, T), garnlav (VU, T), knärot (VU, T, §8), dvärgbägarlav (NT, T), gammelgransskål (NT, T), kolflarnlav (NT, T), mörk kolflarnlav (NT), nordtagging (NT), tallticka (NT, T), talltita (NT, §4), tretåig hackspett (NT, T, §4), ullticka (NT, T), vaddporing (NT), vedskivlav (NT, T), bårdlav (S, T), luddlav (S, T), skinnlav (S, T), spindelblomster (S, T, §8), stuplav (S, T), vedticka (S, T), kötticka (T) och orre (§4). Se Figur 1.</w:t>
+        <w:t>I och inom 8 meter från avverkningsanmälan finns fynd av 30 naturvårdsarter, varav 20 är rödlistade, 8 är fridlysta, 22 är typiska (T) och 6 är signalarter (S): doftticka (VU, T, §8), fläckporing (VU, T), garnlav (VU, T), gräddporing (VU, T), knärot (VU, T, §8), blå taggsvamp (NT, T), dvärgbägarlav (NT, T), gammelgransskål (NT, T), kolflarnlav (NT, T), kortskaftad ärgspik (NT), mörk kolflarnlav (NT), nordtagging (NT), skrovellav (NT, T), stjärntagging (NT, T), tallticka (NT, T), talltita (NT, §4), tretåig hackspett (NT, T, §4), ullticka (NT, T), vaddporing (NT), vedskivlav (NT, T), bårdlav (S, T), luddlav (S, T), skinnlav (S, T), spindelblomster (S, T, §8), stuplav (S, T), vedticka (S, T), kötticka (T), orre (§4), vanlig padda (§6) och fläcknycklar (§8). Se Figur 1.</w:t>
       </w:r>
     </w:p>
     <w:p>
@@ -252,10 +252,10 @@
         <w:rPr>
           <w:b/>
         </w:rPr>
-        <w:t>Fläckporing (VU)</w:t>
-      </w:r>
-      <w:r>
-        <w:t xml:space="preserve"> är en mycket bra signalart som visar på tallnaturskogar med höga naturvärden. Den är placerad högst upp i Skogsstyrelsens värdepyramid för bedömning av skog med höga naturvärden och indikerar områden som är mer eller mindre opåverkade av skogsbruk och där det funnits en kontinuitet av tallågor i olika nedbrytningsstadier. För att på lång sikt bibehålla livskraftiga populationer i ett område behövs troligen större skyddade områden som tillåter att man upprätthåller en naturlig branddynamik. Fläckporing är typisk art för </w:t>
+        <w:t>Doftticka (VU, §8)</w:t>
+      </w:r>
+      <w:r>
+        <w:t xml:space="preserve"> är rödlistad som sårbar (VU) och fridlyst enligt 8§ artskyddsförordningen. Den är även globalt rödlistad som Nära hotad (NT) vilket innebär att Sverige har ett internationellt ansvar för arten. Doftticka är beroende av hög och jämn luftfuktighet i gamla, ostörda skogsmiljöer och är känslig för snabba förändringar av ljus-/vindförhållanden eller uttorkning. Dofttickan är placerad i toppen av Skogsstyrelsens värdepyramid för bedömning av skog med höga naturvärden och signalerar alltid gamla sälgar och skogsområden med höga naturvärden. Avverkning av värdträd (främst sälg) utgör det största hotet och när gamla och olikåldriga skogar med sälg avverkas försvinner oftast sälgen. Dofttickan har minskat med ca 30 % under de senaste 30 åren och är typisk art för </w:t>
       </w:r>
       <w:r>
         <w:rPr>
@@ -264,7 +264,16 @@
         <w:t>9010 Taiga</w:t>
       </w:r>
       <w:r>
-        <w:t xml:space="preserve"> (SLU Artdatabanken, 2024; Nitare &amp; Skogsstyrelsen, 2019).</w:t>
+        <w:t xml:space="preserve"> och</w:t>
+      </w:r>
+      <w:r>
+        <w:rPr>
+          <w:i/>
+        </w:rPr>
+        <w:t xml:space="preserve"> 9050 Näringsrik granskog </w:t>
+      </w:r>
+      <w:r>
+        <w:t>(IUCN Redlist, 2024; Nitare &amp; Skogsstyrelsen, 2019; SLU Artdatabanken, 2024).</w:t>
       </w:r>
     </w:p>
     <w:p>
@@ -272,6 +281,26 @@
         <w:rPr>
           <w:b/>
         </w:rPr>
+        <w:t>Fläckporing (VU)</w:t>
+      </w:r>
+      <w:r>
+        <w:t xml:space="preserve"> är en mycket bra signalart som visar på tallnaturskogar med höga naturvärden. Den är placerad högst upp i Skogsstyrelsens värdepyramid för bedömning av skog med höga naturvärden och indikerar områden som är mer eller mindre opåverkade av skogsbruk och där det funnits en kontinuitet av tallågor i olika nedbrytningsstadier. För att på lång sikt bibehålla livskraftiga populationer i ett område behövs troligen större skyddade områden som tillåter att man upprätthåller en naturlig branddynamik. Fläckporing är typisk art för </w:t>
+      </w:r>
+      <w:r>
+        <w:rPr>
+          <w:i/>
+        </w:rPr>
+        <w:t>9010 Taiga</w:t>
+      </w:r>
+      <w:r>
+        <w:t xml:space="preserve"> (SLU Artdatabanken, 2024; Nitare &amp; Skogsstyrelsen, 2019).</w:t>
+      </w:r>
+    </w:p>
+    <w:p>
+      <w:r>
+        <w:rPr>
+          <w:b/>
+        </w:rPr>
         <w:t>Garnlav (VU)</w:t>
       </w:r>
       <w:r>
@@ -294,6 +323,26 @@
       </w:r>
       <w:r>
         <w:t xml:space="preserve"> (SLU Artdatabanken, 2026).</w:t>
+      </w:r>
+    </w:p>
+    <w:p>
+      <w:r>
+        <w:rPr>
+          <w:b/>
+        </w:rPr>
+        <w:t>Gräddporing (VU)</w:t>
+      </w:r>
+      <w:r>
+        <w:t xml:space="preserve"> växer nästan enbart i urskogsartad barrskog på gamla, kraftigt murkna, grova och mossbelupna tallågor i något fuktiga och skuggiga lägen. Arten är placerad högst upp i Skogsstyrelsens värdepyramid för bedömning av skog med höga naturvärden och indikerar gamla och relativt orörda tallnaturskogar med höga naturvärden där det under låg tid kontinuerligt funnits inslag av grova tallågor. För att på sikt hejda artens vikande trend behöver merparten av gräddporingens nu kända växtplatser undantas från skogsbruk. Gräddporing är typisk art för </w:t>
+      </w:r>
+      <w:r>
+        <w:rPr>
+          <w:i/>
+        </w:rPr>
+        <w:t>9010 Taiga</w:t>
+      </w:r>
+      <w:r>
+        <w:t xml:space="preserve"> (SLU Artdatabanken, 2024; Nitare &amp; Skogsstyrelsen, 2019).</w:t>
       </w:r>
     </w:p>
     <w:p>
@@ -401,10 +450,10 @@
         <w:rPr>
           <w:b/>
         </w:rPr>
-        <w:t>Dvärgbägarlav (NT)</w:t>
-      </w:r>
-      <w:r>
-        <w:t xml:space="preserve"> förekommer över hela Sverige på gammal hård ved, huvudsakligen på tall men i södra Sverige även på ek. Veden utgörs framförallt av grova stubbar, lågor och grenar. Substratet har blivit sällsyntare och nybildning av substrat sker bara i begränsad omfattning. Arten hotas av att grova lågor blir allt sällsyntare i dagens kulturskogar samt att nybildningen av lämpliga substrat går mycket långsamt. En riklig tillgång på gamla tall- eller eklågor måste säkerställas på artens lokaler. Dvärgbägarlav är typisk art för </w:t>
+        <w:t xml:space="preserve">Blå taggsvamp (NT) </w:t>
+      </w:r>
+      <w:r>
+        <w:t xml:space="preserve">är en karaktärsart i såväl örtrika kalkbarrskogar som i torra sandtallskogar där det föreligger gammal skog med långvarig trädkontinuitet. Är sällsynt och mycket kravfull i södra och mellersta Sverige. Den hotas främst av skogsavverkning och tycks försvinna efter slutavverkning, markberedning och plantering. I kalkgranskogar verkar arten vara mycket känslig. Granskogar med arten bör formellt skydddas. Blå taggsvamp (NT) är typisk art för </w:t>
       </w:r>
       <w:r>
         <w:rPr>
@@ -421,10 +470,10 @@
         <w:rPr>
           <w:b/>
         </w:rPr>
-        <w:t>Gammelgransskål (NT)</w:t>
-      </w:r>
-      <w:r>
-        <w:t xml:space="preserve"> är en liten skålsvamp som växer på gamla granar med skrovlig bark. Typiska växtplatser är gransumpskog i myrkanter, bäckdråg, bäckraviner och skuggiga bergssluttningar, men också skog på torrare mark kan hysa arten om beståndet har stark naturskogskaraktär. Bestånd med arten bör behandlas som nyckelbiotoper och sparas vid en slutavverkning. Även gallring bör undvikas. Gammelgransskål är typisk art för </w:t>
+        <w:t>Dvärgbägarlav (NT)</w:t>
+      </w:r>
+      <w:r>
+        <w:t xml:space="preserve"> förekommer över hela Sverige på gammal hård ved, huvudsakligen på tall men i södra Sverige även på ek. Veden utgörs framförallt av grova stubbar, lågor och grenar. Substratet har blivit sällsyntare och nybildning av substrat sker bara i begränsad omfattning. Arten hotas av att grova lågor blir allt sällsyntare i dagens kulturskogar samt att nybildningen av lämpliga substrat går mycket långsamt. En riklig tillgång på gamla tall- eller eklågor måste säkerställas på artens lokaler. Dvärgbägarlav är typisk art för </w:t>
       </w:r>
       <w:r>
         <w:rPr>
@@ -441,10 +490,10 @@
         <w:rPr>
           <w:b/>
         </w:rPr>
-        <w:t>Kolflarnlav (NT)</w:t>
-      </w:r>
-      <w:r>
-        <w:t xml:space="preserve"> är brandberoende och växer nästan uteslutande på kolad hård kärnved av tall. Etableringen verkar ske först 100–300 år efter brand och nytt substrat nybildas i mycket begränsad omfattning. Avverkning av tallskog av naturskogskaraktär med spår av återkommande bränder är ett hot och mängden lämplig ved att växa på för arten minskar dels på grund av naturlig nedbrytning men framförallt på grund av att det förstörs i samband med slutavverkningar, gallringar och markberedning. Såväl kolflarnlav som mörk kolflarnlav har glänsande bålfjäll och förekommer främst i tall- och blandbarrskogar av naturskogskaraktär med spår av återkommande bränder. Skogar som dessa hyser höga biologiska värden och bör skyddas. Kolflarnlav är typisk art för </w:t>
+        <w:t>Gammelgransskål (NT)</w:t>
+      </w:r>
+      <w:r>
+        <w:t xml:space="preserve"> är en liten skålsvamp som växer på gamla granar med skrovlig bark. Typiska växtplatser är gransumpskog i myrkanter, bäckdråg, bäckraviner och skuggiga bergssluttningar, men också skog på torrare mark kan hysa arten om beståndet har stark naturskogskaraktär. Bestånd med arten bör behandlas som nyckelbiotoper och sparas vid en slutavverkning. Även gallring bör undvikas. Gammelgransskål är typisk art för </w:t>
       </w:r>
       <w:r>
         <w:rPr>
@@ -453,7 +502,7 @@
         <w:t>9010 Taiga</w:t>
       </w:r>
       <w:r>
-        <w:t xml:space="preserve"> (SLU Artdatabanken, 2024).</w:t>
+        <w:t xml:space="preserve"> (SLU Artdatabanken, 2024; Nitare &amp; Skogsstyrelsen, 2019).</w:t>
       </w:r>
     </w:p>
     <w:p>
@@ -461,10 +510,19 @@
         <w:rPr>
           <w:b/>
         </w:rPr>
-        <w:t>Mörk kolflarnlav (NT)</w:t>
-      </w:r>
-      <w:r>
-        <w:t xml:space="preserve"> är brandberoende och växer nästan uteslutande på kolad hård kärnved av tall. Arten förekommer främst i glesa, öppna tall- och blandbarrskogar av naturskogskaraktär och etableringen verkar ske sent efter brand, kanske först efter 100–300 år. Mörk kolflarnlav indikerar skog med höga naturvärden och vanligast är att den påträffas på rester av nedbrunna torrakor och högstubbar och lågstubbar som är så grova att hela innandömet är urbränt. Tall- och blandbarrskogar av naturskogskaraktär med spår av återkommande bränder hyser höga biologiska värden och bör skyddas (SLU Artdatabanken, 2024).</w:t>
+        <w:t>Kolflarnlav (NT)</w:t>
+      </w:r>
+      <w:r>
+        <w:t xml:space="preserve"> är brandberoende och växer nästan uteslutande på kolad hård kärnved av tall. Etableringen verkar ske först 100–300 år efter brand och nytt substrat nybildas i mycket begränsad omfattning. Avverkning av tallskog av naturskogskaraktär med spår av återkommande bränder är ett hot och mängden lämplig ved att växa på för arten minskar dels på grund av naturlig nedbrytning men framförallt på grund av att det förstörs i samband med slutavverkningar, gallringar och markberedning. Såväl kolflarnlav som mörk kolflarnlav har glänsande bålfjäll och förekommer främst i tall- och blandbarrskogar av naturskogskaraktär med spår av återkommande bränder. Skogar som dessa hyser höga biologiska värden och bör skyddas. Kolflarnlav är typisk art för </w:t>
+      </w:r>
+      <w:r>
+        <w:rPr>
+          <w:i/>
+        </w:rPr>
+        <w:t>9010 Taiga</w:t>
+      </w:r>
+      <w:r>
+        <w:t xml:space="preserve"> (SLU Artdatabanken, 2024).</w:t>
       </w:r>
     </w:p>
     <w:p>
@@ -472,10 +530,108 @@
         <w:rPr>
           <w:b/>
         </w:rPr>
+        <w:t>Kortskaftad ärgspik (NT)</w:t>
+      </w:r>
+      <w:r>
+        <w:t xml:space="preserve"> förekommer i barrträdsdominerade skogar och växer nästan uteslutande på tallved. Den föredrar gamla högstubbar i fuktig och halvöppen miljö, t.ex. i myrkanter, sumpskog och brandpräglad skog. Arten indikerar kontinuerlig tillgång till gamla högstubbar i kombination med hög och jämn luftfuktighet. Skogsbruk på lokaler med kortskaftad ärgspik utgör ett hot. På lång sikt bildas färre lämpliga substrat än vad som försvinner. Avverkning av barrträdsdominerade bestånd av naturskogskaraktär utgör ett långsiktigt hot. Naturskogsartade bestånd med riklig förekomst av gamla och grova tallhögstubbar bör undantas från skogsbruk (SLU Artdatabanken, 2024).</w:t>
+      </w:r>
+    </w:p>
+    <w:p>
+      <w:r>
+        <w:rPr>
+          <w:b/>
+        </w:rPr>
+        <w:t>Mörk kolflarnlav (NT)</w:t>
+      </w:r>
+      <w:r>
+        <w:t xml:space="preserve"> är brandberoende och växer nästan uteslutande på kolad hård kärnved av tall. Arten förekommer främst i glesa, öppna tall- och blandbarrskogar av naturskogskaraktär och etableringen verkar ske sent efter brand, kanske först efter 100–300 år. Mörk kolflarnlav indikerar skog med höga naturvärden och vanligast är att den påträffas på rester av nedbrunna torrakor och högstubbar och lågstubbar som är så grova att hela innandömet är urbränt. Tall- och blandbarrskogar av naturskogskaraktär med spår av återkommande bränder hyser höga biologiska värden och bör skyddas (SLU Artdatabanken, 2024).</w:t>
+      </w:r>
+    </w:p>
+    <w:p>
+      <w:r>
+        <w:rPr>
+          <w:b/>
+        </w:rPr>
         <w:t>Nordtagging (NT)</w:t>
       </w:r>
       <w:r>
         <w:t xml:space="preserve"> växer främst på tallågor av grövre dimensioner och påträffas huvudsakligen i äldre skog som inte kalavverkats. Nordtaggingen missgynnas av att områden med äldre tallskog har minskat starkt. Bekämpning av skogsbränder, samtidigt som skogsbruket omvandlar naturligt glesa tallbestånd till likartade och betydligt tätare bestånd, har missgynnat arten. Bristen på gamla tallågor utgör på sikt ett allvarligt hot och återskapandet av lämpliga biotoper tar mycket lång tid. Områden med olikåldriga bestånd av tall och med stort inslag av äldre träd bör undantas från skoglig produktion (SLU Artdatabanken, 2024).</w:t>
+      </w:r>
+    </w:p>
+    <w:p>
+      <w:r>
+        <w:rPr>
+          <w:b/>
+        </w:rPr>
+        <w:t>Skrovellav (NT)</w:t>
+      </w:r>
+      <w:r>
+        <w:t xml:space="preserve"> växer på gamla lövträd och på klippor i gamla skogar med hög och jämn luftfuktighet. Slutavverkning av kontinuitetsskog utgör det största hotet och lavens fortsatta förekomst bör säkerställas genom att lokaler med äldre skog skyddas. I områden med mycket hög luftfuktighet kan man på bålen av skrovellav finna de sällsynta parasitsvamparna skrovellavsknapp (EN), </w:t>
+      </w:r>
+      <w:r>
+        <w:rPr>
+          <w:i/>
+        </w:rPr>
+        <w:t>Catillaria lobariicola</w:t>
+      </w:r>
+      <w:r>
+        <w:t xml:space="preserve"> (VU) och </w:t>
+      </w:r>
+      <w:r>
+        <w:rPr>
+          <w:i/>
+        </w:rPr>
+        <w:t>Merismatium lobariae</w:t>
+      </w:r>
+      <w:r>
+        <w:t xml:space="preserve"> (DD). Skrovellav är typisk art för </w:t>
+      </w:r>
+      <w:r>
+        <w:rPr>
+          <w:i/>
+        </w:rPr>
+        <w:t xml:space="preserve">9010 Taiga, 9020 Nordlig ädellövskog, 9040 Fjällbjörkskog, 9070 Trädklädd betesmark, 9160 Näringsrik ekskog, 9180 Ädellövskog i branter, 9190 Näringsfattig ekskog, 8210 Kalkbranter </w:t>
+      </w:r>
+      <w:r>
+        <w:t xml:space="preserve">och </w:t>
+      </w:r>
+      <w:r>
+        <w:rPr>
+          <w:i/>
+        </w:rPr>
+        <w:t>6530 Lövängar</w:t>
+      </w:r>
+      <w:r>
+        <w:t xml:space="preserve"> (SLU Artdatabanken, 2026; Nitare &amp; Skogsstyrelsen, 2019).</w:t>
+      </w:r>
+    </w:p>
+    <w:p>
+      <w:r>
+        <w:rPr>
+          <w:b/>
+        </w:rPr>
+        <w:t>Stjärntagging (NT)</w:t>
+      </w:r>
+      <w:r>
+        <w:t xml:space="preserve"> signalerar inom hela sitt utbredningsområde höga naturvärden. Svampen är uttorkningskänslig och beroende av ett oförändrat fuktigt mikroklimat. Den är även beroende av en ständig tillgång på död ved i olika nedbrytningsstadier, dock ej nödvändigtvis grova träd. Tidigare påverkan på miljön måste dock ha varit så skonsam att det naturliga skogsekosystemet till stora delar har bevarats. Minskningstakten för den svenska populationen bedöms vara nära gränsvärdet för Sårbar (VU). Stjärntagging är typisk art för </w:t>
+      </w:r>
+      <w:r>
+        <w:rPr>
+          <w:i/>
+        </w:rPr>
+        <w:t xml:space="preserve">9010 Taiga, 9050 Näringsrik granskog </w:t>
+      </w:r>
+      <w:r>
+        <w:t xml:space="preserve">och </w:t>
+      </w:r>
+      <w:r>
+        <w:rPr>
+          <w:i/>
+        </w:rPr>
+        <w:t>9030 Landhöjningsskog</w:t>
+      </w:r>
+      <w:r>
+        <w:t xml:space="preserve"> (SLU Artdatabanken, 2024; Nitare &amp; Skogsstyrelsen, 2019).</w:t>
       </w:r>
     </w:p>
     <w:p>
@@ -987,7 +1143,7 @@
         <w:rPr>
           <w:i/>
         </w:rPr>
-        <w:t>I det avverkningsanmälda skogsområdet har 20 rödlistade arter och signalarter påträffats. Detta ska jämföras med Skogsstyrelsens uppföljning 2017 av nyckelbiotoper som visade att man i genomsnitt hittar 20,6 olika rödlistade arter och signalarter i en nyckelbiotop (Wijk, S. 2017. Biologisk mångfald i nyckelbiotoper – Resultat från inventeringen “Uppföljning biologisk mångfald” 2009–2015. Rapport 4/2017 Skogsstyrelsen, Jönköping).</w:t>
+        <w:t>I det avverkningsanmälda skogsområdet har 26 rödlistade arter och signalarter påträffats. Detta ska jämföras med Skogsstyrelsens uppföljning 2017 av nyckelbiotoper som visade att man i genomsnitt hittar 20,6 olika rödlistade arter och signalarter i en nyckelbiotop (Wijk, S. 2017. Biologisk mångfald i nyckelbiotoper – Resultat från inventeringen “Uppföljning biologisk mångfald” 2009–2015. Rapport 4/2017 Skogsstyrelsen, Jönköping).</w:t>
       </w:r>
     </w:p>
     <w:p>
@@ -1016,7 +1172,7 @@
         <w:rPr>
           <w:i/>
         </w:rPr>
-        <w:t>I det avverkningsanmälda skogsområdet har 22 naturvårdsarter varav 14 rödlistade arter sina livsmiljöer och växtplatser.</w:t>
+        <w:t>I det avverkningsanmälda skogsområdet har 30 naturvårdsarter varav 20 rödlistade arter sina livsmiljöer och växtplatser.</w:t>
       </w:r>
     </w:p>
     <w:p>
@@ -1899,7 +2055,7 @@
     <w:r>
       <w:tab/>
       <w:tab/>
-      <w:t>2026-08-03</w:t>
+      <w:t>2026-08-05</w:t>
       <w:br/>
       <w:br/>
     </w:r>

--- a/klagomål/A 27768-2026 FSC-klagomål.docx
+++ b/klagomål/A 27768-2026 FSC-klagomål.docx
@@ -2055,7 +2055,7 @@
     <w:r>
       <w:tab/>
       <w:tab/>
-      <w:t>2026-08-05</w:t>
+      <w:t>2026-08-07</w:t>
       <w:br/>
       <w:br/>
     </w:r>

--- a/klagomål/A 27768-2026 FSC-klagomål.docx
+++ b/klagomål/A 27768-2026 FSC-klagomål.docx
@@ -178,7 +178,7 @@
       <w:r>
         <w:drawing>
           <wp:inline xmlns:a="http://schemas.openxmlformats.org/drawingml/2006/main" xmlns:pic="http://schemas.openxmlformats.org/drawingml/2006/picture">
-            <wp:extent cx="5349017" cy="5724000"/>
+            <wp:extent cx="5486400" cy="5624031"/>
             <wp:docPr id="1" name="Picture 1"/>
             <wp:cNvGraphicFramePr>
               <a:graphicFrameLocks noChangeAspect="1"/>
@@ -199,7 +199,7 @@
                   <pic:spPr>
                     <a:xfrm>
                       <a:off x="0" y="0"/>
-                      <a:ext cx="5349017" cy="5724000"/>
+                      <a:ext cx="5486400" cy="5624031"/>
                     </a:xfrm>
                     <a:prstGeom prst="rect"/>
                   </pic:spPr>
@@ -221,7 +221,7 @@
     </w:p>
     <w:p>
       <w:r>
-        <w:t>I och inom 8 meter från avverkningsanmälan finns fynd av 30 naturvårdsarter, varav 20 är rödlistade, 8 är fridlysta, 22 är typiska (T) och 6 är signalarter (S): doftticka (VU, T, §8), fläckporing (VU, T), garnlav (VU, T), gräddporing (VU, T), knärot (VU, T, §8), blå taggsvamp (NT, T), dvärgbägarlav (NT, T), gammelgransskål (NT, T), kolflarnlav (NT, T), kortskaftad ärgspik (NT), mörk kolflarnlav (NT), nordtagging (NT), skrovellav (NT, T), stjärntagging (NT, T), tallticka (NT, T), talltita (NT, §4), tretåig hackspett (NT, T, §4), ullticka (NT, T), vaddporing (NT), vedskivlav (NT, T), bårdlav (S, T), luddlav (S, T), skinnlav (S, T), spindelblomster (S, T, §8), stuplav (S, T), vedticka (S, T), kötticka (T), orre (§4), vanlig padda (§6) och fläcknycklar (§8). Se Figur 1.</w:t>
+        <w:t>I och inom 8 meter från avverkningsanmälan finns fynd av 22 naturvårdsarter, varav 14 är rödlistade, 5 är fridlysta, 17 är typiska (T) och 6 är signalarter (S): fläckporing (VU, T), garnlav (VU, T), knärot (VU, T, §8), dvärgbägarlav (NT, T), gammelgransskål (NT, T), kolflarnlav (NT, T), mörk kolflarnlav (NT), nordtagging (NT), tallticka (NT, T), talltita (NT, §4), tretåig hackspett (NT, T, §4), ullticka (NT, T), vaddporing (NT), vedskivlav (NT, T), bårdlav (S, T), luddlav (S, T), skinnlav (S, T), spindelblomster (S, T, §8), stuplav (S, T), vedticka (S, T), kötticka (T) och orre (§4). Se Figur 1.</w:t>
       </w:r>
     </w:p>
     <w:p>
@@ -252,10 +252,10 @@
         <w:rPr>
           <w:b/>
         </w:rPr>
-        <w:t>Doftticka (VU, §8)</w:t>
-      </w:r>
-      <w:r>
-        <w:t xml:space="preserve"> är rödlistad som sårbar (VU) och fridlyst enligt 8§ artskyddsförordningen. Den är även globalt rödlistad som Nära hotad (NT) vilket innebär att Sverige har ett internationellt ansvar för arten. Doftticka är beroende av hög och jämn luftfuktighet i gamla, ostörda skogsmiljöer och är känslig för snabba förändringar av ljus-/vindförhållanden eller uttorkning. Dofttickan är placerad i toppen av Skogsstyrelsens värdepyramid för bedömning av skog med höga naturvärden och signalerar alltid gamla sälgar och skogsområden med höga naturvärden. Avverkning av värdträd (främst sälg) utgör det största hotet och när gamla och olikåldriga skogar med sälg avverkas försvinner oftast sälgen. Dofttickan har minskat med ca 30 % under de senaste 30 åren och är typisk art för </w:t>
+        <w:t>Fläckporing (VU)</w:t>
+      </w:r>
+      <w:r>
+        <w:t xml:space="preserve"> är en mycket bra signalart som visar på tallnaturskogar med höga naturvärden. Den är placerad högst upp i Skogsstyrelsens värdepyramid för bedömning av skog med höga naturvärden och indikerar områden som är mer eller mindre opåverkade av skogsbruk och där det funnits en kontinuitet av tallågor i olika nedbrytningsstadier. För att på lång sikt bibehålla livskraftiga populationer i ett område behövs troligen större skyddade områden som tillåter att man upprätthåller en naturlig branddynamik. Fläckporing är typisk art för </w:t>
       </w:r>
       <w:r>
         <w:rPr>
@@ -264,35 +264,6 @@
         <w:t>9010 Taiga</w:t>
       </w:r>
       <w:r>
-        <w:t xml:space="preserve"> och</w:t>
-      </w:r>
-      <w:r>
-        <w:rPr>
-          <w:i/>
-        </w:rPr>
-        <w:t xml:space="preserve"> 9050 Näringsrik granskog </w:t>
-      </w:r>
-      <w:r>
-        <w:t>(IUCN Redlist, 2024; Nitare &amp; Skogsstyrelsen, 2019; SLU Artdatabanken, 2024).</w:t>
-      </w:r>
-    </w:p>
-    <w:p>
-      <w:r>
-        <w:rPr>
-          <w:b/>
-        </w:rPr>
-        <w:t>Fläckporing (VU)</w:t>
-      </w:r>
-      <w:r>
-        <w:t xml:space="preserve"> är en mycket bra signalart som visar på tallnaturskogar med höga naturvärden. Den är placerad högst upp i Skogsstyrelsens värdepyramid för bedömning av skog med höga naturvärden och indikerar områden som är mer eller mindre opåverkade av skogsbruk och där det funnits en kontinuitet av tallågor i olika nedbrytningsstadier. För att på lång sikt bibehålla livskraftiga populationer i ett område behövs troligen större skyddade områden som tillåter att man upprätthåller en naturlig branddynamik. Fläckporing är typisk art för </w:t>
-      </w:r>
-      <w:r>
-        <w:rPr>
-          <w:i/>
-        </w:rPr>
-        <w:t>9010 Taiga</w:t>
-      </w:r>
-      <w:r>
         <w:t xml:space="preserve"> (SLU Artdatabanken, 2024; Nitare &amp; Skogsstyrelsen, 2019).</w:t>
       </w:r>
     </w:p>
@@ -323,26 +294,6 @@
       </w:r>
       <w:r>
         <w:t xml:space="preserve"> (SLU Artdatabanken, 2026).</w:t>
-      </w:r>
-    </w:p>
-    <w:p>
-      <w:r>
-        <w:rPr>
-          <w:b/>
-        </w:rPr>
-        <w:t>Gräddporing (VU)</w:t>
-      </w:r>
-      <w:r>
-        <w:t xml:space="preserve"> växer nästan enbart i urskogsartad barrskog på gamla, kraftigt murkna, grova och mossbelupna tallågor i något fuktiga och skuggiga lägen. Arten är placerad högst upp i Skogsstyrelsens värdepyramid för bedömning av skog med höga naturvärden och indikerar gamla och relativt orörda tallnaturskogar med höga naturvärden där det under låg tid kontinuerligt funnits inslag av grova tallågor. För att på sikt hejda artens vikande trend behöver merparten av gräddporingens nu kända växtplatser undantas från skogsbruk. Gräddporing är typisk art för </w:t>
-      </w:r>
-      <w:r>
-        <w:rPr>
-          <w:i/>
-        </w:rPr>
-        <w:t>9010 Taiga</w:t>
-      </w:r>
-      <w:r>
-        <w:t xml:space="preserve"> (SLU Artdatabanken, 2024; Nitare &amp; Skogsstyrelsen, 2019).</w:t>
       </w:r>
     </w:p>
     <w:p>
@@ -450,10 +401,10 @@
         <w:rPr>
           <w:b/>
         </w:rPr>
-        <w:t xml:space="preserve">Blå taggsvamp (NT) </w:t>
-      </w:r>
-      <w:r>
-        <w:t xml:space="preserve">är en karaktärsart i såväl örtrika kalkbarrskogar som i torra sandtallskogar där det föreligger gammal skog med långvarig trädkontinuitet. Är sällsynt och mycket kravfull i södra och mellersta Sverige. Den hotas främst av skogsavverkning och tycks försvinna efter slutavverkning, markberedning och plantering. I kalkgranskogar verkar arten vara mycket känslig. Granskogar med arten bör formellt skydddas. Blå taggsvamp (NT) är typisk art för </w:t>
+        <w:t>Dvärgbägarlav (NT)</w:t>
+      </w:r>
+      <w:r>
+        <w:t xml:space="preserve"> förekommer över hela Sverige på gammal hård ved, huvudsakligen på tall men i södra Sverige även på ek. Veden utgörs framförallt av grova stubbar, lågor och grenar. Substratet har blivit sällsyntare och nybildning av substrat sker bara i begränsad omfattning. Arten hotas av att grova lågor blir allt sällsyntare i dagens kulturskogar samt att nybildningen av lämpliga substrat går mycket långsamt. En riklig tillgång på gamla tall- eller eklågor måste säkerställas på artens lokaler. Dvärgbägarlav är typisk art för </w:t>
       </w:r>
       <w:r>
         <w:rPr>
@@ -470,10 +421,10 @@
         <w:rPr>
           <w:b/>
         </w:rPr>
-        <w:t>Dvärgbägarlav (NT)</w:t>
-      </w:r>
-      <w:r>
-        <w:t xml:space="preserve"> förekommer över hela Sverige på gammal hård ved, huvudsakligen på tall men i södra Sverige även på ek. Veden utgörs framförallt av grova stubbar, lågor och grenar. Substratet har blivit sällsyntare och nybildning av substrat sker bara i begränsad omfattning. Arten hotas av att grova lågor blir allt sällsyntare i dagens kulturskogar samt att nybildningen av lämpliga substrat går mycket långsamt. En riklig tillgång på gamla tall- eller eklågor måste säkerställas på artens lokaler. Dvärgbägarlav är typisk art för </w:t>
+        <w:t>Gammelgransskål (NT)</w:t>
+      </w:r>
+      <w:r>
+        <w:t xml:space="preserve"> är en liten skålsvamp som växer på gamla granar med skrovlig bark. Typiska växtplatser är gransumpskog i myrkanter, bäckdråg, bäckraviner och skuggiga bergssluttningar, men också skog på torrare mark kan hysa arten om beståndet har stark naturskogskaraktär. Bestånd med arten bör behandlas som nyckelbiotoper och sparas vid en slutavverkning. Även gallring bör undvikas. Gammelgransskål är typisk art för </w:t>
       </w:r>
       <w:r>
         <w:rPr>
@@ -490,10 +441,10 @@
         <w:rPr>
           <w:b/>
         </w:rPr>
-        <w:t>Gammelgransskål (NT)</w:t>
-      </w:r>
-      <w:r>
-        <w:t xml:space="preserve"> är en liten skålsvamp som växer på gamla granar med skrovlig bark. Typiska växtplatser är gransumpskog i myrkanter, bäckdråg, bäckraviner och skuggiga bergssluttningar, men också skog på torrare mark kan hysa arten om beståndet har stark naturskogskaraktär. Bestånd med arten bör behandlas som nyckelbiotoper och sparas vid en slutavverkning. Även gallring bör undvikas. Gammelgransskål är typisk art för </w:t>
+        <w:t>Kolflarnlav (NT)</w:t>
+      </w:r>
+      <w:r>
+        <w:t xml:space="preserve"> är brandberoende och växer nästan uteslutande på kolad hård kärnved av tall. Etableringen verkar ske först 100–300 år efter brand och nytt substrat nybildas i mycket begränsad omfattning. Avverkning av tallskog av naturskogskaraktär med spår av återkommande bränder är ett hot och mängden lämplig ved att växa på för arten minskar dels på grund av naturlig nedbrytning men framförallt på grund av att det förstörs i samband med slutavverkningar, gallringar och markberedning. Såväl kolflarnlav som mörk kolflarnlav har glänsande bålfjäll och förekommer främst i tall- och blandbarrskogar av naturskogskaraktär med spår av återkommande bränder. Skogar som dessa hyser höga biologiska värden och bör skyddas. Kolflarnlav är typisk art för </w:t>
       </w:r>
       <w:r>
         <w:rPr>
@@ -502,38 +453,7 @@
         <w:t>9010 Taiga</w:t>
       </w:r>
       <w:r>
-        <w:t xml:space="preserve"> (SLU Artdatabanken, 2024; Nitare &amp; Skogsstyrelsen, 2019).</w:t>
-      </w:r>
-    </w:p>
-    <w:p>
-      <w:r>
-        <w:rPr>
-          <w:b/>
-        </w:rPr>
-        <w:t>Kolflarnlav (NT)</w:t>
-      </w:r>
-      <w:r>
-        <w:t xml:space="preserve"> är brandberoende och växer nästan uteslutande på kolad hård kärnved av tall. Etableringen verkar ske först 100–300 år efter brand och nytt substrat nybildas i mycket begränsad omfattning. Avverkning av tallskog av naturskogskaraktär med spår av återkommande bränder är ett hot och mängden lämplig ved att växa på för arten minskar dels på grund av naturlig nedbrytning men framförallt på grund av att det förstörs i samband med slutavverkningar, gallringar och markberedning. Såväl kolflarnlav som mörk kolflarnlav har glänsande bålfjäll och förekommer främst i tall- och blandbarrskogar av naturskogskaraktär med spår av återkommande bränder. Skogar som dessa hyser höga biologiska värden och bör skyddas. Kolflarnlav är typisk art för </w:t>
-      </w:r>
-      <w:r>
-        <w:rPr>
-          <w:i/>
-        </w:rPr>
-        <w:t>9010 Taiga</w:t>
-      </w:r>
-      <w:r>
         <w:t xml:space="preserve"> (SLU Artdatabanken, 2024).</w:t>
-      </w:r>
-    </w:p>
-    <w:p>
-      <w:r>
-        <w:rPr>
-          <w:b/>
-        </w:rPr>
-        <w:t>Kortskaftad ärgspik (NT)</w:t>
-      </w:r>
-      <w:r>
-        <w:t xml:space="preserve"> förekommer i barrträdsdominerade skogar och växer nästan uteslutande på tallved. Den föredrar gamla högstubbar i fuktig och halvöppen miljö, t.ex. i myrkanter, sumpskog och brandpräglad skog. Arten indikerar kontinuerlig tillgång till gamla högstubbar i kombination med hög och jämn luftfuktighet. Skogsbruk på lokaler med kortskaftad ärgspik utgör ett hot. På lång sikt bildas färre lämpliga substrat än vad som försvinner. Avverkning av barrträdsdominerade bestånd av naturskogskaraktär utgör ett långsiktigt hot. Naturskogsartade bestånd med riklig förekomst av gamla och grova tallhögstubbar bör undantas från skogsbruk (SLU Artdatabanken, 2024).</w:t>
       </w:r>
     </w:p>
     <w:p>
@@ -556,82 +476,6 @@
       </w:r>
       <w:r>
         <w:t xml:space="preserve"> växer främst på tallågor av grövre dimensioner och påträffas huvudsakligen i äldre skog som inte kalavverkats. Nordtaggingen missgynnas av att områden med äldre tallskog har minskat starkt. Bekämpning av skogsbränder, samtidigt som skogsbruket omvandlar naturligt glesa tallbestånd till likartade och betydligt tätare bestånd, har missgynnat arten. Bristen på gamla tallågor utgör på sikt ett allvarligt hot och återskapandet av lämpliga biotoper tar mycket lång tid. Områden med olikåldriga bestånd av tall och med stort inslag av äldre träd bör undantas från skoglig produktion (SLU Artdatabanken, 2024).</w:t>
-      </w:r>
-    </w:p>
-    <w:p>
-      <w:r>
-        <w:rPr>
-          <w:b/>
-        </w:rPr>
-        <w:t>Skrovellav (NT)</w:t>
-      </w:r>
-      <w:r>
-        <w:t xml:space="preserve"> växer på gamla lövträd och på klippor i gamla skogar med hög och jämn luftfuktighet. Slutavverkning av kontinuitetsskog utgör det största hotet och lavens fortsatta förekomst bör säkerställas genom att lokaler med äldre skog skyddas. I områden med mycket hög luftfuktighet kan man på bålen av skrovellav finna de sällsynta parasitsvamparna skrovellavsknapp (EN), </w:t>
-      </w:r>
-      <w:r>
-        <w:rPr>
-          <w:i/>
-        </w:rPr>
-        <w:t>Catillaria lobariicola</w:t>
-      </w:r>
-      <w:r>
-        <w:t xml:space="preserve"> (VU) och </w:t>
-      </w:r>
-      <w:r>
-        <w:rPr>
-          <w:i/>
-        </w:rPr>
-        <w:t>Merismatium lobariae</w:t>
-      </w:r>
-      <w:r>
-        <w:t xml:space="preserve"> (DD). Skrovellav är typisk art för </w:t>
-      </w:r>
-      <w:r>
-        <w:rPr>
-          <w:i/>
-        </w:rPr>
-        <w:t xml:space="preserve">9010 Taiga, 9020 Nordlig ädellövskog, 9040 Fjällbjörkskog, 9070 Trädklädd betesmark, 9160 Näringsrik ekskog, 9180 Ädellövskog i branter, 9190 Näringsfattig ekskog, 8210 Kalkbranter </w:t>
-      </w:r>
-      <w:r>
-        <w:t xml:space="preserve">och </w:t>
-      </w:r>
-      <w:r>
-        <w:rPr>
-          <w:i/>
-        </w:rPr>
-        <w:t>6530 Lövängar</w:t>
-      </w:r>
-      <w:r>
-        <w:t xml:space="preserve"> (SLU Artdatabanken, 2026; Nitare &amp; Skogsstyrelsen, 2019).</w:t>
-      </w:r>
-    </w:p>
-    <w:p>
-      <w:r>
-        <w:rPr>
-          <w:b/>
-        </w:rPr>
-        <w:t>Stjärntagging (NT)</w:t>
-      </w:r>
-      <w:r>
-        <w:t xml:space="preserve"> signalerar inom hela sitt utbredningsområde höga naturvärden. Svampen är uttorkningskänslig och beroende av ett oförändrat fuktigt mikroklimat. Den är även beroende av en ständig tillgång på död ved i olika nedbrytningsstadier, dock ej nödvändigtvis grova träd. Tidigare påverkan på miljön måste dock ha varit så skonsam att det naturliga skogsekosystemet till stora delar har bevarats. Minskningstakten för den svenska populationen bedöms vara nära gränsvärdet för Sårbar (VU). Stjärntagging är typisk art för </w:t>
-      </w:r>
-      <w:r>
-        <w:rPr>
-          <w:i/>
-        </w:rPr>
-        <w:t xml:space="preserve">9010 Taiga, 9050 Näringsrik granskog </w:t>
-      </w:r>
-      <w:r>
-        <w:t xml:space="preserve">och </w:t>
-      </w:r>
-      <w:r>
-        <w:rPr>
-          <w:i/>
-        </w:rPr>
-        <w:t>9030 Landhöjningsskog</w:t>
-      </w:r>
-      <w:r>
-        <w:t xml:space="preserve"> (SLU Artdatabanken, 2024; Nitare &amp; Skogsstyrelsen, 2019).</w:t>
       </w:r>
     </w:p>
     <w:p>
@@ -1143,7 +987,7 @@
         <w:rPr>
           <w:i/>
         </w:rPr>
-        <w:t>I det avverkningsanmälda skogsområdet har 26 rödlistade arter och signalarter påträffats. Detta ska jämföras med Skogsstyrelsens uppföljning 2017 av nyckelbiotoper som visade att man i genomsnitt hittar 20,6 olika rödlistade arter och signalarter i en nyckelbiotop (Wijk, S. 2017. Biologisk mångfald i nyckelbiotoper – Resultat från inventeringen “Uppföljning biologisk mångfald” 2009–2015. Rapport 4/2017 Skogsstyrelsen, Jönköping).</w:t>
+        <w:t>I det avverkningsanmälda skogsområdet har 20 rödlistade arter och signalarter påträffats. Detta ska jämföras med Skogsstyrelsens uppföljning 2017 av nyckelbiotoper som visade att man i genomsnitt hittar 20,6 olika rödlistade arter och signalarter i en nyckelbiotop (Wijk, S. 2017. Biologisk mångfald i nyckelbiotoper – Resultat från inventeringen “Uppföljning biologisk mångfald” 2009–2015. Rapport 4/2017 Skogsstyrelsen, Jönköping).</w:t>
       </w:r>
     </w:p>
     <w:p>
@@ -1172,7 +1016,7 @@
         <w:rPr>
           <w:i/>
         </w:rPr>
-        <w:t>I det avverkningsanmälda skogsområdet har 30 naturvårdsarter varav 20 rödlistade arter sina livsmiljöer och växtplatser.</w:t>
+        <w:t>I det avverkningsanmälda skogsområdet har 22 naturvårdsarter varav 14 rödlistade arter sina livsmiljöer och växtplatser.</w:t>
       </w:r>
     </w:p>
     <w:p>
@@ -2055,7 +1899,7 @@
     <w:r>
       <w:tab/>
       <w:tab/>
-      <w:t>2026-08-07</w:t>
+      <w:t>2026-08-08</w:t>
       <w:br/>
       <w:br/>
     </w:r>

--- a/klagomål/A 27768-2026 FSC-klagomål.docx
+++ b/klagomål/A 27768-2026 FSC-klagomål.docx
@@ -163,7 +163,7 @@
         <w:pStyle w:val="Title"/>
       </w:pPr>
       <w:r>
-        <w:t>Inledande FSC- /PEFC-klagomål – information om höga naturvärden i avverkningsanmälan A 27768-2026 i Sorsele kommun</w:t>
+        <w:t>Inledande FSC- /PEFC-klagomål – information om höga naturvärden och fridlysta arter i avverkningsanmälan A 27768-2026 i Sorsele kommun</w:t>
       </w:r>
     </w:p>
     <w:p>
@@ -178,7 +178,7 @@
       <w:r>
         <w:drawing>
           <wp:inline xmlns:a="http://schemas.openxmlformats.org/drawingml/2006/main" xmlns:pic="http://schemas.openxmlformats.org/drawingml/2006/picture">
-            <wp:extent cx="5486400" cy="5260157"/>
+            <wp:extent cx="5486400" cy="5624031"/>
             <wp:docPr id="1" name="Picture 1"/>
             <wp:cNvGraphicFramePr>
               <a:graphicFrameLocks noChangeAspect="1"/>
@@ -199,7 +199,7 @@
                   <pic:spPr>
                     <a:xfrm>
                       <a:off x="0" y="0"/>
-                      <a:ext cx="5486400" cy="5260157"/>
+                      <a:ext cx="5486400" cy="5624031"/>
                     </a:xfrm>
                     <a:prstGeom prst="rect"/>
                   </pic:spPr>
@@ -216,12 +216,12 @@
         <w:spacing w:after="240"/>
       </w:pPr>
       <w:r>
-        <w:t>Figur 1. Fyndplatser för naturvårdsarter i avverkningsanmälan. Markörer utan svart kant är placerade på fyndplatsen. Markörer med svart kant är placerade vid sidan av fyndplatsen har ett svart streck som visar fyndplatsens exakta position. Kartans mittpunktskoordinat är N 7259185, E 629927 i SWEREF 99 TM.</w:t>
+        <w:t>Figur 1. Fyndplatser för naturvårdsarter i och inom 8 meter från avverkningsanmälan. Markörer utan svart kant är placerade på fyndplatsen. Markörer med svart kant är placerade vid sidan av fyndplatsen och har ett svart streck som visar fyndplatsens exakta position. Kartans mittpunktskoordinat är N 7259185, E 629927 i SWEREF 99 TM.</w:t>
       </w:r>
     </w:p>
     <w:p>
       <w:r>
-        <w:t>I avverkningsanmälan finns fynd av 2 naturvårdsarter, varav 2 är typiska (T) och 2 är signalarter (S): bårdlav (S, T) och skinnlav (S, T). Se Figur 1.</w:t>
+        <w:t>I och inom 8 meter från avverkningsanmälan finns fynd av 22 naturvårdsarter, varav 14 är rödlistade, 5 är fridlysta, 17 är typiska (T) och 6 är signalarter (S): fläckporing (VU, T), garnlav (VU, T), knärot (VU, T, §8), dvärgbägarlav (NT, T), gammelgransskål (NT, T), kolflarnlav (NT, T), mörk kolflarnlav (NT), nordtagging (NT), tallticka (NT, T), talltita (NT, §4), tretåig hackspett (NT, T, §4), ullticka (NT, T), vaddporing (NT), vedskivlav (NT, T), bårdlav (S, T), luddlav (S, T), skinnlav (S, T), spindelblomster (S, T, §8), stuplav (S, T), vedticka (S, T), kötticka (T) och orre (§4). Se Figur 1.</w:t>
       </w:r>
     </w:p>
     <w:p>
@@ -244,7 +244,394 @@
     </w:p>
     <w:p>
       <w:r>
-        <w:t>Nedan följer beskrivningar av de naturvårdsarter och fridlysta arter som har sina livsmiljöer och växtplatser i den avverkningsanmälda skogen. De påträffade naturvårdsarterna är ett tydligt kvitto på att det rör sig om en skog med höga naturvärden.</w:t>
+        <w:t>Nedan följer beskrivningar av de naturvårdsarter och fridlysta arter som har sina livsmiljöer och växtplatser i den avverkningsanmälda skogen. Se även ytterligare artfakta i BILAGA 1. De påträffade naturvårdsarterna är ett tydligt kvitto på att det rör sig om en skog med höga naturvärden.</w:t>
+      </w:r>
+    </w:p>
+    <w:p>
+      <w:r>
+        <w:rPr>
+          <w:b/>
+        </w:rPr>
+        <w:t>Fläckporing (VU)</w:t>
+      </w:r>
+      <w:r>
+        <w:t xml:space="preserve"> är en mycket bra signalart som visar på tallnaturskogar med höga naturvärden. Den är placerad högst upp i Skogsstyrelsens värdepyramid för bedömning av skog med höga naturvärden och indikerar områden som är mer eller mindre opåverkade av skogsbruk och där det funnits en kontinuitet av tallågor i olika nedbrytningsstadier. För att på lång sikt bibehålla livskraftiga populationer i ett område behövs troligen större skyddade områden som tillåter att man upprätthåller en naturlig branddynamik. Fläckporing är typisk art för </w:t>
+      </w:r>
+      <w:r>
+        <w:rPr>
+          <w:i/>
+        </w:rPr>
+        <w:t>9010 Taiga</w:t>
+      </w:r>
+      <w:r>
+        <w:t xml:space="preserve"> (SLU Artdatabanken, 2024; Nitare &amp; Skogsstyrelsen, 2019).</w:t>
+      </w:r>
+    </w:p>
+    <w:p>
+      <w:r>
+        <w:rPr>
+          <w:b/>
+        </w:rPr>
+        <w:t>Garnlav (VU)</w:t>
+      </w:r>
+      <w:r>
+        <w:t xml:space="preserve"> är en utpräglad barrskogsart som ibland kan drapera träden i norrländska grannaturskogar med hög luftfuktighet. Den förekommer även i talldominerade bestånd där den, förutom i trädens grenverk, påträffas hängande över ojämnheter i tallbarken. Arten har minskat starkt i södra och mellersta Sverige och den minskar även i sitt nordliga utbredningsområde. Minskningstakten uppgår till 30 (20–50) % inom 50 år och överstiger gränsvärdet för Sårbar (VU). Orsaken till tillbakagången beror främst på slutavverkningar av naturskogsartade skogar. Bestånd med riklig förekomst bör regelmässigt sparas, vilket även gynnar flera andra sällsynta och rödlistade arter. Garnlav är värdväxt för den mycket sällsynta och akut hotade fjärilen barrskogslavfly (CR) som hör hemma i boreala barrskogar med riklig förekomst av värdväxten. Tidigare kunde arten konstateras årligen på flera platser vid Dala-Floda i Dalarna innan lokalerna kalavverkades. Senaste fyndet i landet av barrskogslavfly är från år 2000 då den påträffades vid Högberget i Sollefteå kommun. Garnlav är typisk art för </w:t>
+      </w:r>
+      <w:r>
+        <w:rPr>
+          <w:i/>
+        </w:rPr>
+        <w:t xml:space="preserve">9010 Taiga </w:t>
+      </w:r>
+      <w:r>
+        <w:t>och</w:t>
+      </w:r>
+      <w:r>
+        <w:rPr>
+          <w:i/>
+        </w:rPr>
+        <w:t xml:space="preserve"> 9070 Trädklädd betesmark</w:t>
+      </w:r>
+      <w:r>
+        <w:t xml:space="preserve"> (SLU Artdatabanken, 2026).</w:t>
+      </w:r>
+    </w:p>
+    <w:p>
+      <w:r>
+        <w:rPr>
+          <w:b/>
+        </w:rPr>
+        <w:t>Knärot (VU, §8)</w:t>
+      </w:r>
+      <w:r>
+        <w:t xml:space="preserve"> är typisk art för </w:t>
+      </w:r>
+      <w:r>
+        <w:rPr>
+          <w:i/>
+        </w:rPr>
+        <w:t xml:space="preserve">9010 Taiga </w:t>
+      </w:r>
+      <w:r>
+        <w:t>och</w:t>
+      </w:r>
+      <w:r>
+        <w:rPr>
+          <w:i/>
+        </w:rPr>
+        <w:t xml:space="preserve"> 9050 Näringsrik granskog</w:t>
+      </w:r>
+      <w:r>
+        <w:t xml:space="preserve">, rödlistad som sårbar och fridlyst enligt 8§ artskyddsförordningen. En nyligen genomförd analys av 79 floraväktarlokaler indikerar att det behövs någonstans mellan 100 och 150 meters skyddszon för att en knärotspopulation inte ska dö ut på lång sikt (Sebestyén &amp; Sundberg, 2025). Detta ligger väl i linje med tidigare genomförda studier som visar att det krävs väl tilltagna buffertzoner för att knäroten inte ska ta skada av skogsbruksåtgärder i intilliggande skog (Johnson, 2014; Koelmeijer m.fl., 2022; Skogsstyrelsen, 2022). Arten är även känslig för gallring vilket framgår av Skogsstyrelsens egen vägledning för hänsyn till knärot (Skogsstyrelsen, 2022). Ytterligare en studie visar på den starka korrelationen mellan minskande arealer kontinuitetsskog och lokal utdöenderisk. Knäroten uppvisade en mycket låg koloniseringsgrad (0,7 % över 10 år) i kombination med hög lokal utrotningsrisk (75,2 %), där utrotningssannolikheten ökade kraftigt när arealen kontinuitetsskog minskade mellan undersökningar, t.ex. på grund av kalhyggesbruk (Johansson et al., 2026). För rika förekomster av knärot är reservatsbildning eller biotopskydd lämpliga åtgärder för att skydda den. På knärot kan den sällsynta rostsvampen </w:t>
+      </w:r>
+      <w:r>
+        <w:rPr>
+          <w:i/>
+        </w:rPr>
+        <w:t>Pucciniastrum goodyerae</w:t>
+      </w:r>
+      <w:r>
+        <w:t xml:space="preserve"> påträffas. </w:t>
+      </w:r>
+      <w:r>
+        <w:rPr>
+          <w:i/>
+        </w:rPr>
+        <w:t>Pucciniastrum goodyerae</w:t>
+      </w:r>
+      <w:r>
+        <w:t xml:space="preserve"> är klassad som NE (ej bedömd) i rödlistan (SLU Artdatabanken, 2024).</w:t>
+      </w:r>
+    </w:p>
+    <w:p>
+      <w:r>
+        <w:t>I det avverkningsanmälda området finns 13 fyndplatser för knärot registrerade på Artportalen. Figur 2 visar gränserna för buffertzoner på 50 m, som behöver lämnas kring fyndplatserna för att knärotslokalerna inte ska försvinna vid en avverkning. Av det avverkningsanmälda området överlappar 2.97 ha med buffertzonerna och får av detta skäl inte avverkas.</w:t>
+      </w:r>
+    </w:p>
+    <w:p>
+      <w:pPr>
+        <w:pStyle w:val="Caption"/>
+      </w:pPr>
+      <w:r>
+        <w:drawing>
+          <wp:inline xmlns:a="http://schemas.openxmlformats.org/drawingml/2006/main" xmlns:pic="http://schemas.openxmlformats.org/drawingml/2006/picture">
+            <wp:extent cx="5486400" cy="5258271"/>
+            <wp:docPr id="2" name="Picture 2"/>
+            <wp:cNvGraphicFramePr>
+              <a:graphicFrameLocks noChangeAspect="1"/>
+            </wp:cNvGraphicFramePr>
+            <a:graphic>
+              <a:graphicData uri="http://schemas.openxmlformats.org/drawingml/2006/picture">
+                <pic:pic>
+                  <pic:nvPicPr>
+                    <pic:cNvPr id="0" name="A 27768-2026 karta knärot.png"/>
+                    <pic:cNvPicPr/>
+                  </pic:nvPicPr>
+                  <pic:blipFill>
+                    <a:blip r:embed="rId17"/>
+                    <a:stretch>
+                      <a:fillRect/>
+                    </a:stretch>
+                  </pic:blipFill>
+                  <pic:spPr>
+                    <a:xfrm>
+                      <a:off x="0" y="0"/>
+                      <a:ext cx="5486400" cy="5258271"/>
+                    </a:xfrm>
+                    <a:prstGeom prst="rect"/>
+                  </pic:spPr>
+                </pic:pic>
+              </a:graphicData>
+            </a:graphic>
+          </wp:inline>
+        </w:drawing>
+      </w:r>
+    </w:p>
+    <w:p>
+      <w:pPr>
+        <w:pStyle w:val="Caption"/>
+        <w:spacing w:after="240"/>
+      </w:pPr>
+      <w:r>
+        <w:t>Figur 2. Fyndplatser och buffertzoner för knärot i det avverkningsanmälda området. Endast fyndplatser vars buffertzoner överlappar med det avverkningsanmälda området har tagits med i visualiseringen. Kartans mittpunktskoordinat är N 7259185, E 629927 i SWEREF 99 TM.</w:t>
+      </w:r>
+    </w:p>
+    <w:p>
+      <w:r>
+        <w:rPr>
+          <w:b/>
+        </w:rPr>
+        <w:t>Dvärgbägarlav (NT)</w:t>
+      </w:r>
+      <w:r>
+        <w:t xml:space="preserve"> förekommer över hela Sverige på gammal hård ved, huvudsakligen på tall men i södra Sverige även på ek. Veden utgörs framförallt av grova stubbar, lågor och grenar. Substratet har blivit sällsyntare och nybildning av substrat sker bara i begränsad omfattning. Arten hotas av att grova lågor blir allt sällsyntare i dagens kulturskogar samt att nybildningen av lämpliga substrat går mycket långsamt. En riklig tillgång på gamla tall- eller eklågor måste säkerställas på artens lokaler. Dvärgbägarlav är typisk art för </w:t>
+      </w:r>
+      <w:r>
+        <w:rPr>
+          <w:i/>
+        </w:rPr>
+        <w:t>9010 Taiga</w:t>
+      </w:r>
+      <w:r>
+        <w:t xml:space="preserve"> (SLU Artdatabanken, 2024; Nitare &amp; Skogsstyrelsen, 2019).</w:t>
+      </w:r>
+    </w:p>
+    <w:p>
+      <w:r>
+        <w:rPr>
+          <w:b/>
+        </w:rPr>
+        <w:t>Gammelgransskål (NT)</w:t>
+      </w:r>
+      <w:r>
+        <w:t xml:space="preserve"> är en liten skålsvamp som växer på gamla granar med skrovlig bark. Typiska växtplatser är gransumpskog i myrkanter, bäckdråg, bäckraviner och skuggiga bergssluttningar, men också skog på torrare mark kan hysa arten om beståndet har stark naturskogskaraktär. Bestånd med arten bör behandlas som nyckelbiotoper och sparas vid en slutavverkning. Även gallring bör undvikas. Gammelgransskål är typisk art för </w:t>
+      </w:r>
+      <w:r>
+        <w:rPr>
+          <w:i/>
+        </w:rPr>
+        <w:t>9010 Taiga</w:t>
+      </w:r>
+      <w:r>
+        <w:t xml:space="preserve"> (SLU Artdatabanken, 2024; Nitare &amp; Skogsstyrelsen, 2019).</w:t>
+      </w:r>
+    </w:p>
+    <w:p>
+      <w:r>
+        <w:rPr>
+          <w:b/>
+        </w:rPr>
+        <w:t>Kolflarnlav (NT)</w:t>
+      </w:r>
+      <w:r>
+        <w:t xml:space="preserve"> är brandberoende och växer nästan uteslutande på kolad hård kärnved av tall. Etableringen verkar ske först 100–300 år efter brand och nytt substrat nybildas i mycket begränsad omfattning. Avverkning av tallskog av naturskogskaraktär med spår av återkommande bränder är ett hot och mängden lämplig ved att växa på för arten minskar dels på grund av naturlig nedbrytning men framförallt på grund av att det förstörs i samband med slutavverkningar, gallringar och markberedning. Såväl kolflarnlav som mörk kolflarnlav har glänsande bålfjäll och förekommer främst i tall- och blandbarrskogar av naturskogskaraktär med spår av återkommande bränder. Skogar som dessa hyser höga biologiska värden och bör skyddas. Kolflarnlav är typisk art för </w:t>
+      </w:r>
+      <w:r>
+        <w:rPr>
+          <w:i/>
+        </w:rPr>
+        <w:t>9010 Taiga</w:t>
+      </w:r>
+      <w:r>
+        <w:t xml:space="preserve"> (SLU Artdatabanken, 2024).</w:t>
+      </w:r>
+    </w:p>
+    <w:p>
+      <w:r>
+        <w:rPr>
+          <w:b/>
+        </w:rPr>
+        <w:t>Mörk kolflarnlav (NT)</w:t>
+      </w:r>
+      <w:r>
+        <w:t xml:space="preserve"> är brandberoende och växer nästan uteslutande på kolad hård kärnved av tall. Arten förekommer främst i glesa, öppna tall- och blandbarrskogar av naturskogskaraktär och etableringen verkar ske sent efter brand, kanske först efter 100–300 år. Mörk kolflarnlav indikerar skog med höga naturvärden och vanligast är att den påträffas på rester av nedbrunna torrakor och högstubbar och lågstubbar som är så grova att hela innandömet är urbränt. Tall- och blandbarrskogar av naturskogskaraktär med spår av återkommande bränder hyser höga biologiska värden och bör skyddas (SLU Artdatabanken, 2024).</w:t>
+      </w:r>
+    </w:p>
+    <w:p>
+      <w:r>
+        <w:rPr>
+          <w:b/>
+        </w:rPr>
+        <w:t>Nordtagging (NT)</w:t>
+      </w:r>
+      <w:r>
+        <w:t xml:space="preserve"> växer främst på tallågor av grövre dimensioner och påträffas huvudsakligen i äldre skog som inte kalavverkats. Nordtaggingen missgynnas av att områden med äldre tallskog har minskat starkt. Bekämpning av skogsbränder, samtidigt som skogsbruket omvandlar naturligt glesa tallbestånd till likartade och betydligt tätare bestånd, har missgynnat arten. Bristen på gamla tallågor utgör på sikt ett allvarligt hot och återskapandet av lämpliga biotoper tar mycket lång tid. Områden med olikåldriga bestånd av tall och med stort inslag av äldre träd bör undantas från skoglig produktion (SLU Artdatabanken, 2024).</w:t>
+      </w:r>
+    </w:p>
+    <w:p>
+      <w:r>
+        <w:rPr>
+          <w:b/>
+        </w:rPr>
+        <w:t xml:space="preserve">Tallticka (NT) </w:t>
+      </w:r>
+      <w:r>
+        <w:t xml:space="preserve">uppträder först på tallar som är 100–150 år gamla men är vanligast på träd som är runt 150–200 år eller äldre. I skogslandskapet är den främst knuten till tallnaturskogar och restbiotoper med biologiskt gamla träd och signalerar vanligtvis skyddsvärda tallbestånd med höga naturvärden. Tallticka är typisk art för </w:t>
+      </w:r>
+      <w:r>
+        <w:rPr>
+          <w:i/>
+        </w:rPr>
+        <w:t xml:space="preserve">9010 Taiga </w:t>
+      </w:r>
+      <w:r>
+        <w:t xml:space="preserve">och </w:t>
+      </w:r>
+      <w:r>
+        <w:rPr>
+          <w:i/>
+        </w:rPr>
+        <w:t>9060 Åsbarrskog</w:t>
+      </w:r>
+      <w:r>
+        <w:t xml:space="preserve"> (SLU Artdatabanken, 2023; Nitare &amp; Skogsstyrelsen, 2019).</w:t>
+      </w:r>
+    </w:p>
+    <w:p>
+      <w:r>
+        <w:rPr>
+          <w:b/>
+        </w:rPr>
+        <w:t>Talltita (NT, §4)</w:t>
+      </w:r>
+      <w:r>
+        <w:t>, rödlistad som nära hotad och prioriterad art i Skogsvårdslagen, har häckningsrevir i anmälan. Arten har minskat kraftigt de senaste 30 åren och minskningstakten innevarande 10-årsperiod beräknas till 20 (10–30) %. Talltitan är synnerligen trogen sitt cirka 15 hektar stora revir och är beroende av flerskiktade olikåldriga skogar för att kunna föda upp sina ungar. Talltitan försvinner om dess livsmiljö kalavverkas (Eggers &amp; Low, 2014; Ekman, 1979; Griesser et al, 2007; Klein, 2020; Siffczyk et al, 2003; SLU Artdatabanken, 2021).</w:t>
+      </w:r>
+    </w:p>
+    <w:p>
+      <w:r>
+        <w:rPr>
+          <w:b/>
+        </w:rPr>
+        <w:t>Tretåig hackspett (NT, §4)</w:t>
+      </w:r>
+      <w:r>
+        <w:t xml:space="preserve"> är rödlistad som nära hotad och ingår i bilaga 1 i EU:s fågeldirektiv. Tretåig hackspett är för sin överlevnad beroende av kontinuerlig tillförsel av äldre döende och död ved, som sker genom naturliga självgallringsprocesser i äldre grannaturskogar och barrblandade naturskogar. Om en skog genom skogsbruk gallras eller glesas ur så upphör och uteblir i stort sett den naturliga självgallringsprocessen för mycket lång tid framöver vilket omöjliggör upprätthållandet av den kontinuerliga ekologiska funktionen i ett område. Det finns studier som visar att naturskogens självgallringsprocess som den tretåiga hackspetten är beroende av, inte kan ersättas med efterlämnad hänsyn i skogsbruket (Imbeau &amp; Desrochers, 2002). Storleken på häckningsreviret varierar med skogstypen, förekomsten av död ved och graden av fragmentering, men är i allmänhet i storleksordningen 25–100 hektar. Vintertid krävs ofta betydligt större områden och det finns studier som antyder att arten behöver minst 100 hektar äldre skog. I områden med låg bonitet kan det behövas över 200 hektar lämpligt habitat för att ett par ska kunna reproducera sig. Områden med dokumenterad permanent förekomst i naturskogsmiljöer har vanligen så stora naturvärden att skogsbruk är olämpligt. Tretåig hackspett är typisk art för </w:t>
+      </w:r>
+      <w:r>
+        <w:rPr>
+          <w:i/>
+        </w:rPr>
+        <w:t xml:space="preserve">9010 Taiga, 9740 Skogsbevuxen myr, 9030 Landhöjningsskog </w:t>
+      </w:r>
+      <w:r>
+        <w:t xml:space="preserve">och </w:t>
+      </w:r>
+      <w:r>
+        <w:rPr>
+          <w:i/>
+        </w:rPr>
+        <w:t>9040 Fjällbjörkskog</w:t>
+      </w:r>
+      <w:r>
+        <w:t xml:space="preserve"> (Skogsstyrelsen, 2016; SLU Artdatabanken, 2024).</w:t>
+      </w:r>
+    </w:p>
+    <w:p>
+      <w:r>
+        <w:rPr>
+          <w:b/>
+        </w:rPr>
+        <w:t>Ullticka (NT)</w:t>
+      </w:r>
+      <w:r>
+        <w:t xml:space="preserve"> är knuten till restbestånd av barrnaturskog och förekommer med ett tydligt optimum i orörda eller måttligt påverkade gamla granskogar där det föreligger viss kontinuitet av grov död ved. Ullticka är en bra signalart inom hela sitt utbredningsområde och i södra Sverige är den sällsynt och en god signalart för skyddsvärda granskogsmiljöer. Den hotas av avverkning och fragmentering av naturskog och äldre granskog med lång trädkontinuitet. På ullticka kan ibland ulltickeporing (VU) påträffas - det är en sällsynt ticka som nyligen delats upp i de tre olika arterna ulltickeporing </w:t>
+      </w:r>
+      <w:r>
+        <w:rPr>
+          <w:i/>
+        </w:rPr>
+        <w:t xml:space="preserve">Skeletocutis brevispora </w:t>
+      </w:r>
+      <w:r>
+        <w:t>(VU)</w:t>
+      </w:r>
+      <w:r>
+        <w:rPr>
+          <w:i/>
+        </w:rPr>
+        <w:t>, Skeletocutis delicata</w:t>
+      </w:r>
+      <w:r>
+        <w:t xml:space="preserve"> (VU)</w:t>
+      </w:r>
+      <w:r>
+        <w:rPr>
+          <w:i/>
+        </w:rPr>
+        <w:t xml:space="preserve"> och Skeletocutis exilis</w:t>
+      </w:r>
+      <w:r>
+        <w:t xml:space="preserve"> (NT). Ullticka är typisk art för </w:t>
+      </w:r>
+      <w:r>
+        <w:rPr>
+          <w:i/>
+        </w:rPr>
+        <w:t xml:space="preserve">9010 Taiga, 9050 Näringsrik granskog </w:t>
+      </w:r>
+      <w:r>
+        <w:t xml:space="preserve">och </w:t>
+      </w:r>
+      <w:r>
+        <w:rPr>
+          <w:i/>
+        </w:rPr>
+        <w:t>9030 Landhöjningsskog</w:t>
+      </w:r>
+      <w:r>
+        <w:t xml:space="preserve"> (SLU Artdatabanken, 2026; Nitare &amp; Skogsstyrelsen, 2019; Miettinen &amp; Niemelä, 2018).</w:t>
+      </w:r>
+    </w:p>
+    <w:p>
+      <w:r>
+        <w:rPr>
+          <w:b/>
+        </w:rPr>
+        <w:t xml:space="preserve">Vaddporing (NT) </w:t>
+      </w:r>
+      <w:r>
+        <w:t>är en brunrötande vednedbrytare som hittas på undersidan av liggande murken tallved i olika former. Substratet utgörs framför allt av den typ av hård, kådimpregnerad och ofta kolad tallved som skapas i brandpräglad skog. Vedtypen nybildas i mycket liten omfattning och det är sannolikt att arten upplever en utdöendeskuld. För att garantera artens fortlevnad bör man både säkra att artens växtplatser hålls intakta samt att långsiktigt säkerställa att ny ved tillkommer, allra helst i omedelbar anslutning till artens växtplatser. Skoglig gallring och annat uttag av virke innebär ett hot mot arten (SLU Artdatabanken, 2024).</w:t>
+      </w:r>
+    </w:p>
+    <w:p>
+      <w:r>
+        <w:rPr>
+          <w:b/>
+        </w:rPr>
+        <w:t>Vedskivlav (NT)</w:t>
+      </w:r>
+      <w:r>
+        <w:t xml:space="preserve"> växer på gammal, torr, exponerad, hård kärnved av framförallt tall i naturskogsartade bestånd. Avverkning av tallskog av naturskogskaraktär med spår av återkommande bränder är ett hot. Mängden lämplig ved att växa på för vedskivlav minskar, dels på grund av naturlig nedbrytning men framförallt på grund av att de förstörs i samband med slutavverkningar, gallringar och markberedning. Tall- och blandbarrskogar av naturskogskaraktär med spår av återkommande bränder bör skyddas. Vedskivlav är typisk art för </w:t>
+      </w:r>
+      <w:r>
+        <w:rPr>
+          <w:i/>
+        </w:rPr>
+        <w:t>9010 Taiga</w:t>
+      </w:r>
+      <w:r>
+        <w:t xml:space="preserve"> (SLU Artdatabanken, 2024).</w:t>
       </w:r>
     </w:p>
     <w:p>
@@ -299,6 +686,44 @@
         <w:rPr>
           <w:b/>
         </w:rPr>
+        <w:t>Luddlav</w:t>
+      </w:r>
+      <w:r>
+        <w:t xml:space="preserve"> signalerar lång skoglig kontinuitet med ett stabilt lokal- och mikroklimat med hög och jämn fuktighet. Luddlav är typisk art för </w:t>
+      </w:r>
+      <w:r>
+        <w:rPr>
+          <w:i/>
+        </w:rPr>
+        <w:t>9010 Taiga,</w:t>
+      </w:r>
+      <w:r>
+        <w:t xml:space="preserve"> </w:t>
+      </w:r>
+      <w:r>
+        <w:rPr>
+          <w:i/>
+        </w:rPr>
+        <w:t xml:space="preserve">9020 Nordlig ädellövskog, 9070 Trädklädd betesmark, 9110 Näringsfattig bokskog, 9180 Ädellövskog i branter </w:t>
+      </w:r>
+      <w:r>
+        <w:t>och</w:t>
+      </w:r>
+      <w:r>
+        <w:rPr>
+          <w:i/>
+        </w:rPr>
+        <w:t xml:space="preserve"> 9190 Näringsfattig ekskog </w:t>
+      </w:r>
+      <w:r>
+        <w:t>(Nitare &amp; Skogsstyrelsen, 2019; SLU Artdatabanken, 2025).</w:t>
+      </w:r>
+    </w:p>
+    <w:p>
+      <w:r>
+        <w:rPr>
+          <w:b/>
+        </w:rPr>
         <w:t xml:space="preserve">Skinnlav </w:t>
       </w:r>
       <w:r>
@@ -321,6 +746,131 @@
       </w:r>
       <w:r>
         <w:t>(Nitare &amp; Skogsstyrelsen, 2019; SLU Artdatabanken, 2025).</w:t>
+      </w:r>
+    </w:p>
+    <w:p>
+      <w:r>
+        <w:rPr>
+          <w:b/>
+        </w:rPr>
+        <w:t>Spindelblomster (§8)</w:t>
+      </w:r>
+      <w:r>
+        <w:t xml:space="preserve"> växer i äldre mossrik granskog eller barrblandskog, men även i fjällbjörkskog. Arten indikerar långvarig trädkontinuitet och hög luftfuktighet och är mycket känslig för uttorkning och markskador. Spindelblomster har i många trakter minskat starkt under senare tid på grund av slutavverkningar och skogsmarksdikning. Spindelblomster är typisk art för </w:t>
+      </w:r>
+      <w:r>
+        <w:rPr>
+          <w:i/>
+        </w:rPr>
+        <w:t xml:space="preserve">9010 Taiga, 9050 Näringsrik granskog </w:t>
+      </w:r>
+      <w:r>
+        <w:t>och</w:t>
+      </w:r>
+      <w:r>
+        <w:rPr>
+          <w:i/>
+        </w:rPr>
+        <w:t xml:space="preserve"> 9040 Fjällbjörkskog</w:t>
+      </w:r>
+      <w:r>
+        <w:t xml:space="preserve"> (Nitare &amp; Skogsstyrelsen, 2019; SLU Artdatabanken, 2025).</w:t>
+      </w:r>
+    </w:p>
+    <w:p>
+      <w:r>
+        <w:rPr>
+          <w:b/>
+        </w:rPr>
+        <w:t>Stuplav</w:t>
+      </w:r>
+      <w:r>
+        <w:t xml:space="preserve"> är en mycket bra signalart i hela sitt utbredningsområde och förekommer nästan enbart i skogsmiljöer med höga naturvärden. Den indikerar långvarig förekomst av gamla lövträd och miljöer med konstant hög luftfuktighet. I skogar med suboceaniskt klimat finns det en mycket sällsynt parasit, njurlavsknapp </w:t>
+      </w:r>
+      <w:r>
+        <w:rPr>
+          <w:i/>
+        </w:rPr>
+        <w:t>Pletocarpon nephromeum</w:t>
+      </w:r>
+      <w:r>
+        <w:t xml:space="preserve"> (EN), som växer på stuplav. Ytterligare tre sällsynta lavparasiter, </w:t>
+      </w:r>
+      <w:r>
+        <w:rPr>
+          <w:i/>
+        </w:rPr>
+        <w:t>Protounguicularia nephromatis</w:t>
+      </w:r>
+      <w:r>
+        <w:t xml:space="preserve"> (VU), </w:t>
+      </w:r>
+      <w:r>
+        <w:rPr>
+          <w:i/>
+        </w:rPr>
+        <w:t>Refractohilum galligenum</w:t>
+      </w:r>
+      <w:r>
+        <w:t xml:space="preserve"> (NT) och </w:t>
+      </w:r>
+      <w:r>
+        <w:rPr>
+          <w:i/>
+        </w:rPr>
+        <w:t>Roselliniella nephromatis</w:t>
+      </w:r>
+      <w:r>
+        <w:t xml:space="preserve"> (DD), kan också påträffas på stuplav. Stuplav är typisk art för </w:t>
+      </w:r>
+      <w:r>
+        <w:rPr>
+          <w:i/>
+        </w:rPr>
+        <w:t>9010 Taiga</w:t>
+      </w:r>
+      <w:r>
+        <w:t xml:space="preserve"> (SLU Artdatabanken, 2026; Nitare &amp; Skogsstyrelsen, 2019).</w:t>
+      </w:r>
+    </w:p>
+    <w:p>
+      <w:r>
+        <w:rPr>
+          <w:b/>
+        </w:rPr>
+        <w:t xml:space="preserve">Vedticka </w:t>
+      </w:r>
+      <w:r>
+        <w:t xml:space="preserve">är en bra signalart söder om den naturliga norrlandsgränsen. Den är huvudsakligen knuten till äldre barrskogar där det föreligger långvarig kontinuitet av död barrved. Vedticka är typisk art för </w:t>
+      </w:r>
+      <w:r>
+        <w:rPr>
+          <w:i/>
+        </w:rPr>
+        <w:t xml:space="preserve">9010 Taiga </w:t>
+      </w:r>
+      <w:r>
+        <w:t>(Nitare &amp; Skogsstyrelsen, 2019; SLU Artdatabanken, 2025).</w:t>
+      </w:r>
+    </w:p>
+    <w:p>
+      <w:r>
+        <w:rPr>
+          <w:b/>
+        </w:rPr>
+        <w:t>Kötticka (NT)</w:t>
+      </w:r>
+      <w:r>
+        <w:t xml:space="preserve"> är granens kötticka och har klassificerats som ”gammelskogsindikator”, då den förekommer med ett tydligt optimum i äldre barrskogar, främst fuktiga granskogar. Den har högst signalvärde söder om den naturliga norrlandsgränsen </w:t>
+      </w:r>
+      <w:r>
+        <w:rPr>
+          <w:i/>
+        </w:rPr>
+        <w:t>limes norrlandicus</w:t>
+      </w:r>
+      <w:r>
+        <w:t>, men signalerar vanligtvis höga naturvärden även i Norrland. Arten är knuten till miljöer med konstant luftfuktighet och känslig för uttorkning som en avverkning kan medföra. Den totala populationen bedöms därför ha minskat under de senaste 30 åren och fortsätter att minska i takt med att grankontinuitetsskogar (skogar som inte kalavverkats) minskar i areal, samtidigt som att lämpliga miljöer inte återskapas i samma takt (SLU Artdatabanken, 2024; Nitare &amp; Skogsstyrelsen, 2019).</w:t>
       </w:r>
     </w:p>
     <w:p>
@@ -375,6 +925,22 @@
       <w:r>
         <w:t>I den avverkningsanmälda skogen har fridlysta arter sina livsmiljöer och växtplatser. Att skada de fridlysta arternas livsmiljöer, växtplatser eller ekologiska funktion är inte tillåtet enligt artskyddsförordningen.</w:t>
       </w:r>
+      <w:r>
+        <w:rPr>
+          <w:i/>
+        </w:rPr>
+        <w:t xml:space="preserve"> EU:s medlemsländer och skogsbolag är skyldiga att agera i enlighet med EU:s fågeldirektiv där det uttryckligen står att direktivet gäller för fåglar samt för deras ägg, bon och </w:t>
+      </w:r>
+      <w:r>
+        <w:rPr>
+          <w:b/>
+          <w:i/>
+        </w:rPr>
+        <w:t xml:space="preserve">livsmiljöer </w:t>
+      </w:r>
+      <w:r>
+        <w:t>(artikel 1). Vidare att de åtgärder som vidtas inte får leda till en försämring av den nuvarande situationen beträffande bevarandet av de fågelarter som avses i artikel 1 (artikel 13).</w:t>
+      </w:r>
     </w:p>
     <w:p>
       <w:r>
@@ -392,10 +958,18 @@
         <w:rPr>
           <w:b/>
         </w:rPr>
-        <w:t xml:space="preserve">6.4.3 </w:t>
-      </w:r>
-      <w:r>
-        <w:t>Bevarandeåtgärder genomförs för de kända förekomster av rödlistade arter som påverkas av skogsbruk.</w:t>
+        <w:t xml:space="preserve">6.4.1 </w:t>
+      </w:r>
+      <w:r>
+        <w:t>Följande biotoper undantas från alla skogsbruksåtgärder, förutom åtgärder påkallade för att bevara eller främja biotopens naturliga eller hävdbetingade biologiska mångfald:</w:t>
+      </w:r>
+    </w:p>
+    <w:p>
+      <w:pPr>
+        <w:ind w:left="357"/>
+      </w:pPr>
+      <w:r>
+        <w:t>b) nyckelbiotoper enligt Skogsstyrelsens definition och metod (1995)</w:t>
       </w:r>
     </w:p>
     <w:p>
@@ -413,7 +987,36 @@
         <w:rPr>
           <w:i/>
         </w:rPr>
-        <w:t>I det avverkningsanmälda skogsområdet har 2 naturvårdsarter varav 0 rödlistade arter sina livsmiljöer och växtplatser.</w:t>
+        <w:t>I det avverkningsanmälda skogsområdet har 20 rödlistade arter och signalarter påträffats. Detta ska jämföras med Skogsstyrelsens uppföljning 2017 av nyckelbiotoper som visade att man i genomsnitt hittar 20,6 olika rödlistade arter och signalarter i en nyckelbiotop (Wijk, S. 2017. Biologisk mångfald i nyckelbiotoper – Resultat från inventeringen “Uppföljning biologisk mångfald” 2009–2015. Rapport 4/2017 Skogsstyrelsen, Jönköping).</w:t>
+      </w:r>
+    </w:p>
+    <w:p>
+      <w:r>
+        <w:rPr>
+          <w:b/>
+        </w:rPr>
+        <w:t xml:space="preserve">6.4.3 </w:t>
+      </w:r>
+      <w:r>
+        <w:t>Bevarandeåtgärder genomförs för de kända förekomster av rödlistade arter som påverkas av skogsbruk.</w:t>
+      </w:r>
+    </w:p>
+    <w:p>
+      <w:pPr>
+        <w:pStyle w:val="ListBullet"/>
+      </w:pPr>
+      <w:r>
+        <w:rPr>
+          <w:b/>
+          <w:i/>
+        </w:rPr>
+        <w:t xml:space="preserve">Kommentar: </w:t>
+      </w:r>
+      <w:r>
+        <w:rPr>
+          <w:i/>
+        </w:rPr>
+        <w:t>I det avverkningsanmälda skogsområdet har 22 naturvårdsarter varav 14 rödlistade arter sina livsmiljöer och växtplatser.</w:t>
       </w:r>
     </w:p>
     <w:p>
@@ -598,6 +1201,574 @@
           <w:i/>
         </w:rPr>
         <w:t>I den avverkningsanmälda skogen har fridlysta arter sina livsmiljöer och växtplatser. Att skada de fridlysta arternas livsmiljöer, växtplatser eller ekologiska funktion är inte tillåtet enligt artskyddsförordningen</w:t>
+      </w:r>
+    </w:p>
+    <w:p>
+      <w:r>
+        <w:br w:type="page"/>
+      </w:r>
+    </w:p>
+    <w:p>
+      <w:pPr>
+        <w:pStyle w:val="Title"/>
+      </w:pPr>
+      <w:r>
+        <w:t>BILAGA 1 – Fridlysta arter</w:t>
+      </w:r>
+    </w:p>
+    <w:p>
+      <w:pPr>
+        <w:pStyle w:val="Heading1"/>
+      </w:pPr>
+      <w:r>
+        <w:t>Knärot – ekologi samt krav på livsmiljön</w:t>
+      </w:r>
+    </w:p>
+    <w:p>
+      <w:r>
+        <w:t xml:space="preserve">Knärot är typisk art för </w:t>
+      </w:r>
+      <w:r>
+        <w:rPr>
+          <w:i/>
+        </w:rPr>
+        <w:t xml:space="preserve">9010 Taiga </w:t>
+      </w:r>
+      <w:r>
+        <w:t>och</w:t>
+      </w:r>
+      <w:r>
+        <w:rPr>
+          <w:i/>
+        </w:rPr>
+        <w:t xml:space="preserve"> 9050 Näringsrik granskog</w:t>
+      </w:r>
+      <w:r>
+        <w:t>, fridlyst enligt 8 och 15 §§ artskyddsförordningen och klassad som sårbar (VU) enligt rödlistan 2020. Knärot är beroende av hög och jämn luftfuktighet i gamla, ostörda skogsmiljöer och är känslig för snabba förändringar av ljus-/vindförhållanden eller uttorkning. På grund av ett alltför intensivt skogsbruk har den minskat med 40 (25–50) % under de senaste 60 åren och i framtiden bedöms minskningstakten uppgå till 30 (20–40) %. Till följd av att arten har en dokumenterat högre minskningstakt i förhållande till sin generationstid än vad som tidigare varit känt (data från Riksskogstaxeringen) höjdes den till hotkategori sårbar (VU) i rödlistan 2020 (SLU Artdatabanken, 2024).</w:t>
+      </w:r>
+    </w:p>
+    <w:p>
+      <w:r>
+        <w:t>En analys av 79 floraväktarlokaler åren 1990–2015 vilka återbesökts under 2020–2024 visade på en tydlig negativ påverkan på knärotsförekomster från större hyggen i närområdet (inom 150–200 m) vilket indikerar att kanteffekter har en stor påverkan på populationerna. Resultaten bekräftar knärotens känslighet för kanteffekter och visar vikten av att skydda större skogsbestånd för att bevara arten. Om det blir höga andelar (&gt;30%) hyggen inom 200 meter från en knärotsförekomst så ökar risken för att en knärotspopulation dör ut och det verkar det behövas någonstans mellan 100 och 150 meters skyddszon för att bevara arten på lång sikt (Sebestyén &amp; Sundberg, 2025). Detta stöds även av en studie (Johansson et al, 2026) baserad på data från Riksskogstaxeringen som visar att knäroten minskat med 66 % under perioden 1993–2022 samt att det finns en stark korrelation mellan minskande arealer kontinuitetsskog och lokal utdöenderisk. Knäroten uppvisade en mycket låg koloniseringsgrad (0,7 % över 10 år) i kombination med hög lokal utrotningsrisk (75,2 %), där utrotningssannolikheten ökade kraftigt när arealen kontinuitetsskog minskade mellan undersökningar, t.ex. på grund av kalhyggesbruk (Johansson et al., 2026).</w:t>
+      </w:r>
+    </w:p>
+    <w:p>
+      <w:r>
+        <w:t xml:space="preserve">Samuel Johnsons doktorsavhandling </w:t>
+      </w:r>
+      <w:r>
+        <w:rPr>
+          <w:i/>
+        </w:rPr>
+        <w:t>“Retention Forestry as a Conservation Measure for Boreal Forest Ground Vegetation”</w:t>
+      </w:r>
+      <w:r>
+        <w:t xml:space="preserve"> (SLU, Uppsala 2014) visar att det krävs väl tilltagna skyddszoner för att knärotens växtplatser inte ska ta skada av skogsbruksåtgärder i intilliggande områden: </w:t>
+      </w:r>
+      <w:r>
+        <w:rPr>
+          <w:i/>
+        </w:rPr>
+        <w:t xml:space="preserve">“Study III shows that retention patches smaller than 0.5 ha do not lifeboat the sensitive forest herb G. repens, a species that depend on stable microclimatic conditions typical for intact forest stands.” </w:t>
+      </w:r>
+      <w:r>
+        <w:t xml:space="preserve">Vidare </w:t>
+      </w:r>
+      <w:r>
+        <w:rPr>
+          <w:i/>
+        </w:rPr>
+        <w:t>“More sensitive forest species are not lifeboated in retention patches ranging from 0.05 to 0.5 ha (Papers II &amp; III).”</w:t>
+      </w:r>
+    </w:p>
+    <w:p>
+      <w:r>
+        <w:t xml:space="preserve">Johnsons (2014) rekommendation på minst 50 meters breda skyddszoner runt knärotens växtplatser motsvarar en areal på 0,78 hektar, vilket ligger i linje med andra studier som gjorts på känsliga skogsarter: </w:t>
+      </w:r>
+      <w:r>
+        <w:rPr>
+          <w:i/>
+        </w:rPr>
+        <w:t>“In study III I also show that translocated specimens of G. repens survives well in mature forests at least 50 m from the nearest edge to an open area. Moreover, measures of temperature and humidity show that such distances from an open area is far enough to offer a microclimate that is more stable compared to what present in retention patches of around 0.1 ha. This means that the very centre of a circular patch with radius 50 m (equals a size of 0.78 ha) should offer conditions similar to interior forest and would perhaps be a suitable habitat for G. repens and similar species. Previous studies from both North America and Sweden have also concluded that patches between 0.5 and one ha are sufficient for preserving interior forest vegetation as well as sensitive lichens and bryophytes (de Graaf &amp; Roberts 2009; Halpern et al. 2012; Rudolphi et al. 2014).”</w:t>
+      </w:r>
+    </w:p>
+    <w:p>
+      <w:r>
+        <w:t>Ytterligare en studie (Koelmeijer m.fl., 2022) inkluderar knärotens skyddsbehov. I uppsatsen berörs problemet med uttorkning för växter, bl.a. för knärot, ett problem som blivit accentuerat på grund av den pågående klimatförändringen och torra somrar, t.ex. den exceptionellt torra sommaren 2018. I uppsatsen undersöks områden med tre olika avstånd från kalhyggeskant med avseende på skydd bl.a. för knärot. Det första området har avstånd upp till 20 m från hyggeskant (Strong edge effect), det andra 20–40 m från hyggeskant (Weak edge effect) och det tredje avser större avstånd från hyggeskant, där kanteffekten anses vara försumbar (Interior). Ett resultat var att man fann stor eller mycket stor uttorkningseffekt på känsliga och rödlistade skogsarter vid de kortare avstånden till hyggeskant, medan effekt av uttorkning inte konstaterades på större avstånd (Interior). För orkidén knärot fann man en rik förekomst (upp till 0,06 dm2/m2) på stort avstånd från hyggeskant (Interior), medan förekomsten var liten eller närmast försumbar i de områden som klassificerades som Weak edge effect respektive Strong edge effect. Arbetet påpekar att de allt oftare förekommande torra somrarna ger ytterligare skäl att utöka skyddsavståndet från hyggen till den fuktkrävande arten knärot (Koelmeijer m.fl., 2022).</w:t>
+      </w:r>
+    </w:p>
+    <w:p>
+      <w:r>
+        <w:t>Även Skogsstyrelsens egen vägledning för hänsyn till knärot ligger i linje med ovanstående forskningsstudier. Av vägledningen framgår det att för med hög sannolikhet kunna bevara befintliga förekomster krävs relativt stora avsättningar av uppvuxen skog med slutet och relativt tätt kronskikt. Som riktlinje kan krävas ett avstånd på 50 meter in från brynet för att vidmakthålla ett fungerande mikroklimat. Detta innebär att fristående hänsynsytor för många arter (kärlväxter, lavar och mossor) kan behöva ha en area överstigande 0,8 hektar (cirkelyta med radien 50 meter = 0,78 hektar) för att bibehålla lokalklimatet. Även ganska små förändringar i form av förändrade ljus- och fuktighetsförhållanden, till exempel till följd av gallring, kan leda till att arten försvinner till följd av konkurrens med mera ljuskrävande och snabbväxande arter (Skogsstyrelsen, 2022).</w:t>
+      </w:r>
+    </w:p>
+    <w:p>
+      <w:r>
+        <w:t>Vid tillämpning av försiktighetsprincipen enligt 2 kap. 3 § miljöbalken bör sålunda 100–150 meters skyddszon lämnas runt knärotens växtplatser.</w:t>
+      </w:r>
+    </w:p>
+    <w:p>
+      <w:pPr>
+        <w:pStyle w:val="Heading2"/>
+      </w:pPr>
+      <w:r>
+        <w:t>Referenser – knärot</w:t>
+      </w:r>
+    </w:p>
+    <w:p>
+      <w:r>
+        <w:t xml:space="preserve">de Graaf M &amp; Roberts M.R., 2009. </w:t>
+      </w:r>
+      <w:r>
+        <w:rPr>
+          <w:i/>
+        </w:rPr>
+        <w:t xml:space="preserve">Short-term response of the herbaceous layer within leave patches after harvest. </w:t>
+      </w:r>
+      <w:r>
+        <w:t>Forest Ecology and Management 257, 1014–1025.</w:t>
+      </w:r>
+    </w:p>
+    <w:p>
+      <w:r>
+        <w:t xml:space="preserve">Halpern, C. B., Halaj, J., Evans, S. A., &amp; Dovciak, M., 2012. </w:t>
+      </w:r>
+      <w:r>
+        <w:rPr>
+          <w:i/>
+        </w:rPr>
+        <w:t xml:space="preserve">Level and pattern of overstory retention interact to shape long-term responses of understories to timber harvest. </w:t>
+      </w:r>
+      <w:r>
+        <w:t>Ecological Applications, 22, 2049–2064.</w:t>
+      </w:r>
+    </w:p>
+    <w:p>
+      <w:r>
+        <w:t>Johansson, V., Jansson, M. och Bergman, K-O</w:t>
+      </w:r>
+      <w:r>
+        <w:rPr>
+          <w:i/>
+        </w:rPr>
+        <w:t>.</w:t>
+      </w:r>
+      <w:r>
+        <w:t>, 2026.</w:t>
+      </w:r>
+      <w:r>
+        <w:rPr>
+          <w:i/>
+        </w:rPr>
+        <w:t xml:space="preserve"> A 30-year population decline of a threatened forest orchid associated with old growth forests</w:t>
+      </w:r>
+      <w:r>
+        <w:t>. Department of Physics, Chemistry and Biology (IFM), Linköping University.</w:t>
+      </w:r>
+    </w:p>
+    <w:p>
+      <w:r>
+        <w:t xml:space="preserve">Johnson, S., 2014. </w:t>
+      </w:r>
+      <w:r>
+        <w:rPr>
+          <w:i/>
+        </w:rPr>
+        <w:t>Retention Forestry as a Conservation Measure for Boreal Forest Ground Vegetation</w:t>
+      </w:r>
+      <w:r>
+        <w:t>. Doktorsavhandling, SLU, Uppsala.</w:t>
+      </w:r>
+    </w:p>
+    <w:p>
+      <w:r>
+        <w:t xml:space="preserve">Koelmeijer, I. A., Ehrlén, J., Jönsson, M., De Frenne, P., Berg, P., Andersson, J., Weibull, H. &amp; Hylander, N. 2022. </w:t>
+      </w:r>
+      <w:r>
+        <w:rPr>
+          <w:i/>
+        </w:rPr>
+        <w:t xml:space="preserve">Interactive effects of drought and edge exposure on old-growth forest understory species. </w:t>
+      </w:r>
+      <w:r>
+        <w:t>Landscape Ecology, 37, sid 1839–1853.</w:t>
+      </w:r>
+    </w:p>
+    <w:p>
+      <w:r>
+        <w:t xml:space="preserve">Rudolphi, J., Jönsson, M. T., &amp; Gustafsson, L., 2014. </w:t>
+      </w:r>
+      <w:r>
+        <w:rPr>
+          <w:i/>
+        </w:rPr>
+        <w:t xml:space="preserve">Biological legacies buffer local species extinction after logging. </w:t>
+      </w:r>
+      <w:r>
+        <w:t>Journal of Applied Ecology. 51, 53–62.</w:t>
+      </w:r>
+    </w:p>
+    <w:p>
+      <w:r>
+        <w:t xml:space="preserve">Sebestyén, L. och Sundberg, S. 2025.  </w:t>
+      </w:r>
+      <w:r>
+        <w:rPr>
+          <w:i/>
+        </w:rPr>
+        <w:t>Påverkan på knärotslokaler från hyggen i närheten.</w:t>
+      </w:r>
+      <w:r>
+        <w:t xml:space="preserve"> DAPHNE 36:1 2025. Botaniska Sällskapet i Stockholm.</w:t>
+      </w:r>
+    </w:p>
+    <w:p>
+      <w:r>
+        <w:t xml:space="preserve">Skogsstyrelsen, 2022. </w:t>
+      </w:r>
+      <w:r>
+        <w:rPr>
+          <w:i/>
+        </w:rPr>
+        <w:t xml:space="preserve">Vägledning för hänsyn till knärot. </w:t>
+      </w:r>
+      <w:r>
+        <w:t>https://www.skogsstyrelsen.se/lag-och-tillsyn/artskydd/vagledningar-och-kunskapsstod-artskydd/vagledning-for-hansyn-till-knarot/.</w:t>
+      </w:r>
+    </w:p>
+    <w:p>
+      <w:r>
+        <w:t xml:space="preserve">SLU Artdatabanken, 2024. </w:t>
+      </w:r>
+      <w:r>
+        <w:rPr>
+          <w:i/>
+        </w:rPr>
+        <w:t xml:space="preserve">Artfaktablad. Naturvård – artfakta. </w:t>
+      </w:r>
+      <w:r>
+        <w:t>SLU Artdatabanken, Uppsala.</w:t>
+      </w:r>
+    </w:p>
+    <w:p>
+      <w:pPr>
+        <w:pStyle w:val="Heading1"/>
+      </w:pPr>
+      <w:r>
+        <w:t>Talltita – ekologi samt krav på livsmiljön</w:t>
+      </w:r>
+    </w:p>
+    <w:p>
+      <w:r>
+        <w:t>Talltita är rödlistad som NT, fridlyst och prioriterad art i Skogsvårdslagen. Den omfattas av EU:s fågeldirektiv. Arten har minskat kraftigt de senaste 30 åren och minskningstakten innevarande 10-årsperiod beräknas till 20 (10–30) % (SLU Artdatabanken, 2022).</w:t>
+      </w:r>
+    </w:p>
+    <w:p>
+      <w:r>
+        <w:t>Talltita föredrar större sammanhängande barrskogar, och finns såväl i tallskog som granskog och i lövblandad barrskog. Skogens struktur är viktig och ska helst vara flerskiktad med riklig underväxt av mindre granar, björk och andra lövträd och buskar. Tillgång på murknande högstubbar är särskilt viktig, eftersom talltitan helst själv hackar ut sitt bohål (SLU Artdatabanken, 2022).</w:t>
+      </w:r>
+    </w:p>
+    <w:p>
+      <w:r>
+        <w:t>Det finns flera studier som visar att talltita är känslig för gallring och inte överlever när dess livsmiljö kalavverkas (Eggers and Low, 2014; Griesser et al., 2007; Klein, 2020). Talltitans revir är förhållandevis stora, 10–20 hektar och arten missgynnas när skogen fragmenteras. Kalavverkning av större delar av reviret innebär att det överges (Artdatabanken, 2021).</w:t>
+      </w:r>
+    </w:p>
+    <w:p>
+      <w:r>
+        <w:t>Talltitan är synnerligen trogen sitt revir så länge paret lever och biotopen förblir intakt. Paret stannar i sitt revir året om. En förlust av ett revir har därför en stor inverkan på den lokala populationen och trakthyggesbruket anses vara orsak till den svenska populationens kraftiga minskning. Talltiteparets revirtrohet innebär att närhelst under året man observerar en adult talltita så ingår denna plats i reviret (Siffczyk et al., 2003; Ekman, 1979).</w:t>
+      </w:r>
+    </w:p>
+    <w:p>
+      <w:pPr>
+        <w:pStyle w:val="Heading2"/>
+      </w:pPr>
+      <w:r>
+        <w:t>Referenser – talltita</w:t>
+      </w:r>
+    </w:p>
+    <w:p>
+      <w:r>
+        <w:t xml:space="preserve">Eggers, S., Low, M., 2014. </w:t>
+      </w:r>
+      <w:r>
+        <w:rPr>
+          <w:i/>
+        </w:rPr>
+        <w:t xml:space="preserve">Differential demographic responses of sympatric Parids to vegetation management in boreal forest. </w:t>
+      </w:r>
+      <w:r>
+        <w:t>For. Ecol. Manage. 319, 169–175.</w:t>
+      </w:r>
+    </w:p>
+    <w:p>
+      <w:r>
+        <w:t xml:space="preserve">Ekman, J., 1979. </w:t>
+      </w:r>
+      <w:r>
+        <w:rPr>
+          <w:i/>
+        </w:rPr>
+        <w:t xml:space="preserve">Coherence, composition and territories of winter social groups of the Willow Tit Parus montanus and the Crested Tit P. cristatus. </w:t>
+      </w:r>
+      <w:r>
+        <w:t>Ornis Scandinavica, 10, pp 56–68</w:t>
+      </w:r>
+    </w:p>
+    <w:p>
+      <w:r>
+        <w:t xml:space="preserve">Griesser, M., Nystrand, M., Eggers, S., Ekman, J., 2007. </w:t>
+      </w:r>
+      <w:r>
+        <w:rPr>
+          <w:i/>
+        </w:rPr>
+        <w:t xml:space="preserve">Impact of forestry practices on fitness correlates and population productivity in an open-nesting bird species. </w:t>
+      </w:r>
+      <w:r>
+        <w:t>Conserv. Biol. 21, 767–774. https://doi.org/10.1111/j.1523- 1739.2007.00675.x</w:t>
+      </w:r>
+    </w:p>
+    <w:p>
+      <w:r>
+        <w:t xml:space="preserve">Klein, J., 2020. </w:t>
+      </w:r>
+      <w:r>
+        <w:rPr>
+          <w:i/>
+        </w:rPr>
+        <w:t xml:space="preserve">The forgotten forest – On thinning, retention, and biodiversity in the boreal forest. </w:t>
+      </w:r>
+      <w:r>
+        <w:t>Doctoral Thesis No. 2020:50</w:t>
+      </w:r>
+    </w:p>
+    <w:p>
+      <w:r>
+        <w:t xml:space="preserve">Siffczyk, C., Brotons, L., Kangas, K., Orell, M., 2003. </w:t>
+      </w:r>
+      <w:r>
+        <w:rPr>
+          <w:i/>
+        </w:rPr>
+        <w:t xml:space="preserve">Home range size of willow tits. </w:t>
+      </w:r>
+      <w:r>
+        <w:t>Oecologica, 136, 635–642 (2003)</w:t>
+      </w:r>
+    </w:p>
+    <w:p>
+      <w:r>
+        <w:t xml:space="preserve">SLU Artdatabanken, 2021. </w:t>
+      </w:r>
+      <w:r>
+        <w:rPr>
+          <w:i/>
+        </w:rPr>
+        <w:t xml:space="preserve">Artfaktablad. Naturvård – artfakta. </w:t>
+      </w:r>
+      <w:r>
+        <w:t>SLU Artdatabanken, Uppsala</w:t>
+      </w:r>
+    </w:p>
+    <w:p>
+      <w:pPr>
+        <w:pStyle w:val="Heading1"/>
+      </w:pPr>
+      <w:r>
+        <w:t>Tretåig hackspett – ekologi samt krav på livsmiljön</w:t>
+      </w:r>
+    </w:p>
+    <w:p>
+      <w:r>
+        <w:t xml:space="preserve">Tretåig hackspett (NT) är fridlyst enligt §4 Artskyddsförordningen och finns med som prioriterad art i Skogsstyrelsen vägledning för skogsbruket (bilaga 4 till SVL). I vägledningen står bland annat att: </w:t>
+      </w:r>
+      <w:r>
+        <w:rPr>
+          <w:i/>
+        </w:rPr>
+        <w:t xml:space="preserve">“Tretåig hackspett har stora arealkrav och höga krav på sin livsmiljö. Omdaningen av naturskogar till kulturskogar medför en förlust av viktiga miljöer, något som förstärks av ökad fragmentering till följd av avverkningar.” </w:t>
+      </w:r>
+      <w:r>
+        <w:t xml:space="preserve">Vidare att: </w:t>
+      </w:r>
+      <w:r>
+        <w:rPr>
+          <w:i/>
+        </w:rPr>
+        <w:t>“Områden med dokumenterad permanent förekomst i naturskogsmiljöer har vanligen så stora naturvärden att skogsbruk är olämpligt”</w:t>
+      </w:r>
+      <w:r>
+        <w:t xml:space="preserve"> (SLU Artdatabanken, 2024; Skogsstyrelsen, 2016)</w:t>
+      </w:r>
+      <w:r>
+        <w:rPr>
+          <w:i/>
+        </w:rPr>
+        <w:t>.</w:t>
+      </w:r>
+    </w:p>
+    <w:p>
+      <w:r>
+        <w:t>Tretåig hackspett är beroende av större sammanhängande naturskogar med kontinuerlig tillgång och nybildning av död ved och fragmentering av livsmiljöerna utgör ett stort hot mot arten (se exempelvis Stachura-Skierczynska et al., 2009; Wesolowski et al., 2005; Butler et al., 2004; Pakkala et al., 2002; Amcoff et al., 1996; Virkkala, 1991). Det finns studier som visar att naturskogens självgallringsprocess som den tretåiga hackspetten är beroende av, inte kan ersättas med efterlämnad hänsyn i skogsbruket (Imbeau &amp; Desrochers, 2002).</w:t>
+      </w:r>
+    </w:p>
+    <w:p>
+      <w:r>
+        <w:t>Permanenta revir av tretåig hackspett karaktäriseras ofta av artens typiska ringformigt ordnade hackmärken på framför allt gamla granar. För att säkerställa att inte revir av tretåig hackspett drabbas av avverkningsplanerna bör en inventering göras i området både under häckningstid och under vintern, då arten utnyttjar betydligt större områden än under sommarens häckningsrevir. Storleken på häckningsreviret varierar med skogstypen, förekomsten av död ved och graden av fragmentering, men är i allmänhet i storleksordningen 25–100 hektar (SLU Artdatabanken, 2024; Skogsstyrelsen, 2016).</w:t>
+      </w:r>
+    </w:p>
+    <w:p>
+      <w:r>
+        <w:t xml:space="preserve">Förutom fridlysning enligt §4 Artskyddsförordningen är tretåig hackspett även förtecknad i EU:s fågeldirektiv bilaga 1. Den är typisk art för </w:t>
+      </w:r>
+      <w:r>
+        <w:rPr>
+          <w:i/>
+        </w:rPr>
+        <w:t xml:space="preserve">9010 Taiga, 9740 Skogsbevuxen myr, 9030 Landhöjningsskog </w:t>
+      </w:r>
+      <w:r>
+        <w:t xml:space="preserve">och </w:t>
+      </w:r>
+      <w:r>
+        <w:rPr>
+          <w:i/>
+        </w:rPr>
+        <w:t>9040 Fjällbjörkskog</w:t>
+      </w:r>
+      <w:r>
+        <w:t xml:space="preserve"> samt ingår i Natura 2000 och är förtecknad i Bernkonventionen bilaga II (strikt skyddade djurarter) (SLU Artdatabanken, 2024; Skogsstyrelsen, 2016).</w:t>
+      </w:r>
+    </w:p>
+    <w:p>
+      <w:pPr>
+        <w:pStyle w:val="Heading2"/>
+      </w:pPr>
+      <w:r>
+        <w:t>Referenser – tretåig hackspett</w:t>
+      </w:r>
+    </w:p>
+    <w:p>
+      <w:r>
+        <w:t xml:space="preserve">Amcoff, M. &amp; Eriksson, P. 1996. </w:t>
+      </w:r>
+      <w:r>
+        <w:rPr>
+          <w:i/>
+        </w:rPr>
+        <w:t xml:space="preserve">Förekomst av tretåig hackspett Picoides tridactylus på bestånds- och landskapsnivå. </w:t>
+      </w:r>
+      <w:r>
+        <w:t>Ornis Svecica 6: 107–119.</w:t>
+      </w:r>
+    </w:p>
+    <w:p>
+      <w:r>
+        <w:t xml:space="preserve">Butler, R., Angelstam, P., Ekelund, P. &amp; Schlaeffer, R. 2004. </w:t>
+      </w:r>
+      <w:r>
+        <w:rPr>
+          <w:i/>
+        </w:rPr>
+        <w:t xml:space="preserve">Dead wood threshold values for the three-toed woodpecker presence in boreal and sub-Alpine forest. </w:t>
+      </w:r>
+      <w:r>
+        <w:t>Biological conservation 119(3): 305–318.</w:t>
+      </w:r>
+    </w:p>
+    <w:p>
+      <w:r>
+        <w:t xml:space="preserve">Imbeau, L. &amp; Desrochers, A. 2002. </w:t>
+      </w:r>
+      <w:r>
+        <w:rPr>
+          <w:i/>
+        </w:rPr>
+        <w:t xml:space="preserve">Foraging Ecology and Use of Drumming Trees by Three-Toed Woodpeckers. </w:t>
+      </w:r>
+      <w:r>
+        <w:t>The Journal of Wildlife Management. Vol. 66, No. 1 (Jan., 2002), pp. 222–231.</w:t>
+      </w:r>
+    </w:p>
+    <w:p>
+      <w:r>
+        <w:t xml:space="preserve">Pakkala, T., Hanski, I. &amp; Tomppo, E. 2002. </w:t>
+      </w:r>
+      <w:r>
+        <w:rPr>
+          <w:i/>
+        </w:rPr>
+        <w:t xml:space="preserve">Spatial ecology of the three-toed woodpecker in managed forest landscapes. </w:t>
+      </w:r>
+      <w:r>
+        <w:t>Silva Fennica 36(1): 279–288.</w:t>
+      </w:r>
+    </w:p>
+    <w:p>
+      <w:r>
+        <w:t xml:space="preserve">Skogsstyrelsen, 2016. </w:t>
+      </w:r>
+      <w:r>
+        <w:rPr>
+          <w:i/>
+        </w:rPr>
+        <w:t>Vägledning för hänsyn till fåglar – Tretåig hackspett.</w:t>
+      </w:r>
+    </w:p>
+    <w:p>
+      <w:r>
+        <w:t xml:space="preserve">SLU Artdatabanken, 2024. </w:t>
+      </w:r>
+      <w:r>
+        <w:rPr>
+          <w:i/>
+        </w:rPr>
+        <w:t xml:space="preserve">Artfaktablad. Naturvård – artfakta. </w:t>
+      </w:r>
+      <w:r>
+        <w:t>SLU Artdatabanken, Uppsala.</w:t>
+      </w:r>
+    </w:p>
+    <w:p>
+      <w:r>
+        <w:t xml:space="preserve">Stachura-Skierczynska, K., Tumiel, T. &amp; Skierczynski, M. 2009. </w:t>
+      </w:r>
+      <w:r>
+        <w:rPr>
+          <w:i/>
+        </w:rPr>
+        <w:t xml:space="preserve">Habitat prediction model for three-toed woodpecker and its implications for the conservation of biologically valuable forests. </w:t>
+      </w:r>
+      <w:r>
+        <w:t>Forest Ecology and Management 258(5): 697–703.</w:t>
+      </w:r>
+    </w:p>
+    <w:p>
+      <w:r>
+        <w:t xml:space="preserve">Virkkala, R. 1991. </w:t>
+      </w:r>
+      <w:r>
+        <w:rPr>
+          <w:i/>
+        </w:rPr>
+        <w:t xml:space="preserve">Population trends of forest birds in a Finnish Lapland landscape of large habitat blocks – Consequences of stochastic environmental variation or regional habitat alteration. </w:t>
+      </w:r>
+      <w:r>
+        <w:t>Biological conservation 56(2): 223–240.</w:t>
+      </w:r>
+    </w:p>
+    <w:p>
+      <w:r>
+        <w:t xml:space="preserve">Wesolowski, T., Czeszczewik, D. &amp; Rowinski, P. 2005. </w:t>
+      </w:r>
+      <w:r>
+        <w:rPr>
+          <w:i/>
+        </w:rPr>
+        <w:t xml:space="preserve">Effects of forest management on Three-toed Woodpecker Picoides tridactylus distribution in the Bialowieza Forest (NE Poland): conservation implications. </w:t>
+      </w:r>
+      <w:r>
+        <w:t>Acta Ornithologica 40(1): 53–60.</w:t>
       </w:r>
     </w:p>
     <w:sectPr>
@@ -728,7 +1899,7 @@
     <w:r>
       <w:tab/>
       <w:tab/>
-      <w:t>2026-08-14</w:t>
+      <w:t>2026-08-15</w:t>
       <w:br/>
       <w:br/>
     </w:r>

--- a/klagomål/A 27768-2026 FSC-klagomål.docx
+++ b/klagomål/A 27768-2026 FSC-klagomål.docx
@@ -178,7 +178,7 @@
       <w:r>
         <w:drawing>
           <wp:inline xmlns:a="http://schemas.openxmlformats.org/drawingml/2006/main" xmlns:pic="http://schemas.openxmlformats.org/drawingml/2006/picture">
-            <wp:extent cx="5486400" cy="5624031"/>
+            <wp:extent cx="5349017" cy="5724000"/>
             <wp:docPr id="1" name="Picture 1"/>
             <wp:cNvGraphicFramePr>
               <a:graphicFrameLocks noChangeAspect="1"/>
@@ -199,7 +199,7 @@
                   <pic:spPr>
                     <a:xfrm>
                       <a:off x="0" y="0"/>
-                      <a:ext cx="5486400" cy="5624031"/>
+                      <a:ext cx="5349017" cy="5724000"/>
                     </a:xfrm>
                     <a:prstGeom prst="rect"/>
                   </pic:spPr>
@@ -221,7 +221,7 @@
     </w:p>
     <w:p>
       <w:r>
-        <w:t>I och inom 8 meter från avverkningsanmälan finns fynd av 22 naturvårdsarter, varav 14 är rödlistade, 5 är fridlysta, 17 är typiska (T) och 6 är signalarter (S): fläckporing (VU, T), garnlav (VU, T), knärot (VU, T, §8), dvärgbägarlav (NT, T), gammelgransskål (NT, T), kolflarnlav (NT, T), mörk kolflarnlav (NT), nordtagging (NT), tallticka (NT, T), talltita (NT, §4), tretåig hackspett (NT, T, §4), ullticka (NT, T), vaddporing (NT), vedskivlav (NT, T), bårdlav (S, T), luddlav (S, T), skinnlav (S, T), spindelblomster (S, T, §8), stuplav (S, T), vedticka (S, T), kötticka (T) och orre (§4). Se Figur 1.</w:t>
+        <w:t>I och inom 8 meter från avverkningsanmälan finns fynd av 30 naturvårdsarter, varav 20 är rödlistade, 8 är fridlysta, 22 är typiska (T) och 6 är signalarter (S): doftticka (VU, T, §8), fläckporing (VU, T), garnlav (VU, T), gräddporing (VU, T), knärot (VU, T, §8), blå taggsvamp (NT, T), dvärgbägarlav (NT, T), gammelgransskål (NT, T), kolflarnlav (NT, T), kortskaftad ärgspik (NT), mörk kolflarnlav (NT), nordtagging (NT), skrovellav (NT, T), stjärntagging (NT, T), tallticka (NT, T), talltita (NT, §4), tretåig hackspett (NT, T, §4), ullticka (NT, T), vaddporing (NT), vedskivlav (NT, T), bårdlav (S, T), luddlav (S, T), skinnlav (S, T), spindelblomster (S, T, §8), stuplav (S, T), vedticka (S, T), kötticka (T), orre (§4), vanlig padda (§6) och fläcknycklar (§8). Se Figur 1.</w:t>
       </w:r>
     </w:p>
     <w:p>
@@ -252,10 +252,10 @@
         <w:rPr>
           <w:b/>
         </w:rPr>
-        <w:t>Fläckporing (VU)</w:t>
-      </w:r>
-      <w:r>
-        <w:t xml:space="preserve"> är en mycket bra signalart som visar på tallnaturskogar med höga naturvärden. Den är placerad högst upp i Skogsstyrelsens värdepyramid för bedömning av skog med höga naturvärden och indikerar områden som är mer eller mindre opåverkade av skogsbruk och där det funnits en kontinuitet av tallågor i olika nedbrytningsstadier. För att på lång sikt bibehålla livskraftiga populationer i ett område behövs troligen större skyddade områden som tillåter att man upprätthåller en naturlig branddynamik. Fläckporing är typisk art för </w:t>
+        <w:t>Doftticka (VU, §8)</w:t>
+      </w:r>
+      <w:r>
+        <w:t xml:space="preserve"> är rödlistad som sårbar (VU) och fridlyst enligt 8§ artskyddsförordningen. Den är även globalt rödlistad som Nära hotad (NT) vilket innebär att Sverige har ett internationellt ansvar för arten. Doftticka är beroende av hög och jämn luftfuktighet i gamla, ostörda skogsmiljöer och är känslig för snabba förändringar av ljus-/vindförhållanden eller uttorkning. Dofttickan är placerad i toppen av Skogsstyrelsens värdepyramid för bedömning av skog med höga naturvärden och signalerar alltid gamla sälgar och skogsområden med höga naturvärden. Avverkning av värdträd (främst sälg) utgör det största hotet och när gamla och olikåldriga skogar med sälg avverkas försvinner oftast sälgen. Dofttickan har minskat med ca 30 % under de senaste 30 åren och är typisk art för </w:t>
       </w:r>
       <w:r>
         <w:rPr>
@@ -264,7 +264,16 @@
         <w:t>9010 Taiga</w:t>
       </w:r>
       <w:r>
-        <w:t xml:space="preserve"> (SLU Artdatabanken, 2024; Nitare &amp; Skogsstyrelsen, 2019).</w:t>
+        <w:t xml:space="preserve"> och</w:t>
+      </w:r>
+      <w:r>
+        <w:rPr>
+          <w:i/>
+        </w:rPr>
+        <w:t xml:space="preserve"> 9050 Näringsrik granskog </w:t>
+      </w:r>
+      <w:r>
+        <w:t>(IUCN Redlist, 2024; Nitare &amp; Skogsstyrelsen, 2019; SLU Artdatabanken, 2024).</w:t>
       </w:r>
     </w:p>
     <w:p>
@@ -272,6 +281,26 @@
         <w:rPr>
           <w:b/>
         </w:rPr>
+        <w:t>Fläckporing (VU)</w:t>
+      </w:r>
+      <w:r>
+        <w:t xml:space="preserve"> är en mycket bra signalart som visar på tallnaturskogar med höga naturvärden. Den är placerad högst upp i Skogsstyrelsens värdepyramid för bedömning av skog med höga naturvärden och indikerar områden som är mer eller mindre opåverkade av skogsbruk och där det funnits en kontinuitet av tallågor i olika nedbrytningsstadier. För att på lång sikt bibehålla livskraftiga populationer i ett område behövs troligen större skyddade områden som tillåter att man upprätthåller en naturlig branddynamik. Fläckporing är typisk art för </w:t>
+      </w:r>
+      <w:r>
+        <w:rPr>
+          <w:i/>
+        </w:rPr>
+        <w:t>9010 Taiga</w:t>
+      </w:r>
+      <w:r>
+        <w:t xml:space="preserve"> (SLU Artdatabanken, 2024; Nitare &amp; Skogsstyrelsen, 2019).</w:t>
+      </w:r>
+    </w:p>
+    <w:p>
+      <w:r>
+        <w:rPr>
+          <w:b/>
+        </w:rPr>
         <w:t>Garnlav (VU)</w:t>
       </w:r>
       <w:r>
@@ -294,6 +323,26 @@
       </w:r>
       <w:r>
         <w:t xml:space="preserve"> (SLU Artdatabanken, 2026).</w:t>
+      </w:r>
+    </w:p>
+    <w:p>
+      <w:r>
+        <w:rPr>
+          <w:b/>
+        </w:rPr>
+        <w:t>Gräddporing (VU)</w:t>
+      </w:r>
+      <w:r>
+        <w:t xml:space="preserve"> växer nästan enbart i urskogsartad barrskog på gamla, kraftigt murkna, grova och mossbelupna tallågor i något fuktiga och skuggiga lägen. Arten är placerad högst upp i Skogsstyrelsens värdepyramid för bedömning av skog med höga naturvärden och indikerar gamla och relativt orörda tallnaturskogar med höga naturvärden där det under låg tid kontinuerligt funnits inslag av grova tallågor. För att på sikt hejda artens vikande trend behöver merparten av gräddporingens nu kända växtplatser undantas från skogsbruk. Gräddporing är typisk art för </w:t>
+      </w:r>
+      <w:r>
+        <w:rPr>
+          <w:i/>
+        </w:rPr>
+        <w:t>9010 Taiga</w:t>
+      </w:r>
+      <w:r>
+        <w:t xml:space="preserve"> (SLU Artdatabanken, 2024; Nitare &amp; Skogsstyrelsen, 2019).</w:t>
       </w:r>
     </w:p>
     <w:p>
@@ -401,10 +450,10 @@
         <w:rPr>
           <w:b/>
         </w:rPr>
-        <w:t>Dvärgbägarlav (NT)</w:t>
-      </w:r>
-      <w:r>
-        <w:t xml:space="preserve"> förekommer över hela Sverige på gammal hård ved, huvudsakligen på tall men i södra Sverige även på ek. Veden utgörs framförallt av grova stubbar, lågor och grenar. Substratet har blivit sällsyntare och nybildning av substrat sker bara i begränsad omfattning. Arten hotas av att grova lågor blir allt sällsyntare i dagens kulturskogar samt att nybildningen av lämpliga substrat går mycket långsamt. En riklig tillgång på gamla tall- eller eklågor måste säkerställas på artens lokaler. Dvärgbägarlav är typisk art för </w:t>
+        <w:t xml:space="preserve">Blå taggsvamp (NT) </w:t>
+      </w:r>
+      <w:r>
+        <w:t xml:space="preserve">är en karaktärsart i såväl örtrika kalkbarrskogar som i torra sandtallskogar där det föreligger gammal skog med långvarig trädkontinuitet. Är sällsynt och mycket kravfull i södra och mellersta Sverige. Den hotas främst av skogsavverkning och tycks försvinna efter slutavverkning, markberedning och plantering. I kalkgranskogar verkar arten vara mycket känslig. Granskogar med arten bör formellt skydddas. Blå taggsvamp (NT) är typisk art för </w:t>
       </w:r>
       <w:r>
         <w:rPr>
@@ -421,10 +470,10 @@
         <w:rPr>
           <w:b/>
         </w:rPr>
-        <w:t>Gammelgransskål (NT)</w:t>
-      </w:r>
-      <w:r>
-        <w:t xml:space="preserve"> är en liten skålsvamp som växer på gamla granar med skrovlig bark. Typiska växtplatser är gransumpskog i myrkanter, bäckdråg, bäckraviner och skuggiga bergssluttningar, men också skog på torrare mark kan hysa arten om beståndet har stark naturskogskaraktär. Bestånd med arten bör behandlas som nyckelbiotoper och sparas vid en slutavverkning. Även gallring bör undvikas. Gammelgransskål är typisk art för </w:t>
+        <w:t>Dvärgbägarlav (NT)</w:t>
+      </w:r>
+      <w:r>
+        <w:t xml:space="preserve"> förekommer över hela Sverige på gammal hård ved, huvudsakligen på tall men i södra Sverige även på ek. Veden utgörs framförallt av grova stubbar, lågor och grenar. Substratet har blivit sällsyntare och nybildning av substrat sker bara i begränsad omfattning. Arten hotas av att grova lågor blir allt sällsyntare i dagens kulturskogar samt att nybildningen av lämpliga substrat går mycket långsamt. En riklig tillgång på gamla tall- eller eklågor måste säkerställas på artens lokaler. Dvärgbägarlav är typisk art för </w:t>
       </w:r>
       <w:r>
         <w:rPr>
@@ -441,10 +490,10 @@
         <w:rPr>
           <w:b/>
         </w:rPr>
-        <w:t>Kolflarnlav (NT)</w:t>
-      </w:r>
-      <w:r>
-        <w:t xml:space="preserve"> är brandberoende och växer nästan uteslutande på kolad hård kärnved av tall. Etableringen verkar ske först 100–300 år efter brand och nytt substrat nybildas i mycket begränsad omfattning. Avverkning av tallskog av naturskogskaraktär med spår av återkommande bränder är ett hot och mängden lämplig ved att växa på för arten minskar dels på grund av naturlig nedbrytning men framförallt på grund av att det förstörs i samband med slutavverkningar, gallringar och markberedning. Såväl kolflarnlav som mörk kolflarnlav har glänsande bålfjäll och förekommer främst i tall- och blandbarrskogar av naturskogskaraktär med spår av återkommande bränder. Skogar som dessa hyser höga biologiska värden och bör skyddas. Kolflarnlav är typisk art för </w:t>
+        <w:t>Gammelgransskål (NT)</w:t>
+      </w:r>
+      <w:r>
+        <w:t xml:space="preserve"> är en liten skålsvamp som växer på gamla granar med skrovlig bark. Typiska växtplatser är gransumpskog i myrkanter, bäckdråg, bäckraviner och skuggiga bergssluttningar, men också skog på torrare mark kan hysa arten om beståndet har stark naturskogskaraktär. Bestånd med arten bör behandlas som nyckelbiotoper och sparas vid en slutavverkning. Även gallring bör undvikas. Gammelgransskål är typisk art för </w:t>
       </w:r>
       <w:r>
         <w:rPr>
@@ -453,7 +502,7 @@
         <w:t>9010 Taiga</w:t>
       </w:r>
       <w:r>
-        <w:t xml:space="preserve"> (SLU Artdatabanken, 2024).</w:t>
+        <w:t xml:space="preserve"> (SLU Artdatabanken, 2024; Nitare &amp; Skogsstyrelsen, 2019).</w:t>
       </w:r>
     </w:p>
     <w:p>
@@ -461,10 +510,19 @@
         <w:rPr>
           <w:b/>
         </w:rPr>
-        <w:t>Mörk kolflarnlav (NT)</w:t>
-      </w:r>
-      <w:r>
-        <w:t xml:space="preserve"> är brandberoende och växer nästan uteslutande på kolad hård kärnved av tall. Arten förekommer främst i glesa, öppna tall- och blandbarrskogar av naturskogskaraktär och etableringen verkar ske sent efter brand, kanske först efter 100–300 år. Mörk kolflarnlav indikerar skog med höga naturvärden och vanligast är att den påträffas på rester av nedbrunna torrakor och högstubbar och lågstubbar som är så grova att hela innandömet är urbränt. Tall- och blandbarrskogar av naturskogskaraktär med spår av återkommande bränder hyser höga biologiska värden och bör skyddas (SLU Artdatabanken, 2024).</w:t>
+        <w:t>Kolflarnlav (NT)</w:t>
+      </w:r>
+      <w:r>
+        <w:t xml:space="preserve"> är brandberoende och växer nästan uteslutande på kolad hård kärnved av tall. Etableringen verkar ske först 100–300 år efter brand och nytt substrat nybildas i mycket begränsad omfattning. Avverkning av tallskog av naturskogskaraktär med spår av återkommande bränder är ett hot och mängden lämplig ved att växa på för arten minskar dels på grund av naturlig nedbrytning men framförallt på grund av att det förstörs i samband med slutavverkningar, gallringar och markberedning. Såväl kolflarnlav som mörk kolflarnlav har glänsande bålfjäll och förekommer främst i tall- och blandbarrskogar av naturskogskaraktär med spår av återkommande bränder. Skogar som dessa hyser höga biologiska värden och bör skyddas. Kolflarnlav är typisk art för </w:t>
+      </w:r>
+      <w:r>
+        <w:rPr>
+          <w:i/>
+        </w:rPr>
+        <w:t>9010 Taiga</w:t>
+      </w:r>
+      <w:r>
+        <w:t xml:space="preserve"> (SLU Artdatabanken, 2024).</w:t>
       </w:r>
     </w:p>
     <w:p>
@@ -472,10 +530,108 @@
         <w:rPr>
           <w:b/>
         </w:rPr>
+        <w:t>Kortskaftad ärgspik (NT)</w:t>
+      </w:r>
+      <w:r>
+        <w:t xml:space="preserve"> förekommer i barrträdsdominerade skogar och växer nästan uteslutande på tallved. Den föredrar gamla högstubbar i fuktig och halvöppen miljö, t.ex. i myrkanter, sumpskog och brandpräglad skog. Arten indikerar kontinuerlig tillgång till gamla högstubbar i kombination med hög och jämn luftfuktighet. Skogsbruk på lokaler med kortskaftad ärgspik utgör ett hot. På lång sikt bildas färre lämpliga substrat än vad som försvinner. Avverkning av barrträdsdominerade bestånd av naturskogskaraktär utgör ett långsiktigt hot. Naturskogsartade bestånd med riklig förekomst av gamla och grova tallhögstubbar bör undantas från skogsbruk (SLU Artdatabanken, 2024).</w:t>
+      </w:r>
+    </w:p>
+    <w:p>
+      <w:r>
+        <w:rPr>
+          <w:b/>
+        </w:rPr>
+        <w:t>Mörk kolflarnlav (NT)</w:t>
+      </w:r>
+      <w:r>
+        <w:t xml:space="preserve"> är brandberoende och växer nästan uteslutande på kolad hård kärnved av tall. Arten förekommer främst i glesa, öppna tall- och blandbarrskogar av naturskogskaraktär och etableringen verkar ske sent efter brand, kanske först efter 100–300 år. Mörk kolflarnlav indikerar skog med höga naturvärden och vanligast är att den påträffas på rester av nedbrunna torrakor och högstubbar och lågstubbar som är så grova att hela innandömet är urbränt. Tall- och blandbarrskogar av naturskogskaraktär med spår av återkommande bränder hyser höga biologiska värden och bör skyddas (SLU Artdatabanken, 2024).</w:t>
+      </w:r>
+    </w:p>
+    <w:p>
+      <w:r>
+        <w:rPr>
+          <w:b/>
+        </w:rPr>
         <w:t>Nordtagging (NT)</w:t>
       </w:r>
       <w:r>
         <w:t xml:space="preserve"> växer främst på tallågor av grövre dimensioner och påträffas huvudsakligen i äldre skog som inte kalavverkats. Nordtaggingen missgynnas av att områden med äldre tallskog har minskat starkt. Bekämpning av skogsbränder, samtidigt som skogsbruket omvandlar naturligt glesa tallbestånd till likartade och betydligt tätare bestånd, har missgynnat arten. Bristen på gamla tallågor utgör på sikt ett allvarligt hot och återskapandet av lämpliga biotoper tar mycket lång tid. Områden med olikåldriga bestånd av tall och med stort inslag av äldre träd bör undantas från skoglig produktion (SLU Artdatabanken, 2024).</w:t>
+      </w:r>
+    </w:p>
+    <w:p>
+      <w:r>
+        <w:rPr>
+          <w:b/>
+        </w:rPr>
+        <w:t>Skrovellav (NT)</w:t>
+      </w:r>
+      <w:r>
+        <w:t xml:space="preserve"> växer på gamla lövträd och på klippor i gamla skogar med hög och jämn luftfuktighet. Slutavverkning av kontinuitetsskog utgör det största hotet och lavens fortsatta förekomst bör säkerställas genom att lokaler med äldre skog skyddas. I områden med mycket hög luftfuktighet kan man på bålen av skrovellav finna de sällsynta parasitsvamparna skrovellavsknapp (EN), </w:t>
+      </w:r>
+      <w:r>
+        <w:rPr>
+          <w:i/>
+        </w:rPr>
+        <w:t>Catillaria lobariicola</w:t>
+      </w:r>
+      <w:r>
+        <w:t xml:space="preserve"> (VU) och </w:t>
+      </w:r>
+      <w:r>
+        <w:rPr>
+          <w:i/>
+        </w:rPr>
+        <w:t>Merismatium lobariae</w:t>
+      </w:r>
+      <w:r>
+        <w:t xml:space="preserve"> (DD). Skrovellav är typisk art för </w:t>
+      </w:r>
+      <w:r>
+        <w:rPr>
+          <w:i/>
+        </w:rPr>
+        <w:t xml:space="preserve">9010 Taiga, 9020 Nordlig ädellövskog, 9040 Fjällbjörkskog, 9070 Trädklädd betesmark, 9160 Näringsrik ekskog, 9180 Ädellövskog i branter, 9190 Näringsfattig ekskog, 8210 Kalkbranter </w:t>
+      </w:r>
+      <w:r>
+        <w:t xml:space="preserve">och </w:t>
+      </w:r>
+      <w:r>
+        <w:rPr>
+          <w:i/>
+        </w:rPr>
+        <w:t>6530 Lövängar</w:t>
+      </w:r>
+      <w:r>
+        <w:t xml:space="preserve"> (SLU Artdatabanken, 2026; Nitare &amp; Skogsstyrelsen, 2019).</w:t>
+      </w:r>
+    </w:p>
+    <w:p>
+      <w:r>
+        <w:rPr>
+          <w:b/>
+        </w:rPr>
+        <w:t>Stjärntagging (NT)</w:t>
+      </w:r>
+      <w:r>
+        <w:t xml:space="preserve"> signalerar inom hela sitt utbredningsområde höga naturvärden. Svampen är uttorkningskänslig och beroende av ett oförändrat fuktigt mikroklimat. Den är även beroende av en ständig tillgång på död ved i olika nedbrytningsstadier, dock ej nödvändigtvis grova träd. Tidigare påverkan på miljön måste dock ha varit så skonsam att det naturliga skogsekosystemet till stora delar har bevarats. Minskningstakten för den svenska populationen bedöms vara nära gränsvärdet för Sårbar (VU). Stjärntagging är typisk art för </w:t>
+      </w:r>
+      <w:r>
+        <w:rPr>
+          <w:i/>
+        </w:rPr>
+        <w:t xml:space="preserve">9010 Taiga, 9050 Näringsrik granskog </w:t>
+      </w:r>
+      <w:r>
+        <w:t xml:space="preserve">och </w:t>
+      </w:r>
+      <w:r>
+        <w:rPr>
+          <w:i/>
+        </w:rPr>
+        <w:t>9030 Landhöjningsskog</w:t>
+      </w:r>
+      <w:r>
+        <w:t xml:space="preserve"> (SLU Artdatabanken, 2024; Nitare &amp; Skogsstyrelsen, 2019).</w:t>
       </w:r>
     </w:p>
     <w:p>
@@ -987,7 +1143,7 @@
         <w:rPr>
           <w:i/>
         </w:rPr>
-        <w:t>I det avverkningsanmälda skogsområdet har 20 rödlistade arter och signalarter påträffats. Detta ska jämföras med Skogsstyrelsens uppföljning 2017 av nyckelbiotoper som visade att man i genomsnitt hittar 20,6 olika rödlistade arter och signalarter i en nyckelbiotop (Wijk, S. 2017. Biologisk mångfald i nyckelbiotoper – Resultat från inventeringen “Uppföljning biologisk mångfald” 2009–2015. Rapport 4/2017 Skogsstyrelsen, Jönköping).</w:t>
+        <w:t>I det avverkningsanmälda skogsområdet har 26 rödlistade arter och signalarter påträffats. Detta ska jämföras med Skogsstyrelsens uppföljning 2017 av nyckelbiotoper som visade att man i genomsnitt hittar 20,6 olika rödlistade arter och signalarter i en nyckelbiotop (Wijk, S. 2017. Biologisk mångfald i nyckelbiotoper – Resultat från inventeringen “Uppföljning biologisk mångfald” 2009–2015. Rapport 4/2017 Skogsstyrelsen, Jönköping).</w:t>
       </w:r>
     </w:p>
     <w:p>
@@ -1016,7 +1172,7 @@
         <w:rPr>
           <w:i/>
         </w:rPr>
-        <w:t>I det avverkningsanmälda skogsområdet har 22 naturvårdsarter varav 14 rödlistade arter sina livsmiljöer och växtplatser.</w:t>
+        <w:t>I det avverkningsanmälda skogsområdet har 30 naturvårdsarter varav 20 rödlistade arter sina livsmiljöer och växtplatser.</w:t>
       </w:r>
     </w:p>
     <w:p>
@@ -1899,7 +2055,7 @@
     <w:r>
       <w:tab/>
       <w:tab/>
-      <w:t>2026-08-15</w:t>
+      <w:t>2026-08-16</w:t>
       <w:br/>
       <w:br/>
     </w:r>

--- a/klagomål/A 27768-2026 FSC-klagomål.docx
+++ b/klagomål/A 27768-2026 FSC-klagomål.docx
@@ -2055,7 +2055,7 @@
     <w:r>
       <w:tab/>
       <w:tab/>
-      <w:t>2026-08-16</w:t>
+      <w:t>2026-08-17</w:t>
       <w:br/>
       <w:br/>
     </w:r>

--- a/klagomål/A 27768-2026 FSC-klagomål.docx
+++ b/klagomål/A 27768-2026 FSC-klagomål.docx
@@ -2055,7 +2055,7 @@
     <w:r>
       <w:tab/>
       <w:tab/>
-      <w:t>2026-08-17</w:t>
+      <w:t>2026-08-18</w:t>
       <w:br/>
       <w:br/>
     </w:r>

--- a/klagomål/A 27768-2026 FSC-klagomål.docx
+++ b/klagomål/A 27768-2026 FSC-klagomål.docx
@@ -2055,7 +2055,7 @@
     <w:r>
       <w:tab/>
       <w:tab/>
-      <w:t>2026-08-18</w:t>
+      <w:t>2026-08-19</w:t>
       <w:br/>
       <w:br/>
     </w:r>

--- a/klagomål/A 27768-2026 FSC-klagomål.docx
+++ b/klagomål/A 27768-2026 FSC-klagomål.docx
@@ -2055,7 +2055,7 @@
     <w:r>
       <w:tab/>
       <w:tab/>
-      <w:t>2026-08-19</w:t>
+      <w:t>2026-08-20</w:t>
       <w:br/>
       <w:br/>
     </w:r>

--- a/klagomål/A 27768-2026 FSC-klagomål.docx
+++ b/klagomål/A 27768-2026 FSC-klagomål.docx
@@ -2055,7 +2055,7 @@
     <w:r>
       <w:tab/>
       <w:tab/>
-      <w:t>2026-08-20</w:t>
+      <w:t>2026-08-21</w:t>
       <w:br/>
       <w:br/>
     </w:r>

--- a/klagomål/A 27768-2026 FSC-klagomål.docx
+++ b/klagomål/A 27768-2026 FSC-klagomål.docx
@@ -2055,7 +2055,7 @@
     <w:r>
       <w:tab/>
       <w:tab/>
-      <w:t>2026-08-21</w:t>
+      <w:t>2026-08-22</w:t>
       <w:br/>
       <w:br/>
     </w:r>

--- a/klagomål/A 27768-2026 FSC-klagomål.docx
+++ b/klagomål/A 27768-2026 FSC-klagomål.docx
@@ -178,7 +178,7 @@
       <w:r>
         <w:drawing>
           <wp:inline xmlns:a="http://schemas.openxmlformats.org/drawingml/2006/main" xmlns:pic="http://schemas.openxmlformats.org/drawingml/2006/picture">
-            <wp:extent cx="5349017" cy="5724000"/>
+            <wp:extent cx="5486400" cy="5624031"/>
             <wp:docPr id="1" name="Picture 1"/>
             <wp:cNvGraphicFramePr>
               <a:graphicFrameLocks noChangeAspect="1"/>
@@ -199,7 +199,7 @@
                   <pic:spPr>
                     <a:xfrm>
                       <a:off x="0" y="0"/>
-                      <a:ext cx="5349017" cy="5724000"/>
+                      <a:ext cx="5486400" cy="5624031"/>
                     </a:xfrm>
                     <a:prstGeom prst="rect"/>
                   </pic:spPr>
@@ -221,7 +221,7 @@
     </w:p>
     <w:p>
       <w:r>
-        <w:t>I och inom 8 meter från avverkningsanmälan finns fynd av 30 naturvårdsarter, varav 20 är rödlistade, 8 är fridlysta, 22 är typiska (T) och 6 är signalarter (S): doftticka (VU, T, §8), fläckporing (VU, T), garnlav (VU, T), gräddporing (VU, T), knärot (VU, T, §8), blå taggsvamp (NT, T), dvärgbägarlav (NT, T), gammelgransskål (NT, T), kolflarnlav (NT, T), kortskaftad ärgspik (NT), mörk kolflarnlav (NT), nordtagging (NT), skrovellav (NT, T), stjärntagging (NT, T), tallticka (NT, T), talltita (NT, §4), tretåig hackspett (NT, T, §4), ullticka (NT, T), vaddporing (NT), vedskivlav (NT, T), bårdlav (S, T), luddlav (S, T), skinnlav (S, T), spindelblomster (S, T, §8), stuplav (S, T), vedticka (S, T), kötticka (T), orre (§4), vanlig padda (§6) och fläcknycklar (§8). Se Figur 1.</w:t>
+        <w:t>I och inom 8 meter från avverkningsanmälan finns fynd av 22 naturvårdsarter, varav 14 är rödlistade, 5 är fridlysta, 17 är typiska (T) och 6 är signalarter (S): fläckporing (VU, T), garnlav (VU, T), knärot (VU, T, §8), dvärgbägarlav (NT, T), gammelgransskål (NT, T), kolflarnlav (NT, T), mörk kolflarnlav (NT), nordtagging (NT), tallticka (NT, T), talltita (NT, §4), tretåig hackspett (NT, T, §4), ullticka (NT, T), vaddporing (NT), vedskivlav (NT, T), bårdlav (S, T), luddlav (S, T), skinnlav (S, T), spindelblomster (S, T, §8), stuplav (S, T), vedticka (S, T), kötticka (T) och orre (§4). Se Figur 1.</w:t>
       </w:r>
     </w:p>
     <w:p>
@@ -252,10 +252,10 @@
         <w:rPr>
           <w:b/>
         </w:rPr>
-        <w:t>Doftticka (VU, §8)</w:t>
-      </w:r>
-      <w:r>
-        <w:t xml:space="preserve"> är rödlistad som sårbar (VU) och fridlyst enligt 8§ artskyddsförordningen. Den är även globalt rödlistad som Nära hotad (NT) vilket innebär att Sverige har ett internationellt ansvar för arten. Doftticka är beroende av hög och jämn luftfuktighet i gamla, ostörda skogsmiljöer och är känslig för snabba förändringar av ljus-/vindförhållanden eller uttorkning. Dofttickan är placerad i toppen av Skogsstyrelsens värdepyramid för bedömning av skog med höga naturvärden och signalerar alltid gamla sälgar och skogsområden med höga naturvärden. Avverkning av värdträd (främst sälg) utgör det största hotet och när gamla och olikåldriga skogar med sälg avverkas försvinner oftast sälgen. Dofttickan har minskat med ca 30 % under de senaste 30 åren och är typisk art för </w:t>
+        <w:t>Fläckporing (VU)</w:t>
+      </w:r>
+      <w:r>
+        <w:t xml:space="preserve"> är en mycket bra signalart som visar på tallnaturskogar med höga naturvärden. Den är placerad högst upp i Skogsstyrelsens värdepyramid för bedömning av skog med höga naturvärden och indikerar områden som är mer eller mindre opåverkade av skogsbruk och där det funnits en kontinuitet av tallågor i olika nedbrytningsstadier. För att på lång sikt bibehålla livskraftiga populationer i ett område behövs troligen större skyddade områden som tillåter att man upprätthåller en naturlig branddynamik. Fläckporing är typisk art för </w:t>
       </w:r>
       <w:r>
         <w:rPr>
@@ -264,35 +264,6 @@
         <w:t>9010 Taiga</w:t>
       </w:r>
       <w:r>
-        <w:t xml:space="preserve"> och</w:t>
-      </w:r>
-      <w:r>
-        <w:rPr>
-          <w:i/>
-        </w:rPr>
-        <w:t xml:space="preserve"> 9050 Näringsrik granskog </w:t>
-      </w:r>
-      <w:r>
-        <w:t>(IUCN Redlist, 2024; Nitare &amp; Skogsstyrelsen, 2019; SLU Artdatabanken, 2024).</w:t>
-      </w:r>
-    </w:p>
-    <w:p>
-      <w:r>
-        <w:rPr>
-          <w:b/>
-        </w:rPr>
-        <w:t>Fläckporing (VU)</w:t>
-      </w:r>
-      <w:r>
-        <w:t xml:space="preserve"> är en mycket bra signalart som visar på tallnaturskogar med höga naturvärden. Den är placerad högst upp i Skogsstyrelsens värdepyramid för bedömning av skog med höga naturvärden och indikerar områden som är mer eller mindre opåverkade av skogsbruk och där det funnits en kontinuitet av tallågor i olika nedbrytningsstadier. För att på lång sikt bibehålla livskraftiga populationer i ett område behövs troligen större skyddade områden som tillåter att man upprätthåller en naturlig branddynamik. Fläckporing är typisk art för </w:t>
-      </w:r>
-      <w:r>
-        <w:rPr>
-          <w:i/>
-        </w:rPr>
-        <w:t>9010 Taiga</w:t>
-      </w:r>
-      <w:r>
         <w:t xml:space="preserve"> (SLU Artdatabanken, 2024; Nitare &amp; Skogsstyrelsen, 2019).</w:t>
       </w:r>
     </w:p>
@@ -323,26 +294,6 @@
       </w:r>
       <w:r>
         <w:t xml:space="preserve"> (SLU Artdatabanken, 2026).</w:t>
-      </w:r>
-    </w:p>
-    <w:p>
-      <w:r>
-        <w:rPr>
-          <w:b/>
-        </w:rPr>
-        <w:t>Gräddporing (VU)</w:t>
-      </w:r>
-      <w:r>
-        <w:t xml:space="preserve"> växer nästan enbart i urskogsartad barrskog på gamla, kraftigt murkna, grova och mossbelupna tallågor i något fuktiga och skuggiga lägen. Arten är placerad högst upp i Skogsstyrelsens värdepyramid för bedömning av skog med höga naturvärden och indikerar gamla och relativt orörda tallnaturskogar med höga naturvärden där det under låg tid kontinuerligt funnits inslag av grova tallågor. För att på sikt hejda artens vikande trend behöver merparten av gräddporingens nu kända växtplatser undantas från skogsbruk. Gräddporing är typisk art för </w:t>
-      </w:r>
-      <w:r>
-        <w:rPr>
-          <w:i/>
-        </w:rPr>
-        <w:t>9010 Taiga</w:t>
-      </w:r>
-      <w:r>
-        <w:t xml:space="preserve"> (SLU Artdatabanken, 2024; Nitare &amp; Skogsstyrelsen, 2019).</w:t>
       </w:r>
     </w:p>
     <w:p>
@@ -450,10 +401,10 @@
         <w:rPr>
           <w:b/>
         </w:rPr>
-        <w:t xml:space="preserve">Blå taggsvamp (NT) </w:t>
-      </w:r>
-      <w:r>
-        <w:t xml:space="preserve">är en karaktärsart i såväl örtrika kalkbarrskogar som i torra sandtallskogar där det föreligger gammal skog med långvarig trädkontinuitet. Är sällsynt och mycket kravfull i södra och mellersta Sverige. Den hotas främst av skogsavverkning och tycks försvinna efter slutavverkning, markberedning och plantering. I kalkgranskogar verkar arten vara mycket känslig. Granskogar med arten bör formellt skydddas. Blå taggsvamp (NT) är typisk art för </w:t>
+        <w:t>Dvärgbägarlav (NT)</w:t>
+      </w:r>
+      <w:r>
+        <w:t xml:space="preserve"> förekommer över hela Sverige på gammal hård ved, huvudsakligen på tall men i södra Sverige även på ek. Veden utgörs framförallt av grova stubbar, lågor och grenar. Substratet har blivit sällsyntare och nybildning av substrat sker bara i begränsad omfattning. Arten hotas av att grova lågor blir allt sällsyntare i dagens kulturskogar samt att nybildningen av lämpliga substrat går mycket långsamt. En riklig tillgång på gamla tall- eller eklågor måste säkerställas på artens lokaler. Dvärgbägarlav är typisk art för </w:t>
       </w:r>
       <w:r>
         <w:rPr>
@@ -470,10 +421,10 @@
         <w:rPr>
           <w:b/>
         </w:rPr>
-        <w:t>Dvärgbägarlav (NT)</w:t>
-      </w:r>
-      <w:r>
-        <w:t xml:space="preserve"> förekommer över hela Sverige på gammal hård ved, huvudsakligen på tall men i södra Sverige även på ek. Veden utgörs framförallt av grova stubbar, lågor och grenar. Substratet har blivit sällsyntare och nybildning av substrat sker bara i begränsad omfattning. Arten hotas av att grova lågor blir allt sällsyntare i dagens kulturskogar samt att nybildningen av lämpliga substrat går mycket långsamt. En riklig tillgång på gamla tall- eller eklågor måste säkerställas på artens lokaler. Dvärgbägarlav är typisk art för </w:t>
+        <w:t>Gammelgransskål (NT)</w:t>
+      </w:r>
+      <w:r>
+        <w:t xml:space="preserve"> är en liten skålsvamp som växer på gamla granar med skrovlig bark. Typiska växtplatser är gransumpskog i myrkanter, bäckdråg, bäckraviner och skuggiga bergssluttningar, men också skog på torrare mark kan hysa arten om beståndet har stark naturskogskaraktär. Bestånd med arten bör behandlas som nyckelbiotoper och sparas vid en slutavverkning. Även gallring bör undvikas. Gammelgransskål är typisk art för </w:t>
       </w:r>
       <w:r>
         <w:rPr>
@@ -490,10 +441,10 @@
         <w:rPr>
           <w:b/>
         </w:rPr>
-        <w:t>Gammelgransskål (NT)</w:t>
-      </w:r>
-      <w:r>
-        <w:t xml:space="preserve"> är en liten skålsvamp som växer på gamla granar med skrovlig bark. Typiska växtplatser är gransumpskog i myrkanter, bäckdråg, bäckraviner och skuggiga bergssluttningar, men också skog på torrare mark kan hysa arten om beståndet har stark naturskogskaraktär. Bestånd med arten bör behandlas som nyckelbiotoper och sparas vid en slutavverkning. Även gallring bör undvikas. Gammelgransskål är typisk art för </w:t>
+        <w:t>Kolflarnlav (NT)</w:t>
+      </w:r>
+      <w:r>
+        <w:t xml:space="preserve"> är brandberoende och växer nästan uteslutande på kolad hård kärnved av tall. Etableringen verkar ske först 100–300 år efter brand och nytt substrat nybildas i mycket begränsad omfattning. Avverkning av tallskog av naturskogskaraktär med spår av återkommande bränder är ett hot och mängden lämplig ved att växa på för arten minskar dels på grund av naturlig nedbrytning men framförallt på grund av att det förstörs i samband med slutavverkningar, gallringar och markberedning. Såväl kolflarnlav som mörk kolflarnlav har glänsande bålfjäll och förekommer främst i tall- och blandbarrskogar av naturskogskaraktär med spår av återkommande bränder. Skogar som dessa hyser höga biologiska värden och bör skyddas. Kolflarnlav är typisk art för </w:t>
       </w:r>
       <w:r>
         <w:rPr>
@@ -502,38 +453,7 @@
         <w:t>9010 Taiga</w:t>
       </w:r>
       <w:r>
-        <w:t xml:space="preserve"> (SLU Artdatabanken, 2024; Nitare &amp; Skogsstyrelsen, 2019).</w:t>
-      </w:r>
-    </w:p>
-    <w:p>
-      <w:r>
-        <w:rPr>
-          <w:b/>
-        </w:rPr>
-        <w:t>Kolflarnlav (NT)</w:t>
-      </w:r>
-      <w:r>
-        <w:t xml:space="preserve"> är brandberoende och växer nästan uteslutande på kolad hård kärnved av tall. Etableringen verkar ske först 100–300 år efter brand och nytt substrat nybildas i mycket begränsad omfattning. Avverkning av tallskog av naturskogskaraktär med spår av återkommande bränder är ett hot och mängden lämplig ved att växa på för arten minskar dels på grund av naturlig nedbrytning men framförallt på grund av att det förstörs i samband med slutavverkningar, gallringar och markberedning. Såväl kolflarnlav som mörk kolflarnlav har glänsande bålfjäll och förekommer främst i tall- och blandbarrskogar av naturskogskaraktär med spår av återkommande bränder. Skogar som dessa hyser höga biologiska värden och bör skyddas. Kolflarnlav är typisk art för </w:t>
-      </w:r>
-      <w:r>
-        <w:rPr>
-          <w:i/>
-        </w:rPr>
-        <w:t>9010 Taiga</w:t>
-      </w:r>
-      <w:r>
         <w:t xml:space="preserve"> (SLU Artdatabanken, 2024).</w:t>
-      </w:r>
-    </w:p>
-    <w:p>
-      <w:r>
-        <w:rPr>
-          <w:b/>
-        </w:rPr>
-        <w:t>Kortskaftad ärgspik (NT)</w:t>
-      </w:r>
-      <w:r>
-        <w:t xml:space="preserve"> förekommer i barrträdsdominerade skogar och växer nästan uteslutande på tallved. Den föredrar gamla högstubbar i fuktig och halvöppen miljö, t.ex. i myrkanter, sumpskog och brandpräglad skog. Arten indikerar kontinuerlig tillgång till gamla högstubbar i kombination med hög och jämn luftfuktighet. Skogsbruk på lokaler med kortskaftad ärgspik utgör ett hot. På lång sikt bildas färre lämpliga substrat än vad som försvinner. Avverkning av barrträdsdominerade bestånd av naturskogskaraktär utgör ett långsiktigt hot. Naturskogsartade bestånd med riklig förekomst av gamla och grova tallhögstubbar bör undantas från skogsbruk (SLU Artdatabanken, 2024).</w:t>
       </w:r>
     </w:p>
     <w:p>
@@ -556,82 +476,6 @@
       </w:r>
       <w:r>
         <w:t xml:space="preserve"> växer främst på tallågor av grövre dimensioner och påträffas huvudsakligen i äldre skog som inte kalavverkats. Nordtaggingen missgynnas av att områden med äldre tallskog har minskat starkt. Bekämpning av skogsbränder, samtidigt som skogsbruket omvandlar naturligt glesa tallbestånd till likartade och betydligt tätare bestånd, har missgynnat arten. Bristen på gamla tallågor utgör på sikt ett allvarligt hot och återskapandet av lämpliga biotoper tar mycket lång tid. Områden med olikåldriga bestånd av tall och med stort inslag av äldre träd bör undantas från skoglig produktion (SLU Artdatabanken, 2024).</w:t>
-      </w:r>
-    </w:p>
-    <w:p>
-      <w:r>
-        <w:rPr>
-          <w:b/>
-        </w:rPr>
-        <w:t>Skrovellav (NT)</w:t>
-      </w:r>
-      <w:r>
-        <w:t xml:space="preserve"> växer på gamla lövträd och på klippor i gamla skogar med hög och jämn luftfuktighet. Slutavverkning av kontinuitetsskog utgör det största hotet och lavens fortsatta förekomst bör säkerställas genom att lokaler med äldre skog skyddas. I områden med mycket hög luftfuktighet kan man på bålen av skrovellav finna de sällsynta parasitsvamparna skrovellavsknapp (EN), </w:t>
-      </w:r>
-      <w:r>
-        <w:rPr>
-          <w:i/>
-        </w:rPr>
-        <w:t>Catillaria lobariicola</w:t>
-      </w:r>
-      <w:r>
-        <w:t xml:space="preserve"> (VU) och </w:t>
-      </w:r>
-      <w:r>
-        <w:rPr>
-          <w:i/>
-        </w:rPr>
-        <w:t>Merismatium lobariae</w:t>
-      </w:r>
-      <w:r>
-        <w:t xml:space="preserve"> (DD). Skrovellav är typisk art för </w:t>
-      </w:r>
-      <w:r>
-        <w:rPr>
-          <w:i/>
-        </w:rPr>
-        <w:t xml:space="preserve">9010 Taiga, 9020 Nordlig ädellövskog, 9040 Fjällbjörkskog, 9070 Trädklädd betesmark, 9160 Näringsrik ekskog, 9180 Ädellövskog i branter, 9190 Näringsfattig ekskog, 8210 Kalkbranter </w:t>
-      </w:r>
-      <w:r>
-        <w:t xml:space="preserve">och </w:t>
-      </w:r>
-      <w:r>
-        <w:rPr>
-          <w:i/>
-        </w:rPr>
-        <w:t>6530 Lövängar</w:t>
-      </w:r>
-      <w:r>
-        <w:t xml:space="preserve"> (SLU Artdatabanken, 2026; Nitare &amp; Skogsstyrelsen, 2019).</w:t>
-      </w:r>
-    </w:p>
-    <w:p>
-      <w:r>
-        <w:rPr>
-          <w:b/>
-        </w:rPr>
-        <w:t>Stjärntagging (NT)</w:t>
-      </w:r>
-      <w:r>
-        <w:t xml:space="preserve"> signalerar inom hela sitt utbredningsområde höga naturvärden. Svampen är uttorkningskänslig och beroende av ett oförändrat fuktigt mikroklimat. Den är även beroende av en ständig tillgång på död ved i olika nedbrytningsstadier, dock ej nödvändigtvis grova träd. Tidigare påverkan på miljön måste dock ha varit så skonsam att det naturliga skogsekosystemet till stora delar har bevarats. Minskningstakten för den svenska populationen bedöms vara nära gränsvärdet för Sårbar (VU). Stjärntagging är typisk art för </w:t>
-      </w:r>
-      <w:r>
-        <w:rPr>
-          <w:i/>
-        </w:rPr>
-        <w:t xml:space="preserve">9010 Taiga, 9050 Näringsrik granskog </w:t>
-      </w:r>
-      <w:r>
-        <w:t xml:space="preserve">och </w:t>
-      </w:r>
-      <w:r>
-        <w:rPr>
-          <w:i/>
-        </w:rPr>
-        <w:t>9030 Landhöjningsskog</w:t>
-      </w:r>
-      <w:r>
-        <w:t xml:space="preserve"> (SLU Artdatabanken, 2024; Nitare &amp; Skogsstyrelsen, 2019).</w:t>
       </w:r>
     </w:p>
     <w:p>
@@ -1143,7 +987,7 @@
         <w:rPr>
           <w:i/>
         </w:rPr>
-        <w:t>I det avverkningsanmälda skogsområdet har 26 rödlistade arter och signalarter påträffats. Detta ska jämföras med Skogsstyrelsens uppföljning 2017 av nyckelbiotoper som visade att man i genomsnitt hittar 20,6 olika rödlistade arter och signalarter i en nyckelbiotop (Wijk, S. 2017. Biologisk mångfald i nyckelbiotoper – Resultat från inventeringen “Uppföljning biologisk mångfald” 2009–2015. Rapport 4/2017 Skogsstyrelsen, Jönköping).</w:t>
+        <w:t>I det avverkningsanmälda skogsområdet har 20 rödlistade arter och signalarter påträffats. Detta ska jämföras med Skogsstyrelsens uppföljning 2017 av nyckelbiotoper som visade att man i genomsnitt hittar 20,6 olika rödlistade arter och signalarter i en nyckelbiotop (Wijk, S. 2017. Biologisk mångfald i nyckelbiotoper – Resultat från inventeringen “Uppföljning biologisk mångfald” 2009–2015. Rapport 4/2017 Skogsstyrelsen, Jönköping).</w:t>
       </w:r>
     </w:p>
     <w:p>
@@ -1172,7 +1016,7 @@
         <w:rPr>
           <w:i/>
         </w:rPr>
-        <w:t>I det avverkningsanmälda skogsområdet har 30 naturvårdsarter varav 20 rödlistade arter sina livsmiljöer och växtplatser.</w:t>
+        <w:t>I det avverkningsanmälda skogsområdet har 22 naturvårdsarter varav 14 rödlistade arter sina livsmiljöer och växtplatser.</w:t>
       </w:r>
     </w:p>
     <w:p>
@@ -2055,7 +1899,7 @@
     <w:r>
       <w:tab/>
       <w:tab/>
-      <w:t>2026-08-22</w:t>
+      <w:t>2026-08-23</w:t>
       <w:br/>
       <w:br/>
     </w:r>

--- a/klagomål/A 27768-2026 FSC-klagomål.docx
+++ b/klagomål/A 27768-2026 FSC-klagomål.docx
@@ -178,7 +178,7 @@
       <w:r>
         <w:drawing>
           <wp:inline xmlns:a="http://schemas.openxmlformats.org/drawingml/2006/main" xmlns:pic="http://schemas.openxmlformats.org/drawingml/2006/picture">
-            <wp:extent cx="5486400" cy="5624031"/>
+            <wp:extent cx="5349017" cy="5724000"/>
             <wp:docPr id="1" name="Picture 1"/>
             <wp:cNvGraphicFramePr>
               <a:graphicFrameLocks noChangeAspect="1"/>
@@ -199,7 +199,7 @@
                   <pic:spPr>
                     <a:xfrm>
                       <a:off x="0" y="0"/>
-                      <a:ext cx="5486400" cy="5624031"/>
+                      <a:ext cx="5349017" cy="5724000"/>
                     </a:xfrm>
                     <a:prstGeom prst="rect"/>
                   </pic:spPr>
@@ -221,7 +221,7 @@
     </w:p>
     <w:p>
       <w:r>
-        <w:t>I och inom 8 meter från avverkningsanmälan finns fynd av 22 naturvårdsarter, varav 14 är rödlistade, 5 är fridlysta, 17 är typiska (T) och 6 är signalarter (S): fläckporing (VU, T), garnlav (VU, T), knärot (VU, T, §8), dvärgbägarlav (NT, T), gammelgransskål (NT, T), kolflarnlav (NT, T), mörk kolflarnlav (NT), nordtagging (NT), tallticka (NT, T), talltita (NT, §4), tretåig hackspett (NT, T, §4), ullticka (NT, T), vaddporing (NT), vedskivlav (NT, T), bårdlav (S, T), luddlav (S, T), skinnlav (S, T), spindelblomster (S, T, §8), stuplav (S, T), vedticka (S, T), kötticka (T) och orre (§4). Se Figur 1.</w:t>
+        <w:t>I och inom 8 meter från avverkningsanmälan finns fynd av 30 naturvårdsarter, varav 20 är rödlistade, 8 är fridlysta, 22 är typiska (T) och 6 är signalarter (S): doftticka (VU, T, §8), fläckporing (VU, T), garnlav (VU, T), gräddporing (VU, T), knärot (VU, T, §8), blå taggsvamp (NT, T), dvärgbägarlav (NT, T), gammelgransskål (NT, T), kolflarnlav (NT, T), kortskaftad ärgspik (NT), mörk kolflarnlav (NT), nordtagging (NT), skrovellav (NT, T), stjärntagging (NT, T), tallticka (NT, T), talltita (NT, §4), tretåig hackspett (NT, T, §4), ullticka (NT, T), vaddporing (NT), vedskivlav (NT, T), bårdlav (S, T), luddlav (S, T), skinnlav (S, T), spindelblomster (S, T, §8), stuplav (S, T), vedticka (S, T), kötticka (T), orre (§4), vanlig padda (§6) och fläcknycklar (§8). Se Figur 1.</w:t>
       </w:r>
     </w:p>
     <w:p>
@@ -252,10 +252,10 @@
         <w:rPr>
           <w:b/>
         </w:rPr>
-        <w:t>Fläckporing (VU)</w:t>
-      </w:r>
-      <w:r>
-        <w:t xml:space="preserve"> är en mycket bra signalart som visar på tallnaturskogar med höga naturvärden. Den är placerad högst upp i Skogsstyrelsens värdepyramid för bedömning av skog med höga naturvärden och indikerar områden som är mer eller mindre opåverkade av skogsbruk och där det funnits en kontinuitet av tallågor i olika nedbrytningsstadier. För att på lång sikt bibehålla livskraftiga populationer i ett område behövs troligen större skyddade områden som tillåter att man upprätthåller en naturlig branddynamik. Fläckporing är typisk art för </w:t>
+        <w:t>Doftticka (VU, §8)</w:t>
+      </w:r>
+      <w:r>
+        <w:t xml:space="preserve"> är rödlistad som sårbar (VU) och fridlyst enligt 8§ artskyddsförordningen. Den är även globalt rödlistad som Nära hotad (NT) vilket innebär att Sverige har ett internationellt ansvar för arten. Doftticka är beroende av hög och jämn luftfuktighet i gamla, ostörda skogsmiljöer och är känslig för snabba förändringar av ljus-/vindförhållanden eller uttorkning. Dofttickan är placerad i toppen av Skogsstyrelsens värdepyramid för bedömning av skog med höga naturvärden och signalerar alltid gamla sälgar och skogsområden med höga naturvärden. Avverkning av värdträd (främst sälg) utgör det största hotet och när gamla och olikåldriga skogar med sälg avverkas försvinner oftast sälgen. Dofttickan har minskat med ca 30 % under de senaste 30 åren och är typisk art för </w:t>
       </w:r>
       <w:r>
         <w:rPr>
@@ -264,7 +264,16 @@
         <w:t>9010 Taiga</w:t>
       </w:r>
       <w:r>
-        <w:t xml:space="preserve"> (SLU Artdatabanken, 2024; Nitare &amp; Skogsstyrelsen, 2019).</w:t>
+        <w:t xml:space="preserve"> och</w:t>
+      </w:r>
+      <w:r>
+        <w:rPr>
+          <w:i/>
+        </w:rPr>
+        <w:t xml:space="preserve"> 9050 Näringsrik granskog </w:t>
+      </w:r>
+      <w:r>
+        <w:t>(IUCN Redlist, 2024; Nitare &amp; Skogsstyrelsen, 2019; SLU Artdatabanken, 2024).</w:t>
       </w:r>
     </w:p>
     <w:p>
@@ -272,6 +281,26 @@
         <w:rPr>
           <w:b/>
         </w:rPr>
+        <w:t>Fläckporing (VU)</w:t>
+      </w:r>
+      <w:r>
+        <w:t xml:space="preserve"> är en mycket bra signalart som visar på tallnaturskogar med höga naturvärden. Den är placerad högst upp i Skogsstyrelsens värdepyramid för bedömning av skog med höga naturvärden och indikerar områden som är mer eller mindre opåverkade av skogsbruk och där det funnits en kontinuitet av tallågor i olika nedbrytningsstadier. För att på lång sikt bibehålla livskraftiga populationer i ett område behövs troligen större skyddade områden som tillåter att man upprätthåller en naturlig branddynamik. Fläckporing är typisk art för </w:t>
+      </w:r>
+      <w:r>
+        <w:rPr>
+          <w:i/>
+        </w:rPr>
+        <w:t>9010 Taiga</w:t>
+      </w:r>
+      <w:r>
+        <w:t xml:space="preserve"> (SLU Artdatabanken, 2024; Nitare &amp; Skogsstyrelsen, 2019).</w:t>
+      </w:r>
+    </w:p>
+    <w:p>
+      <w:r>
+        <w:rPr>
+          <w:b/>
+        </w:rPr>
         <w:t>Garnlav (VU)</w:t>
       </w:r>
       <w:r>
@@ -294,6 +323,26 @@
       </w:r>
       <w:r>
         <w:t xml:space="preserve"> (SLU Artdatabanken, 2026).</w:t>
+      </w:r>
+    </w:p>
+    <w:p>
+      <w:r>
+        <w:rPr>
+          <w:b/>
+        </w:rPr>
+        <w:t>Gräddporing (VU)</w:t>
+      </w:r>
+      <w:r>
+        <w:t xml:space="preserve"> växer nästan enbart i urskogsartad barrskog på gamla, kraftigt murkna, grova och mossbelupna tallågor i något fuktiga och skuggiga lägen. Arten är placerad högst upp i Skogsstyrelsens värdepyramid för bedömning av skog med höga naturvärden och indikerar gamla och relativt orörda tallnaturskogar med höga naturvärden där det under låg tid kontinuerligt funnits inslag av grova tallågor. För att på sikt hejda artens vikande trend behöver merparten av gräddporingens nu kända växtplatser undantas från skogsbruk. Gräddporing är typisk art för </w:t>
+      </w:r>
+      <w:r>
+        <w:rPr>
+          <w:i/>
+        </w:rPr>
+        <w:t>9010 Taiga</w:t>
+      </w:r>
+      <w:r>
+        <w:t xml:space="preserve"> (SLU Artdatabanken, 2024; Nitare &amp; Skogsstyrelsen, 2019).</w:t>
       </w:r>
     </w:p>
     <w:p>
@@ -401,10 +450,10 @@
         <w:rPr>
           <w:b/>
         </w:rPr>
-        <w:t>Dvärgbägarlav (NT)</w:t>
-      </w:r>
-      <w:r>
-        <w:t xml:space="preserve"> förekommer över hela Sverige på gammal hård ved, huvudsakligen på tall men i södra Sverige även på ek. Veden utgörs framförallt av grova stubbar, lågor och grenar. Substratet har blivit sällsyntare och nybildning av substrat sker bara i begränsad omfattning. Arten hotas av att grova lågor blir allt sällsyntare i dagens kulturskogar samt att nybildningen av lämpliga substrat går mycket långsamt. En riklig tillgång på gamla tall- eller eklågor måste säkerställas på artens lokaler. Dvärgbägarlav är typisk art för </w:t>
+        <w:t xml:space="preserve">Blå taggsvamp (NT) </w:t>
+      </w:r>
+      <w:r>
+        <w:t xml:space="preserve">är en karaktärsart i såväl örtrika kalkbarrskogar som i torra sandtallskogar där det föreligger gammal skog med långvarig trädkontinuitet. Är sällsynt och mycket kravfull i södra och mellersta Sverige. Den hotas främst av skogsavverkning och tycks försvinna efter slutavverkning, markberedning och plantering. I kalkgranskogar verkar arten vara mycket känslig. Granskogar med arten bör formellt skydddas. Blå taggsvamp (NT) är typisk art för </w:t>
       </w:r>
       <w:r>
         <w:rPr>
@@ -421,10 +470,10 @@
         <w:rPr>
           <w:b/>
         </w:rPr>
-        <w:t>Gammelgransskål (NT)</w:t>
-      </w:r>
-      <w:r>
-        <w:t xml:space="preserve"> är en liten skålsvamp som växer på gamla granar med skrovlig bark. Typiska växtplatser är gransumpskog i myrkanter, bäckdråg, bäckraviner och skuggiga bergssluttningar, men också skog på torrare mark kan hysa arten om beståndet har stark naturskogskaraktär. Bestånd med arten bör behandlas som nyckelbiotoper och sparas vid en slutavverkning. Även gallring bör undvikas. Gammelgransskål är typisk art för </w:t>
+        <w:t>Dvärgbägarlav (NT)</w:t>
+      </w:r>
+      <w:r>
+        <w:t xml:space="preserve"> förekommer över hela Sverige på gammal hård ved, huvudsakligen på tall men i södra Sverige även på ek. Veden utgörs framförallt av grova stubbar, lågor och grenar. Substratet har blivit sällsyntare och nybildning av substrat sker bara i begränsad omfattning. Arten hotas av att grova lågor blir allt sällsyntare i dagens kulturskogar samt att nybildningen av lämpliga substrat går mycket långsamt. En riklig tillgång på gamla tall- eller eklågor måste säkerställas på artens lokaler. Dvärgbägarlav är typisk art för </w:t>
       </w:r>
       <w:r>
         <w:rPr>
@@ -441,10 +490,10 @@
         <w:rPr>
           <w:b/>
         </w:rPr>
-        <w:t>Kolflarnlav (NT)</w:t>
-      </w:r>
-      <w:r>
-        <w:t xml:space="preserve"> är brandberoende och växer nästan uteslutande på kolad hård kärnved av tall. Etableringen verkar ske först 100–300 år efter brand och nytt substrat nybildas i mycket begränsad omfattning. Avverkning av tallskog av naturskogskaraktär med spår av återkommande bränder är ett hot och mängden lämplig ved att växa på för arten minskar dels på grund av naturlig nedbrytning men framförallt på grund av att det förstörs i samband med slutavverkningar, gallringar och markberedning. Såväl kolflarnlav som mörk kolflarnlav har glänsande bålfjäll och förekommer främst i tall- och blandbarrskogar av naturskogskaraktär med spår av återkommande bränder. Skogar som dessa hyser höga biologiska värden och bör skyddas. Kolflarnlav är typisk art för </w:t>
+        <w:t>Gammelgransskål (NT)</w:t>
+      </w:r>
+      <w:r>
+        <w:t xml:space="preserve"> är en liten skålsvamp som växer på gamla granar med skrovlig bark. Typiska växtplatser är gransumpskog i myrkanter, bäckdråg, bäckraviner och skuggiga bergssluttningar, men också skog på torrare mark kan hysa arten om beståndet har stark naturskogskaraktär. Bestånd med arten bör behandlas som nyckelbiotoper och sparas vid en slutavverkning. Även gallring bör undvikas. Gammelgransskål är typisk art för </w:t>
       </w:r>
       <w:r>
         <w:rPr>
@@ -453,7 +502,7 @@
         <w:t>9010 Taiga</w:t>
       </w:r>
       <w:r>
-        <w:t xml:space="preserve"> (SLU Artdatabanken, 2024).</w:t>
+        <w:t xml:space="preserve"> (SLU Artdatabanken, 2024; Nitare &amp; Skogsstyrelsen, 2019).</w:t>
       </w:r>
     </w:p>
     <w:p>
@@ -461,10 +510,19 @@
         <w:rPr>
           <w:b/>
         </w:rPr>
-        <w:t>Mörk kolflarnlav (NT)</w:t>
-      </w:r>
-      <w:r>
-        <w:t xml:space="preserve"> är brandberoende och växer nästan uteslutande på kolad hård kärnved av tall. Arten förekommer främst i glesa, öppna tall- och blandbarrskogar av naturskogskaraktär och etableringen verkar ske sent efter brand, kanske först efter 100–300 år. Mörk kolflarnlav indikerar skog med höga naturvärden och vanligast är att den påträffas på rester av nedbrunna torrakor och högstubbar och lågstubbar som är så grova att hela innandömet är urbränt. Tall- och blandbarrskogar av naturskogskaraktär med spår av återkommande bränder hyser höga biologiska värden och bör skyddas (SLU Artdatabanken, 2024).</w:t>
+        <w:t>Kolflarnlav (NT)</w:t>
+      </w:r>
+      <w:r>
+        <w:t xml:space="preserve"> är brandberoende och växer nästan uteslutande på kolad hård kärnved av tall. Etableringen verkar ske först 100–300 år efter brand och nytt substrat nybildas i mycket begränsad omfattning. Avverkning av tallskog av naturskogskaraktär med spår av återkommande bränder är ett hot och mängden lämplig ved att växa på för arten minskar dels på grund av naturlig nedbrytning men framförallt på grund av att det förstörs i samband med slutavverkningar, gallringar och markberedning. Såväl kolflarnlav som mörk kolflarnlav har glänsande bålfjäll och förekommer främst i tall- och blandbarrskogar av naturskogskaraktär med spår av återkommande bränder. Skogar som dessa hyser höga biologiska värden och bör skyddas. Kolflarnlav är typisk art för </w:t>
+      </w:r>
+      <w:r>
+        <w:rPr>
+          <w:i/>
+        </w:rPr>
+        <w:t>9010 Taiga</w:t>
+      </w:r>
+      <w:r>
+        <w:t xml:space="preserve"> (SLU Artdatabanken, 2024).</w:t>
       </w:r>
     </w:p>
     <w:p>
@@ -472,10 +530,108 @@
         <w:rPr>
           <w:b/>
         </w:rPr>
+        <w:t>Kortskaftad ärgspik (NT)</w:t>
+      </w:r>
+      <w:r>
+        <w:t xml:space="preserve"> förekommer i barrträdsdominerade skogar och växer nästan uteslutande på tallved. Den föredrar gamla högstubbar i fuktig och halvöppen miljö, t.ex. i myrkanter, sumpskog och brandpräglad skog. Arten indikerar kontinuerlig tillgång till gamla högstubbar i kombination med hög och jämn luftfuktighet. Skogsbruk på lokaler med kortskaftad ärgspik utgör ett hot. På lång sikt bildas färre lämpliga substrat än vad som försvinner. Avverkning av barrträdsdominerade bestånd av naturskogskaraktär utgör ett långsiktigt hot. Naturskogsartade bestånd med riklig förekomst av gamla och grova tallhögstubbar bör undantas från skogsbruk (SLU Artdatabanken, 2024).</w:t>
+      </w:r>
+    </w:p>
+    <w:p>
+      <w:r>
+        <w:rPr>
+          <w:b/>
+        </w:rPr>
+        <w:t>Mörk kolflarnlav (NT)</w:t>
+      </w:r>
+      <w:r>
+        <w:t xml:space="preserve"> är brandberoende och växer nästan uteslutande på kolad hård kärnved av tall. Arten förekommer främst i glesa, öppna tall- och blandbarrskogar av naturskogskaraktär och etableringen verkar ske sent efter brand, kanske först efter 100–300 år. Mörk kolflarnlav indikerar skog med höga naturvärden och vanligast är att den påträffas på rester av nedbrunna torrakor och högstubbar och lågstubbar som är så grova att hela innandömet är urbränt. Tall- och blandbarrskogar av naturskogskaraktär med spår av återkommande bränder hyser höga biologiska värden och bör skyddas (SLU Artdatabanken, 2024).</w:t>
+      </w:r>
+    </w:p>
+    <w:p>
+      <w:r>
+        <w:rPr>
+          <w:b/>
+        </w:rPr>
         <w:t>Nordtagging (NT)</w:t>
       </w:r>
       <w:r>
         <w:t xml:space="preserve"> växer främst på tallågor av grövre dimensioner och påträffas huvudsakligen i äldre skog som inte kalavverkats. Nordtaggingen missgynnas av att områden med äldre tallskog har minskat starkt. Bekämpning av skogsbränder, samtidigt som skogsbruket omvandlar naturligt glesa tallbestånd till likartade och betydligt tätare bestånd, har missgynnat arten. Bristen på gamla tallågor utgör på sikt ett allvarligt hot och återskapandet av lämpliga biotoper tar mycket lång tid. Områden med olikåldriga bestånd av tall och med stort inslag av äldre träd bör undantas från skoglig produktion (SLU Artdatabanken, 2024).</w:t>
+      </w:r>
+    </w:p>
+    <w:p>
+      <w:r>
+        <w:rPr>
+          <w:b/>
+        </w:rPr>
+        <w:t>Skrovellav (NT)</w:t>
+      </w:r>
+      <w:r>
+        <w:t xml:space="preserve"> växer på gamla lövträd och på klippor i gamla skogar med hög och jämn luftfuktighet. Slutavverkning av kontinuitetsskog utgör det största hotet och lavens fortsatta förekomst bör säkerställas genom att lokaler med äldre skog skyddas. I områden med mycket hög luftfuktighet kan man på bålen av skrovellav finna de sällsynta parasitsvamparna skrovellavsknapp (EN), </w:t>
+      </w:r>
+      <w:r>
+        <w:rPr>
+          <w:i/>
+        </w:rPr>
+        <w:t>Catillaria lobariicola</w:t>
+      </w:r>
+      <w:r>
+        <w:t xml:space="preserve"> (VU) och </w:t>
+      </w:r>
+      <w:r>
+        <w:rPr>
+          <w:i/>
+        </w:rPr>
+        <w:t>Merismatium lobariae</w:t>
+      </w:r>
+      <w:r>
+        <w:t xml:space="preserve"> (DD). Skrovellav är typisk art för </w:t>
+      </w:r>
+      <w:r>
+        <w:rPr>
+          <w:i/>
+        </w:rPr>
+        <w:t xml:space="preserve">9010 Taiga, 9020 Nordlig ädellövskog, 9040 Fjällbjörkskog, 9070 Trädklädd betesmark, 9160 Näringsrik ekskog, 9180 Ädellövskog i branter, 9190 Näringsfattig ekskog, 8210 Kalkbranter </w:t>
+      </w:r>
+      <w:r>
+        <w:t xml:space="preserve">och </w:t>
+      </w:r>
+      <w:r>
+        <w:rPr>
+          <w:i/>
+        </w:rPr>
+        <w:t>6530 Lövängar</w:t>
+      </w:r>
+      <w:r>
+        <w:t xml:space="preserve"> (SLU Artdatabanken, 2026; Nitare &amp; Skogsstyrelsen, 2019).</w:t>
+      </w:r>
+    </w:p>
+    <w:p>
+      <w:r>
+        <w:rPr>
+          <w:b/>
+        </w:rPr>
+        <w:t>Stjärntagging (NT)</w:t>
+      </w:r>
+      <w:r>
+        <w:t xml:space="preserve"> signalerar inom hela sitt utbredningsområde höga naturvärden. Svampen är uttorkningskänslig och beroende av ett oförändrat fuktigt mikroklimat. Den är även beroende av en ständig tillgång på död ved i olika nedbrytningsstadier, dock ej nödvändigtvis grova träd. Tidigare påverkan på miljön måste dock ha varit så skonsam att det naturliga skogsekosystemet till stora delar har bevarats. Minskningstakten för den svenska populationen bedöms vara nära gränsvärdet för Sårbar (VU). Stjärntagging är typisk art för </w:t>
+      </w:r>
+      <w:r>
+        <w:rPr>
+          <w:i/>
+        </w:rPr>
+        <w:t xml:space="preserve">9010 Taiga, 9050 Näringsrik granskog </w:t>
+      </w:r>
+      <w:r>
+        <w:t xml:space="preserve">och </w:t>
+      </w:r>
+      <w:r>
+        <w:rPr>
+          <w:i/>
+        </w:rPr>
+        <w:t>9030 Landhöjningsskog</w:t>
+      </w:r>
+      <w:r>
+        <w:t xml:space="preserve"> (SLU Artdatabanken, 2024; Nitare &amp; Skogsstyrelsen, 2019).</w:t>
       </w:r>
     </w:p>
     <w:p>
@@ -987,7 +1143,7 @@
         <w:rPr>
           <w:i/>
         </w:rPr>
-        <w:t>I det avverkningsanmälda skogsområdet har 20 rödlistade arter och signalarter påträffats. Detta ska jämföras med Skogsstyrelsens uppföljning 2017 av nyckelbiotoper som visade att man i genomsnitt hittar 20,6 olika rödlistade arter och signalarter i en nyckelbiotop (Wijk, S. 2017. Biologisk mångfald i nyckelbiotoper – Resultat från inventeringen “Uppföljning biologisk mångfald” 2009–2015. Rapport 4/2017 Skogsstyrelsen, Jönköping).</w:t>
+        <w:t>I det avverkningsanmälda skogsområdet har 26 rödlistade arter och signalarter påträffats. Detta ska jämföras med Skogsstyrelsens uppföljning 2017 av nyckelbiotoper som visade att man i genomsnitt hittar 20,6 olika rödlistade arter och signalarter i en nyckelbiotop (Wijk, S. 2017. Biologisk mångfald i nyckelbiotoper – Resultat från inventeringen “Uppföljning biologisk mångfald” 2009–2015. Rapport 4/2017 Skogsstyrelsen, Jönköping).</w:t>
       </w:r>
     </w:p>
     <w:p>
@@ -1016,7 +1172,7 @@
         <w:rPr>
           <w:i/>
         </w:rPr>
-        <w:t>I det avverkningsanmälda skogsområdet har 22 naturvårdsarter varav 14 rödlistade arter sina livsmiljöer och växtplatser.</w:t>
+        <w:t>I det avverkningsanmälda skogsområdet har 30 naturvårdsarter varav 20 rödlistade arter sina livsmiljöer och växtplatser.</w:t>
       </w:r>
     </w:p>
     <w:p>
@@ -1899,7 +2055,7 @@
     <w:r>
       <w:tab/>
       <w:tab/>
-      <w:t>2026-08-23</w:t>
+      <w:t>2026-08-24</w:t>
       <w:br/>
       <w:br/>
     </w:r>

--- a/klagomål/A 27768-2026 FSC-klagomål.docx
+++ b/klagomål/A 27768-2026 FSC-klagomål.docx
@@ -2055,7 +2055,7 @@
     <w:r>
       <w:tab/>
       <w:tab/>
-      <w:t>2026-08-24</w:t>
+      <w:t>2026-08-25</w:t>
       <w:br/>
       <w:br/>
     </w:r>

--- a/klagomål/A 27768-2026 FSC-klagomål.docx
+++ b/klagomål/A 27768-2026 FSC-klagomål.docx
@@ -2055,7 +2055,7 @@
     <w:r>
       <w:tab/>
       <w:tab/>
-      <w:t>2026-08-25</w:t>
+      <w:t>2026-08-26</w:t>
       <w:br/>
       <w:br/>
     </w:r>

--- a/klagomål/A 27768-2026 FSC-klagomål.docx
+++ b/klagomål/A 27768-2026 FSC-klagomål.docx
@@ -2055,7 +2055,7 @@
     <w:r>
       <w:tab/>
       <w:tab/>
-      <w:t>2026-08-26</w:t>
+      <w:t>2026-08-27</w:t>
       <w:br/>
       <w:br/>
     </w:r>

--- a/klagomål/A 27768-2026 FSC-klagomål.docx
+++ b/klagomål/A 27768-2026 FSC-klagomål.docx
@@ -2055,7 +2055,7 @@
     <w:r>
       <w:tab/>
       <w:tab/>
-      <w:t>2026-08-27</w:t>
+      <w:t>2026-08-28</w:t>
       <w:br/>
       <w:br/>
     </w:r>

--- a/klagomål/A 27768-2026 FSC-klagomål.docx
+++ b/klagomål/A 27768-2026 FSC-klagomål.docx
@@ -2055,7 +2055,7 @@
     <w:r>
       <w:tab/>
       <w:tab/>
-      <w:t>2026-08-28</w:t>
+      <w:t>2026-08-29</w:t>
       <w:br/>
       <w:br/>
     </w:r>

--- a/klagomål/A 27768-2026 FSC-klagomål.docx
+++ b/klagomål/A 27768-2026 FSC-klagomål.docx
@@ -2055,7 +2055,7 @@
     <w:r>
       <w:tab/>
       <w:tab/>
-      <w:t>2026-08-29</w:t>
+      <w:t>2026-08-31</w:t>
       <w:br/>
       <w:br/>
     </w:r>

--- a/klagomål/A 27768-2026 FSC-klagomål.docx
+++ b/klagomål/A 27768-2026 FSC-klagomål.docx
@@ -2055,7 +2055,7 @@
     <w:r>
       <w:tab/>
       <w:tab/>
-      <w:t>2026-08-31</w:t>
+      <w:t>2026-09-01</w:t>
       <w:br/>
       <w:br/>
     </w:r>

--- a/klagomål/A 27768-2026 FSC-klagomål.docx
+++ b/klagomål/A 27768-2026 FSC-klagomål.docx
@@ -2055,7 +2055,7 @@
     <w:r>
       <w:tab/>
       <w:tab/>
-      <w:t>2026-09-01</w:t>
+      <w:t>2026-09-02</w:t>
       <w:br/>
       <w:br/>
     </w:r>

--- a/klagomål/A 27768-2026 FSC-klagomål.docx
+++ b/klagomål/A 27768-2026 FSC-klagomål.docx
@@ -2055,7 +2055,7 @@
     <w:r>
       <w:tab/>
       <w:tab/>
-      <w:t>2026-09-02</w:t>
+      <w:t>2026-09-03</w:t>
       <w:br/>
       <w:br/>
     </w:r>

--- a/klagomål/A 27768-2026 FSC-klagomål.docx
+++ b/klagomål/A 27768-2026 FSC-klagomål.docx
@@ -2055,7 +2055,7 @@
     <w:r>
       <w:tab/>
       <w:tab/>
-      <w:t>2026-09-03</w:t>
+      <w:t>2026-09-04</w:t>
       <w:br/>
       <w:br/>
     </w:r>

--- a/klagomål/A 27768-2026 FSC-klagomål.docx
+++ b/klagomål/A 27768-2026 FSC-klagomål.docx
@@ -2055,7 +2055,7 @@
     <w:r>
       <w:tab/>
       <w:tab/>
-      <w:t>2026-09-04</w:t>
+      <w:t>2026-09-05</w:t>
       <w:br/>
       <w:br/>
     </w:r>
